--- a/manuscript/manuscript_v3/Frontiers_Word_Templates/Frontiers_Template.docx
+++ b/manuscript/manuscript_v3/Frontiers_Word_Templates/Frontiers_Template.docx
@@ -4,21 +4,27 @@
   <w:body>
     <w:p>
       <w:pPr>
-        <w:pStyle w:val="Title"/>
-      </w:pPr>
-      <w:r>
-        <w:t>Article Title</w:t>
-      </w:r>
-    </w:p>
-    <w:p>
-      <w:pPr>
         <w:pStyle w:val="AuthorList"/>
-      </w:pPr>
-      <w:r>
-        <w:t xml:space="preserve">First </w:t>
-      </w:r>
-      <w:r>
-        <w:t>Author</w:t>
+        <w:rPr>
+          <w:sz w:val="32"/>
+          <w:szCs w:val="32"/>
+        </w:rPr>
+      </w:pPr>
+      <w:r>
+        <w:rPr>
+          <w:bCs/>
+          <w:sz w:val="32"/>
+          <w:szCs w:val="32"/>
+        </w:rPr>
+        <w:t>Evaluating Large Language Models as Grant Reviewers: A Comparative Study of Prompt Engineering Strategies</w:t>
+      </w:r>
+    </w:p>
+    <w:p>
+      <w:pPr>
+        <w:pStyle w:val="AuthorList"/>
+      </w:pPr>
+      <w:r>
+        <w:t>Hants Williams</w:t>
       </w:r>
       <w:r>
         <w:rPr>
@@ -30,10 +36,7 @@
         <w:t xml:space="preserve">, </w:t>
       </w:r>
       <w:r>
-        <w:t xml:space="preserve">Second </w:t>
-      </w:r>
-      <w:r>
-        <w:t>Author</w:t>
+        <w:t>Jack Lamberg</w:t>
       </w:r>
       <w:r>
         <w:rPr>
@@ -51,113 +54,93 @@
         <w:t xml:space="preserve">, </w:t>
       </w:r>
       <w:r>
-        <w:t xml:space="preserve">Third </w:t>
-      </w:r>
-      <w:r>
-        <w:t>Author</w:t>
+        <w:t>Eric Lamberg</w:t>
       </w:r>
       <w:r>
         <w:rPr>
           <w:vertAlign w:val="superscript"/>
         </w:rPr>
-        <w:t>1,2</w:t>
-      </w:r>
-    </w:p>
-    <w:p>
-      <w:pPr>
-        <w:spacing w:before="240" w:after="0"/>
-        <w:rPr>
-          <w:rFonts w:cs="Times New Roman"/>
+        <w:t>1</w:t>
+      </w:r>
+    </w:p>
+    <w:p>
+      <w:pPr>
+        <w:spacing w:before="240"/>
+        <w:rPr>
           <w:b/>
-          <w:szCs w:val="24"/>
-        </w:rPr>
-      </w:pPr>
-      <w:r>
-        <w:rPr>
-          <w:rFonts w:cs="Times New Roman"/>
-          <w:szCs w:val="24"/>
+        </w:rPr>
+      </w:pPr>
+      <w:r>
+        <w:rPr>
           <w:vertAlign w:val="superscript"/>
         </w:rPr>
         <w:t>1</w:t>
       </w:r>
       <w:r>
-        <w:rPr>
-          <w:rFonts w:cs="Times New Roman"/>
-          <w:szCs w:val="24"/>
-        </w:rPr>
-        <w:t>Laboratory X, Institute X, Department X, Organization X, City X, State XX (only USA, Canada and Australia), Country</w:t>
-      </w:r>
-    </w:p>
-    <w:p>
-      <w:pPr>
-        <w:spacing w:after="0"/>
-        <w:rPr>
-          <w:rFonts w:cs="Times New Roman"/>
+        <w:t>School of Health Professions</w:t>
+      </w:r>
+      <w:r>
+        <w:t xml:space="preserve">, </w:t>
+      </w:r>
+      <w:r>
+        <w:t>Stony Brook University</w:t>
+      </w:r>
+      <w:r>
+        <w:t xml:space="preserve">, </w:t>
+      </w:r>
+      <w:r>
+        <w:t>Stony Brook</w:t>
+      </w:r>
+      <w:r>
+        <w:t xml:space="preserve">, </w:t>
+      </w:r>
+      <w:r>
+        <w:t xml:space="preserve">New York, USA </w:t>
+      </w:r>
+    </w:p>
+    <w:p>
+      <w:pPr>
+        <w:rPr>
           <w:b/>
-          <w:szCs w:val="24"/>
-        </w:rPr>
-      </w:pPr>
-      <w:r>
-        <w:rPr>
-          <w:rFonts w:cs="Times New Roman"/>
-          <w:szCs w:val="24"/>
+        </w:rPr>
+      </w:pPr>
+      <w:r>
+        <w:rPr>
           <w:vertAlign w:val="superscript"/>
         </w:rPr>
         <w:t>2</w:t>
       </w:r>
       <w:r>
-        <w:rPr>
-          <w:rFonts w:cs="Times New Roman"/>
-          <w:szCs w:val="24"/>
-        </w:rPr>
-        <w:t>Laboratory X, Institute X, Department X, Organization X, City X, State XX (only USA, Canada and Australia), Country</w:t>
-      </w:r>
-    </w:p>
-    <w:p>
-      <w:pPr>
-        <w:spacing w:before="240" w:after="0"/>
-        <w:rPr>
-          <w:rFonts w:cs="Times New Roman"/>
+        <w:t xml:space="preserve">Binhamton University, Binghamton, New York, USA </w:t>
+      </w:r>
+    </w:p>
+    <w:p>
+      <w:pPr>
+        <w:spacing w:before="240"/>
+        <w:rPr>
           <w:b/>
-          <w:szCs w:val="24"/>
-        </w:rPr>
-      </w:pPr>
-      <w:r>
-        <w:rPr>
-          <w:rFonts w:cs="Times New Roman"/>
+        </w:rPr>
+      </w:pPr>
+      <w:r>
+        <w:rPr>
           <w:b/>
-          <w:szCs w:val="24"/>
         </w:rPr>
         <w:t xml:space="preserve">* Correspondence: </w:t>
       </w:r>
       <w:r>
         <w:rPr>
-          <w:rFonts w:cs="Times New Roman"/>
           <w:b/>
-          <w:szCs w:val="24"/>
         </w:rPr>
         <w:br/>
       </w:r>
       <w:r>
-        <w:rPr>
-          <w:rFonts w:cs="Times New Roman"/>
-          <w:szCs w:val="24"/>
-        </w:rPr>
         <w:t>Corresponding Author</w:t>
       </w:r>
       <w:r>
-        <w:rPr>
-          <w:rFonts w:cs="Times New Roman"/>
-          <w:szCs w:val="24"/>
-        </w:rPr>
         <w:br/>
       </w:r>
       <w:r>
-        <w:rPr>
-          <w:rFonts w:cs="Times New Roman"/>
-          <w:szCs w:val="24"/>
-        </w:rPr>
-        <w:t>email@uni.edu</w:t>
+        <w:t>hants.williams@stonybrook.edu</w:t>
       </w:r>
     </w:p>
     <w:p>
@@ -165,7 +148,10 @@
         <w:pStyle w:val="AuthorList"/>
       </w:pPr>
       <w:r>
-        <w:t>Keywords: keyword</w:t>
+        <w:t xml:space="preserve">Keywords: </w:t>
+      </w:r>
+      <w:r>
+        <w:t>large language models</w:t>
       </w:r>
       <w:r>
         <w:rPr>
@@ -174,7 +160,10 @@
         <w:t>1</w:t>
       </w:r>
       <w:r>
-        <w:t>, keyword</w:t>
+        <w:t xml:space="preserve">, </w:t>
+      </w:r>
+      <w:r>
+        <w:t>grant review</w:t>
       </w:r>
       <w:r>
         <w:rPr>
@@ -183,7 +172,10 @@
         <w:t>2</w:t>
       </w:r>
       <w:r>
-        <w:t>, keyword</w:t>
+        <w:t xml:space="preserve">, </w:t>
+      </w:r>
+      <w:r>
+        <w:t>peer reviewer</w:t>
       </w:r>
       <w:r>
         <w:rPr>
@@ -192,7 +184,10 @@
         <w:t>3</w:t>
       </w:r>
       <w:r>
-        <w:t>, keyword</w:t>
+        <w:t xml:space="preserve">, </w:t>
+      </w:r>
+      <w:r>
+        <w:t>prompt engineering</w:t>
       </w:r>
       <w:r>
         <w:rPr>
@@ -201,7 +196,10 @@
         <w:t>4</w:t>
       </w:r>
       <w:r>
-        <w:t>, keyword</w:t>
+        <w:t xml:space="preserve">, </w:t>
+      </w:r>
+      <w:r>
+        <w:t>artificial intelligence</w:t>
       </w:r>
       <w:r>
         <w:rPr>
@@ -209,18 +207,6 @@
         </w:rPr>
         <w:t>5</w:t>
       </w:r>
-      <w:r>
-        <w:t>.</w:t>
-      </w:r>
-      <w:r>
-        <w:t xml:space="preserve"> (</w:t>
-      </w:r>
-      <w:r>
-        <w:t>Min.5-</w:t>
-      </w:r>
-      <w:r>
-        <w:t>Max. 8)</w:t>
-      </w:r>
     </w:p>
     <w:p>
       <w:pPr>
@@ -232,80 +218,26 @@
     </w:p>
     <w:p>
       <w:pPr>
-        <w:rPr>
-          <w:szCs w:val="24"/>
-        </w:rPr>
-      </w:pPr>
-      <w:r>
-        <w:rPr>
-          <w:szCs w:val="24"/>
-        </w:rPr>
-        <w:t xml:space="preserve">For full guidelines please refer to </w:t>
-      </w:r>
-      <w:hyperlink r:id="rId12" w:history="1">
-        <w:r>
-          <w:rPr>
-            <w:rStyle w:val="Hyperlink"/>
-            <w:szCs w:val="24"/>
-          </w:rPr>
-          <w:t>Author Guidelines</w:t>
-        </w:r>
-      </w:hyperlink>
-    </w:p>
-    <w:p>
-      <w:pPr>
-        <w:rPr>
-          <w:b/>
-          <w:szCs w:val="24"/>
-        </w:rPr>
-      </w:pPr>
-      <w:r>
-        <w:rPr>
-          <w:szCs w:val="24"/>
-        </w:rPr>
-        <w:t xml:space="preserve">As a primary goal, the abstract should render the general significance and conceptual advance of the work clearly accessible to a broad readership. References should not be cited in the abstract. Leave the Abstract empty if your article </w:t>
-      </w:r>
-      <w:r>
-        <w:rPr>
-          <w:szCs w:val="24"/>
-        </w:rPr>
-        <w:t>does not require one</w:t>
-      </w:r>
-      <w:r>
-        <w:rPr>
-          <w:szCs w:val="24"/>
-        </w:rPr>
-        <w:t xml:space="preserve"> – please see</w:t>
-      </w:r>
-      <w:r>
-        <w:rPr>
-          <w:szCs w:val="24"/>
-        </w:rPr>
-        <w:t xml:space="preserve"> the </w:t>
-      </w:r>
-      <w:r>
-        <w:rPr>
-          <w:szCs w:val="24"/>
-        </w:rPr>
-        <w:t>“Article types”</w:t>
-      </w:r>
-      <w:r>
-        <w:rPr>
-          <w:szCs w:val="24"/>
-        </w:rPr>
-        <w:t xml:space="preserve"> on every Frontiers journal page</w:t>
-      </w:r>
-      <w:r>
-        <w:rPr>
-          <w:szCs w:val="24"/>
-        </w:rPr>
-        <w:t xml:space="preserve"> for full details</w:t>
-      </w:r>
-      <w:r>
-        <w:rPr>
-          <w:szCs w:val="24"/>
-        </w:rPr>
-        <w:t>.</w:t>
+        <w:spacing w:before="120" w:after="240"/>
+      </w:pPr>
+      <w:r>
+        <w:t>Grant application review is resource-intensive and subject to inter-rater variability. Large language models (LLMs) may augment this process, but their reliability in grant evaluation remains unexplored. This exploratory pilot study compared LLM-generated grant reviews to human expert reviews across three prompt engineering strategies: zero-shot (no examples), few-shot (multiple training examples), and few-shot with strict scoring instructions. Three commercial LLMs (</w:t>
+      </w:r>
+      <w:proofErr w:type="spellStart"/>
+      <w:r>
+        <w:t>OpenAI</w:t>
+      </w:r>
+      <w:proofErr w:type="spellEnd"/>
+      <w:r>
+        <w:t xml:space="preserve"> GPT-5 Nano, Google Gemini 2.5 Flash, </w:t>
+      </w:r>
+      <w:proofErr w:type="spellStart"/>
+      <w:r>
+        <w:t>xAI</w:t>
+      </w:r>
+      <w:proofErr w:type="spellEnd"/>
+      <w:r>
+        <w:t xml:space="preserve"> Grok 4 Fast Reasoning) each reviewed three de-identified faculty seed grant applications ($5,000 awards) under each condition, generating 63 LLM reviews compared against 12 human expert reviews. Among the three conditions tested, few-shot prompting produced scores closest to human reviewers (mean difference: -2.57 points on a 100-point scale, p = 0.671, Glass's Δ = -0.19), though this alignment may partly reflect anchoring to the training application's score range rather than generalizable calibration. Zero-shot prompting showed moderate optimism bias (+4.55 points, p = 0.347) and strict instructions produced substantial under-scoring (-10.68 points, p = 0.097). LLMs demonstrated 49–59% lower score dispersion than humans (49% in Experiment 1; 59% in Experiments 2–3), and likely reflects range restriction: LLMs compressed scores into a narrow band and failed to consistently reproduce the human rank ordering of applications. These preliminary findings suggest that prompt engineering substantially affects LLM scoring behavior, but LLMs cannot yet reliably replicate human grant review judgments.</w:t>
       </w:r>
     </w:p>
     <w:p>
@@ -317,62 +249,39 @@
       </w:r>
     </w:p>
     <w:p>
-      <w:pPr>
-        <w:rPr>
-          <w:szCs w:val="24"/>
-        </w:rPr>
-      </w:pPr>
-      <w:r>
-        <w:rPr>
-          <w:szCs w:val="24"/>
-        </w:rPr>
-        <w:t xml:space="preserve">For </w:t>
-      </w:r>
-      <w:r>
-        <w:rPr>
-          <w:b/>
-          <w:szCs w:val="24"/>
-        </w:rPr>
-        <w:t>Original Research Articles, Clinical Trial Articles</w:t>
-      </w:r>
-      <w:r>
-        <w:rPr>
-          <w:szCs w:val="24"/>
-        </w:rPr>
-        <w:t xml:space="preserve">, and </w:t>
-      </w:r>
-      <w:r>
-        <w:rPr>
-          <w:b/>
-          <w:szCs w:val="24"/>
-        </w:rPr>
-        <w:t>Technology Reports</w:t>
-      </w:r>
-      <w:r>
-        <w:rPr>
-          <w:szCs w:val="24"/>
-        </w:rPr>
-        <w:t xml:space="preserve"> the introduction should be succinct, with no subheadings. For </w:t>
-      </w:r>
-      <w:r>
-        <w:rPr>
-          <w:b/>
-          <w:szCs w:val="24"/>
-        </w:rPr>
-        <w:t xml:space="preserve">Case </w:t>
-      </w:r>
-      <w:r>
-        <w:rPr>
-          <w:b/>
-          <w:szCs w:val="24"/>
-        </w:rPr>
-        <w:t>Reports</w:t>
-      </w:r>
-      <w:r>
-        <w:rPr>
-          <w:szCs w:val="24"/>
-        </w:rPr>
-        <w:t xml:space="preserve"> the Introduction should include symptoms at presentation, physical exams and lab results.</w:t>
+      <w:r>
+        <w:t>The evaluation of research grant applications is a cornerstone of academic funding, yet it remains resource-intensive, placing substantial demands on expert reviewers (1, 2). Studies have consistently identified bias and inter-rater inconsistency as persistent limitations of peer review (3, 4). Large language models (LLMs) have demonstrated consistency in applying structured evaluation criteria (5) and may reduce the burden of initial screening in peer review workflows (6), suggesting potential advantages for grant review. However, significant concerns remain about whether LLMs can capture the nuanced judgment that experienced human reviewers bring to holistic evaluation, and prior research has documented "optimism bias" in LLM evaluations (7).</w:t>
+      </w:r>
+    </w:p>
+    <w:p/>
+    <w:p>
+      <w:pPr>
+        <w:spacing w:before="120" w:after="240"/>
+      </w:pPr>
+      <w:r>
+        <w:lastRenderedPageBreak/>
+        <w:t>A growing body of evidence suggests that LLM performance is highly sensitive to prompt engineering: the design of instructions and examples provided to guide model behavior (8, 9). Despite the recognized importance of prompt design, no prior study has systematically compared prompt engineering strategies in the context of grant review. While several studies have explored LLM applications in journal manuscript peer review (10, 11), the grant review context presents unique challenges: assessment across diverse criteria (innovation, methodology, team, budget, feasibility), evaluation of proposed rather than completed research, and funding decisions with direct financial implications.</w:t>
+      </w:r>
+    </w:p>
+    <w:p>
+      <w:r>
+        <w:t>This exploratory pilot study investigated whether LLMs can generate grant review scores that align with human expert reviewers and how different prompt engineering strategies affect this alignment. We tested three conditions: (1) zero-shot prompting with only rubric instructions, (2) few-shot prompting with multiple human review examples demonstrating natural score variance, and (3) few-shot prompting combined with explicit strict scoring instructions. Three commercial LLMs (</w:t>
+      </w:r>
+      <w:proofErr w:type="spellStart"/>
+      <w:r>
+        <w:t>OpenAI</w:t>
+      </w:r>
+      <w:proofErr w:type="spellEnd"/>
+      <w:r>
+        <w:t xml:space="preserve"> GPT-5 Nano, Google Gemini 2.5 Flash, </w:t>
+      </w:r>
+      <w:proofErr w:type="spellStart"/>
+      <w:r>
+        <w:t>xAI</w:t>
+      </w:r>
+      <w:proofErr w:type="spellEnd"/>
+      <w:r>
+        <w:t xml:space="preserve"> Grok 4 Fast Reasoning) were evaluated across all conditions using applications from an institutional seed grant program.</w:t>
       </w:r>
     </w:p>
     <w:p>
@@ -380,99 +289,201 @@
         <w:pStyle w:val="Heading1"/>
       </w:pPr>
       <w:r>
-        <w:t>Article types</w:t>
-      </w:r>
-    </w:p>
-    <w:p>
-      <w:pPr>
-        <w:rPr>
-          <w:rStyle w:val="Hyperlink"/>
-          <w:color w:val="auto"/>
-          <w:szCs w:val="24"/>
-          <w:u w:val="none"/>
-        </w:rPr>
-      </w:pPr>
-      <w:r>
-        <w:rPr>
-          <w:szCs w:val="24"/>
-        </w:rPr>
-        <w:t xml:space="preserve">For requirements for a specific article type please refer to the Article Types on any Frontiers journal page. </w:t>
-      </w:r>
-      <w:r>
-        <w:rPr>
-          <w:rStyle w:val="Hyperlink"/>
-          <w:color w:val="auto"/>
-          <w:szCs w:val="24"/>
-          <w:u w:val="none"/>
-        </w:rPr>
-        <w:t>P</w:t>
-      </w:r>
-      <w:r>
-        <w:rPr>
-          <w:szCs w:val="24"/>
-        </w:rPr>
-        <w:t xml:space="preserve">lease also refer to </w:t>
-      </w:r>
-      <w:hyperlink r:id="rId13" w:anchor="sections" w:history="1">
-        <w:r>
-          <w:rPr>
-            <w:rStyle w:val="Hyperlink"/>
-            <w:szCs w:val="24"/>
-          </w:rPr>
-          <w:t>Author Guidelines</w:t>
-        </w:r>
-      </w:hyperlink>
-      <w:r>
-        <w:rPr>
-          <w:rStyle w:val="Hyperlink"/>
-          <w:szCs w:val="24"/>
+        <w:t>Methods</w:t>
+      </w:r>
+    </w:p>
+    <w:p>
+      <w:pPr>
+        <w:pStyle w:val="Heading2"/>
+      </w:pPr>
+      <w:r>
+        <w:t xml:space="preserve">Study Design </w:t>
+      </w:r>
+    </w:p>
+    <w:p>
+      <w:r>
+        <w:t>We conducted a multi-condition, multi-vendor comparative evaluation at Stony Brook University School of Health Professions using applications from the Research Seed Grant Program (awards up to $5,000). This study was approved by the Stony Brook University IRB (Protocol: IRB2025-00534, classified as non-human subjects research). All applicants provided informed consent; one applicant declined and was excluded.</w:t>
+      </w:r>
+    </w:p>
+    <w:p>
+      <w:pPr>
+        <w:pStyle w:val="Heading2"/>
+      </w:pPr>
+      <w:r>
+        <w:t xml:space="preserve">Grant Applications and Human Reviews </w:t>
+      </w:r>
+    </w:p>
+    <w:p>
+      <w:pPr>
+        <w:pStyle w:val="Heading2"/>
+        <w:numPr>
+          <w:ilvl w:val="0"/>
+          <w:numId w:val="0"/>
+        </w:numPr>
+      </w:pPr>
+      <w:r>
+        <w:rPr>
+          <w:rFonts w:eastAsiaTheme="minorHAnsi" w:cstheme="minorBidi"/>
+          <w:b w:val="0"/>
+        </w:rPr>
+        <w:t>Three de-identified applications (pseudonymized as FC1, FC2, and FC3) were each independently reviewed by four expert reviewers (n = 12 total human reviews). Reviewers held doctoral degrees with minimum 5 years of research experience and prior grant review experience. All reviews used a standardized six-criterion rubric totaling 100 points: Innovation and Impact (30), Research Methods (30), Team Qualifications (10), Funding Potential (10), Budget (10), and Writing Quality (10). Reviewers also provided a funding recommendation: Fund, Fund with Revisions, or Do Not Fund.</w:t>
+      </w:r>
+    </w:p>
+    <w:p>
+      <w:pPr>
+        <w:pStyle w:val="Heading2"/>
+        <w:rPr>
+          <w:bCs/>
+        </w:rPr>
+      </w:pPr>
+      <w:r>
+        <w:rPr>
+          <w:bCs/>
+        </w:rPr>
+        <w:t>Experimental Conditions</w:t>
+      </w:r>
+    </w:p>
+    <w:p>
+      <w:pPr>
+        <w:pStyle w:val="Heading2"/>
+        <w:numPr>
+          <w:ilvl w:val="0"/>
+          <w:numId w:val="0"/>
+        </w:numPr>
+      </w:pPr>
+      <w:r>
+        <w:rPr>
+          <w:rFonts w:eastAsia="Times New Roman"/>
+          <w:b w:val="0"/>
+          <w:lang w:val="en-GB" w:eastAsia="en-GB"/>
+        </w:rPr>
+        <w:t>Three prompt engineering strategies were tested. To prevent data contamination in experiments using training examples (Experiments 2–3), FC3's application and its four human reviews served as training data and were excluded from all comparisons in those experiments.</w:t>
+      </w:r>
+    </w:p>
+    <w:p>
+      <w:r>
+        <w:rPr>
+          <w:i/>
+          <w:iCs/>
+        </w:rPr>
+        <w:t>Experiment 1 (Zero-Shot):</w:t>
+      </w:r>
+      <w:r>
+        <w:t xml:space="preserve"> LLMs received only evaluation instructions, the scoring rubric, and application text, with no training examples. All 12 human reviews served as the comparison group (27 LLM reviews: 3 vendors × 3 applicants × 3 iterations).</w:t>
+      </w:r>
+    </w:p>
+    <w:p>
+      <w:pPr>
+        <w:ind w:left="720"/>
+      </w:pPr>
+    </w:p>
+    <w:p>
+      <w:r>
+        <w:rPr>
+          <w:i/>
+          <w:iCs/>
+        </w:rPr>
+        <w:t>Experiment 2 (Few-Shot):</w:t>
+      </w:r>
+      <w:r>
+        <w:t xml:space="preserve"> LLMs received all four human reviews of FC3's application as training examples demonstrating natural score variance (range: 61–80 points). Only FC1 and FC2 reviews were compared (18 LLM reviews vs. 8 human reviews).</w:t>
+      </w:r>
+    </w:p>
+    <w:p>
+      <w:pPr>
+        <w:ind w:left="720"/>
+      </w:pPr>
+    </w:p>
+    <w:p>
+      <w:r>
+        <w:rPr>
+          <w:i/>
+          <w:iCs/>
+        </w:rPr>
+        <w:lastRenderedPageBreak/>
+        <w:t>Experiment 3 (Few-Shot + Strict):</w:t>
+      </w:r>
+      <w:r>
+        <w:t xml:space="preserve"> Same training examples as Experiment 2, supplemented with explicit instructions to apply conservative scoring (e.g., "Apply high standards," "Reserve high scores for truly exceptional proposals," "Be critical in your assessment"). Same comparison groups as Experiment 2 (18 LLM vs. 8 human reviews).</w:t>
+      </w:r>
+    </w:p>
+    <w:p>
+      <w:pPr>
+        <w:pStyle w:val="Heading2"/>
+        <w:rPr>
+          <w:bCs/>
+        </w:rPr>
+      </w:pPr>
+      <w:r>
+        <w:rPr>
+          <w:bCs/>
+        </w:rPr>
+        <w:t>LLM</w:t>
+      </w:r>
+      <w:r>
+        <w:rPr>
+          <w:bCs/>
         </w:rPr>
         <w:t xml:space="preserve"> </w:t>
       </w:r>
       <w:r>
         <w:rPr>
-          <w:rStyle w:val="Hyperlink"/>
-          <w:color w:val="auto"/>
-          <w:szCs w:val="24"/>
-          <w:u w:val="none"/>
-        </w:rPr>
-        <w:t>for further information</w:t>
-      </w:r>
-      <w:r>
-        <w:rPr>
-          <w:rStyle w:val="Hyperlink"/>
-          <w:color w:val="auto"/>
-          <w:szCs w:val="24"/>
-          <w:u w:val="none"/>
-        </w:rPr>
-        <w:t xml:space="preserve"> on how to</w:t>
-      </w:r>
-      <w:r>
-        <w:rPr>
-          <w:szCs w:val="24"/>
-        </w:rPr>
-        <w:t xml:space="preserve"> organize your manuscript in the required sections or their equivalents for your field</w:t>
-      </w:r>
-      <w:r>
-        <w:rPr>
-          <w:rStyle w:val="FootnoteReference"/>
-          <w:szCs w:val="24"/>
-        </w:rPr>
-        <w:footnoteReference w:id="1"/>
-      </w:r>
-      <w:r>
-        <w:rPr>
-          <w:szCs w:val="24"/>
-        </w:rPr>
-        <w:t>.</w:t>
-      </w:r>
-    </w:p>
-    <w:p>
-      <w:pPr>
-        <w:pStyle w:val="Heading1"/>
-      </w:pPr>
-      <w:r>
-        <w:t>Manuscript Formatting</w:t>
+          <w:bCs/>
+        </w:rPr>
+        <w:t>Configuration</w:t>
+      </w:r>
+    </w:p>
+    <w:p>
+      <w:r>
+        <w:t xml:space="preserve">Three commercial LLMs were evaluated using October 2025 API versions: </w:t>
+      </w:r>
+      <w:proofErr w:type="spellStart"/>
+      <w:r>
+        <w:t>OpenAI</w:t>
+      </w:r>
+      <w:proofErr w:type="spellEnd"/>
+      <w:r>
+        <w:t xml:space="preserve"> GPT-5 Nano (gpt-5-nano-2025-08-07), Google Gemini 2.5 Flash (gemini-2.5-flash), and </w:t>
+      </w:r>
+      <w:proofErr w:type="spellStart"/>
+      <w:r>
+        <w:t>xAI</w:t>
+      </w:r>
+      <w:proofErr w:type="spellEnd"/>
+      <w:r>
+        <w:t xml:space="preserve"> Grok 4 Fast Reasoning (grok-4-fast-reasoning). </w:t>
+      </w:r>
+      <w:proofErr w:type="spellStart"/>
+      <w:r>
+        <w:t>xAI</w:t>
+      </w:r>
+      <w:proofErr w:type="spellEnd"/>
+      <w:r>
+        <w:t xml:space="preserve"> Grok used temperature = 0.1 and max tokens = 4000; </w:t>
+      </w:r>
+      <w:proofErr w:type="spellStart"/>
+      <w:r>
+        <w:t>OpenAI</w:t>
+      </w:r>
+      <w:proofErr w:type="spellEnd"/>
+      <w:r>
+        <w:t xml:space="preserve"> and Google models used default API parameters (documented default temperature = 1.0 for both vendors at the time of data collection). The low temperature setting for </w:t>
+      </w:r>
+      <w:proofErr w:type="spellStart"/>
+      <w:r>
+        <w:t>xAI</w:t>
+      </w:r>
+      <w:proofErr w:type="spellEnd"/>
+      <w:r>
+        <w:t xml:space="preserve"> Grok may contribute to lower output variability for that vendor. No system prompts were used beyond the experimental prompt templates. Three independent iterations per vendor-application-experiment combination yielded 81 LLM reviews across the three experiments (27 per experiment), of which 63 entered the primary analyses (all 27 in Experiment 1; 18 each in Experiments 2–3 after excluding the training application). No LLM calls failed or were excluded; one criterion-level value (Team Strength) was missing from a single </w:t>
+      </w:r>
+      <w:proofErr w:type="gramStart"/>
+      <w:r>
+        <w:t>review</w:t>
+      </w:r>
+      <w:proofErr w:type="gramEnd"/>
+      <w:r>
+        <w:t xml:space="preserve"> but the total score was still produced.</w:t>
       </w:r>
     </w:p>
     <w:p>
@@ -480,642 +491,52 @@
         <w:pStyle w:val="Heading2"/>
       </w:pPr>
       <w:r>
-        <w:t>Headings</w:t>
-      </w:r>
-    </w:p>
-    <w:p>
-      <w:pPr>
-        <w:rPr>
-          <w:szCs w:val="24"/>
-        </w:rPr>
-      </w:pPr>
-      <w:r>
-        <w:rPr>
-          <w:szCs w:val="24"/>
-        </w:rPr>
-        <w:lastRenderedPageBreak/>
-        <w:t>You may insert up to 5 heading levels into your manuscript</w:t>
-      </w:r>
-      <w:r>
-        <w:rPr>
-          <w:szCs w:val="24"/>
+        <w:rPr>
+          <w:bCs/>
+        </w:rPr>
+        <w:t>Statistical</w:t>
+      </w:r>
+      <w:r>
+        <w:rPr>
+          <w:bCs/>
         </w:rPr>
         <w:t xml:space="preserve"> </w:t>
       </w:r>
       <w:r>
         <w:rPr>
-          <w:szCs w:val="24"/>
-        </w:rPr>
-        <w:t>as can be seen in “S</w:t>
-      </w:r>
-      <w:r>
-        <w:rPr>
-          <w:szCs w:val="24"/>
-        </w:rPr>
-        <w:t xml:space="preserve">tyles” </w:t>
-      </w:r>
-      <w:r>
-        <w:rPr>
-          <w:szCs w:val="24"/>
-        </w:rPr>
-        <w:t>tab</w:t>
-      </w:r>
-      <w:r>
-        <w:rPr>
-          <w:szCs w:val="24"/>
-        </w:rPr>
-        <w:t xml:space="preserve"> of this template. These formatting styles are meant as a guide, as long as the heading levels are clear, Frontiers style will be applied during typesetting.</w:t>
-      </w:r>
-    </w:p>
-    <w:p>
-      <w:pPr>
-        <w:pStyle w:val="Heading2"/>
-      </w:pPr>
-      <w:r>
-        <w:t>Equations</w:t>
-      </w:r>
-      <w:r>
-        <w:t xml:space="preserve"> </w:t>
-      </w:r>
-    </w:p>
-    <w:p>
-      <w:pPr>
-        <w:rPr>
-          <w:b/>
-          <w:szCs w:val="24"/>
-        </w:rPr>
-      </w:pPr>
-      <w:r>
-        <w:rPr>
-          <w:szCs w:val="24"/>
-        </w:rPr>
-        <w:t>The equations should be inserted in editable format from the equation editor.</w:t>
-      </w:r>
-    </w:p>
-    <w:p>
-      <w:pPr>
-        <w:pStyle w:val="Caption"/>
-      </w:pPr>
-      <m:oMathPara>
-        <m:oMath>
-          <m:r>
-            <m:rPr>
-              <m:sty m:val="bi"/>
-            </m:rPr>
-            <w:rPr>
-              <w:rFonts w:ascii="Cambria Math" w:hAnsi="Cambria Math"/>
-            </w:rPr>
-            <m:t>f</m:t>
-          </m:r>
-          <m:d>
-            <m:dPr>
-              <m:ctrlPr>
-                <w:rPr>
-                  <w:rFonts w:ascii="Cambria Math" w:hAnsi="Cambria Math"/>
-                </w:rPr>
-              </m:ctrlPr>
-            </m:dPr>
-            <m:e>
-              <m:r>
-                <m:rPr>
-                  <m:sty m:val="bi"/>
-                </m:rPr>
-                <w:rPr>
-                  <w:rFonts w:ascii="Cambria Math" w:hAnsi="Cambria Math"/>
-                </w:rPr>
-                <m:t>x</m:t>
-              </m:r>
-            </m:e>
-          </m:d>
-          <m:r>
-            <m:rPr>
-              <m:sty m:val="bi"/>
-            </m:rPr>
-            <w:rPr>
-              <w:rFonts w:ascii="Cambria Math" w:hAnsi="Cambria Math"/>
-            </w:rPr>
-            <m:t>=</m:t>
-          </m:r>
-          <m:sSub>
-            <m:sSubPr>
-              <m:ctrlPr>
-                <w:rPr>
-                  <w:rFonts w:ascii="Cambria Math" w:hAnsi="Cambria Math"/>
-                </w:rPr>
-              </m:ctrlPr>
-            </m:sSubPr>
-            <m:e>
-              <m:r>
-                <m:rPr>
-                  <m:sty m:val="bi"/>
-                </m:rPr>
-                <w:rPr>
-                  <w:rFonts w:ascii="Cambria Math" w:hAnsi="Cambria Math"/>
-                </w:rPr>
-                <m:t>a</m:t>
-              </m:r>
-            </m:e>
-            <m:sub>
-              <m:r>
-                <m:rPr>
-                  <m:sty m:val="bi"/>
-                </m:rPr>
-                <w:rPr>
-                  <w:rFonts w:ascii="Cambria Math" w:hAnsi="Cambria Math"/>
-                </w:rPr>
-                <m:t>0</m:t>
-              </m:r>
-            </m:sub>
-          </m:sSub>
-          <m:r>
-            <m:rPr>
-              <m:sty m:val="bi"/>
-            </m:rPr>
-            <w:rPr>
-              <w:rFonts w:ascii="Cambria Math" w:hAnsi="Cambria Math"/>
-            </w:rPr>
-            <m:t>+</m:t>
-          </m:r>
-          <m:nary>
-            <m:naryPr>
-              <m:chr m:val="∑"/>
-              <m:grow m:val="1"/>
-              <m:ctrlPr>
-                <w:rPr>
-                  <w:rFonts w:ascii="Cambria Math" w:hAnsi="Cambria Math"/>
-                </w:rPr>
-              </m:ctrlPr>
-            </m:naryPr>
-            <m:sub>
-              <m:r>
-                <m:rPr>
-                  <m:sty m:val="bi"/>
-                </m:rPr>
-                <w:rPr>
-                  <w:rFonts w:ascii="Cambria Math" w:hAnsi="Cambria Math"/>
-                </w:rPr>
-                <m:t>n=1</m:t>
-              </m:r>
-            </m:sub>
-            <m:sup>
-              <m:r>
-                <m:rPr>
-                  <m:sty m:val="bi"/>
-                </m:rPr>
-                <w:rPr>
-                  <w:rFonts w:ascii="Cambria Math" w:hAnsi="Cambria Math"/>
-                </w:rPr>
-                <m:t>∞</m:t>
-              </m:r>
-            </m:sup>
-            <m:e>
-              <m:d>
-                <m:dPr>
-                  <m:ctrlPr>
-                    <w:rPr>
-                      <w:rFonts w:ascii="Cambria Math" w:hAnsi="Cambria Math"/>
-                    </w:rPr>
-                  </m:ctrlPr>
-                </m:dPr>
-                <m:e>
-                  <m:sSub>
-                    <m:sSubPr>
-                      <m:ctrlPr>
-                        <w:rPr>
-                          <w:rFonts w:ascii="Cambria Math" w:hAnsi="Cambria Math"/>
-                        </w:rPr>
-                      </m:ctrlPr>
-                    </m:sSubPr>
-                    <m:e>
-                      <m:r>
-                        <m:rPr>
-                          <m:sty m:val="bi"/>
-                        </m:rPr>
-                        <w:rPr>
-                          <w:rFonts w:ascii="Cambria Math" w:eastAsia="Cambria Math" w:hAnsi="Cambria Math"/>
-                        </w:rPr>
-                        <m:t>a</m:t>
-                      </m:r>
-                    </m:e>
-                    <m:sub>
-                      <m:r>
-                        <m:rPr>
-                          <m:sty m:val="bi"/>
-                        </m:rPr>
-                        <w:rPr>
-                          <w:rFonts w:ascii="Cambria Math" w:eastAsia="Cambria Math" w:hAnsi="Cambria Math"/>
-                        </w:rPr>
-                        <m:t>n</m:t>
-                      </m:r>
-                    </m:sub>
-                  </m:sSub>
-                  <m:func>
-                    <m:funcPr>
-                      <m:ctrlPr>
-                        <w:rPr>
-                          <w:rFonts w:ascii="Cambria Math" w:hAnsi="Cambria Math"/>
-                        </w:rPr>
-                      </m:ctrlPr>
-                    </m:funcPr>
-                    <m:fName>
-                      <m:r>
-                        <m:rPr>
-                          <m:sty m:val="b"/>
-                        </m:rPr>
-                        <w:rPr>
-                          <w:rFonts w:ascii="Cambria Math" w:eastAsia="Cambria Math" w:hAnsi="Cambria Math"/>
-                        </w:rPr>
-                        <m:t>cos</m:t>
-                      </m:r>
-                    </m:fName>
-                    <m:e>
-                      <m:f>
-                        <m:fPr>
-                          <m:ctrlPr>
-                            <w:rPr>
-                              <w:rFonts w:ascii="Cambria Math" w:hAnsi="Cambria Math"/>
-                            </w:rPr>
-                          </m:ctrlPr>
-                        </m:fPr>
-                        <m:num>
-                          <m:r>
-                            <m:rPr>
-                              <m:sty m:val="bi"/>
-                            </m:rPr>
-                            <w:rPr>
-                              <w:rFonts w:ascii="Cambria Math" w:eastAsia="Cambria Math" w:hAnsi="Cambria Math"/>
-                            </w:rPr>
-                            <m:t>nπx</m:t>
-                          </m:r>
-                        </m:num>
-                        <m:den>
-                          <m:r>
-                            <m:rPr>
-                              <m:sty m:val="bi"/>
-                            </m:rPr>
-                            <w:rPr>
-                              <w:rFonts w:ascii="Cambria Math" w:eastAsia="Cambria Math" w:hAnsi="Cambria Math"/>
-                            </w:rPr>
-                            <m:t>L</m:t>
-                          </m:r>
-                        </m:den>
-                      </m:f>
-                    </m:e>
-                  </m:func>
-                  <m:r>
-                    <m:rPr>
-                      <m:sty m:val="bi"/>
-                    </m:rPr>
-                    <w:rPr>
-                      <w:rFonts w:ascii="Cambria Math" w:eastAsia="Cambria Math" w:hAnsi="Cambria Math"/>
-                    </w:rPr>
-                    <m:t>+</m:t>
-                  </m:r>
-                  <m:sSub>
-                    <m:sSubPr>
-                      <m:ctrlPr>
-                        <w:rPr>
-                          <w:rFonts w:ascii="Cambria Math" w:hAnsi="Cambria Math"/>
-                        </w:rPr>
-                      </m:ctrlPr>
-                    </m:sSubPr>
-                    <m:e>
-                      <m:r>
-                        <m:rPr>
-                          <m:sty m:val="bi"/>
-                        </m:rPr>
-                        <w:rPr>
-                          <w:rFonts w:ascii="Cambria Math" w:eastAsia="Cambria Math" w:hAnsi="Cambria Math"/>
-                        </w:rPr>
-                        <m:t>b</m:t>
-                      </m:r>
-                    </m:e>
-                    <m:sub>
-                      <m:r>
-                        <m:rPr>
-                          <m:sty m:val="bi"/>
-                        </m:rPr>
-                        <w:rPr>
-                          <w:rFonts w:ascii="Cambria Math" w:eastAsia="Cambria Math" w:hAnsi="Cambria Math"/>
-                        </w:rPr>
-                        <m:t>n</m:t>
-                      </m:r>
-                    </m:sub>
-                  </m:sSub>
-                  <m:func>
-                    <m:funcPr>
-                      <m:ctrlPr>
-                        <w:rPr>
-                          <w:rFonts w:ascii="Cambria Math" w:hAnsi="Cambria Math"/>
-                        </w:rPr>
-                      </m:ctrlPr>
-                    </m:funcPr>
-                    <m:fName>
-                      <m:r>
-                        <m:rPr>
-                          <m:sty m:val="b"/>
-                        </m:rPr>
-                        <w:rPr>
-                          <w:rFonts w:ascii="Cambria Math" w:eastAsia="Cambria Math" w:hAnsi="Cambria Math"/>
-                        </w:rPr>
-                        <m:t>sin</m:t>
-                      </m:r>
-                    </m:fName>
-                    <m:e>
-                      <m:f>
-                        <m:fPr>
-                          <m:ctrlPr>
-                            <w:rPr>
-                              <w:rFonts w:ascii="Cambria Math" w:hAnsi="Cambria Math"/>
-                            </w:rPr>
-                          </m:ctrlPr>
-                        </m:fPr>
-                        <m:num>
-                          <m:r>
-                            <m:rPr>
-                              <m:sty m:val="bi"/>
-                            </m:rPr>
-                            <w:rPr>
-                              <w:rFonts w:ascii="Cambria Math" w:eastAsia="Cambria Math" w:hAnsi="Cambria Math"/>
-                            </w:rPr>
-                            <m:t>nπx</m:t>
-                          </m:r>
-                        </m:num>
-                        <m:den>
-                          <m:r>
-                            <m:rPr>
-                              <m:sty m:val="bi"/>
-                            </m:rPr>
-                            <w:rPr>
-                              <w:rFonts w:ascii="Cambria Math" w:eastAsia="Cambria Math" w:hAnsi="Cambria Math"/>
-                            </w:rPr>
-                            <m:t>L</m:t>
-                          </m:r>
-                        </m:den>
-                      </m:f>
-                    </m:e>
-                  </m:func>
-                </m:e>
-              </m:d>
-            </m:e>
-          </m:nary>
-        </m:oMath>
-      </m:oMathPara>
-    </w:p>
-    <w:p>
-      <w:pPr>
-        <w:pStyle w:val="Heading2"/>
-      </w:pPr>
-      <w:r>
-        <w:t>Figures</w:t>
-      </w:r>
-    </w:p>
-    <w:p>
-      <w:pPr>
-        <w:spacing w:before="0" w:after="0"/>
-        <w:rPr>
-          <w:rFonts w:eastAsia="Times New Roman" w:cs="Times New Roman"/>
-          <w:szCs w:val="24"/>
-          <w:lang w:val="en-GB" w:eastAsia="en-GB"/>
-        </w:rPr>
-      </w:pPr>
-      <w:r>
-        <w:rPr>
-          <w:rFonts w:eastAsia="Times New Roman" w:cs="Times New Roman"/>
-          <w:szCs w:val="24"/>
-          <w:lang w:val="en-GB" w:eastAsia="en-GB"/>
-        </w:rPr>
-        <w:t xml:space="preserve">Frontiers requires figures to be submitted individually, in the same order as they are referred to in the manuscript. Figures will then be automatically embedded at the bottom of the submitted manuscript. Kindly ensure that each table and figure is mentioned in the text and in numerical order. </w:t>
-      </w:r>
-      <w:r>
-        <w:rPr>
-          <w:rFonts w:eastAsia="Times New Roman" w:cs="Times New Roman"/>
-          <w:szCs w:val="24"/>
-          <w:lang w:val="en-GB" w:eastAsia="en-GB"/>
-        </w:rPr>
-        <w:t>Figures must be of sufficient resolution for publication. Figures which are not according to the guidelines will cause substantial delay during the production process.</w:t>
-      </w:r>
-      <w:r>
-        <w:rPr>
-          <w:rFonts w:eastAsia="Times New Roman" w:cs="Times New Roman"/>
-          <w:szCs w:val="24"/>
-          <w:lang w:val="en-GB" w:eastAsia="en-GB"/>
-        </w:rPr>
-        <w:t xml:space="preserve"> </w:t>
-      </w:r>
-      <w:r>
-        <w:rPr>
-          <w:rFonts w:ascii="MuseoSlab" w:hAnsi="MuseoSlab" w:cs="Helvetica"/>
-          <w:color w:val="020202"/>
-          <w:szCs w:val="24"/>
-        </w:rPr>
-        <w:t>Figure legends should be placed at the end of the manuscript.</w:t>
-      </w:r>
-      <w:r>
-        <w:rPr>
-          <w:rFonts w:eastAsia="Times New Roman" w:cs="Times New Roman"/>
-          <w:szCs w:val="24"/>
-          <w:lang w:val="en-GB" w:eastAsia="en-GB"/>
-        </w:rPr>
-        <w:t xml:space="preserve"> Please see </w:t>
-      </w:r>
-      <w:hyperlink r:id="rId14" w:anchor="figure-and-table-guidelines" w:history="1">
-        <w:r>
-          <w:rPr>
-            <w:rStyle w:val="Hyperlink"/>
-            <w:rFonts w:eastAsia="Times New Roman" w:cs="Times New Roman"/>
-            <w:szCs w:val="24"/>
-            <w:lang w:val="en-GB" w:eastAsia="en-GB"/>
-          </w:rPr>
-          <w:t>here</w:t>
-        </w:r>
-      </w:hyperlink>
-      <w:r>
-        <w:rPr>
-          <w:rFonts w:eastAsia="Times New Roman" w:cs="Times New Roman"/>
-          <w:szCs w:val="24"/>
-          <w:lang w:val="en-GB" w:eastAsia="en-GB"/>
-        </w:rPr>
-        <w:t xml:space="preserve"> for full Figure guidelines</w:t>
-      </w:r>
-    </w:p>
-    <w:p>
-      <w:pPr>
-        <w:spacing w:before="0" w:after="0"/>
-        <w:rPr>
-          <w:rFonts w:eastAsia="Times New Roman" w:cs="Times New Roman"/>
-          <w:szCs w:val="24"/>
-          <w:lang w:val="en-GB" w:eastAsia="en-GB"/>
-        </w:rPr>
-      </w:pPr>
-    </w:p>
-    <w:p>
-      <w:pPr>
-        <w:pStyle w:val="Heading3"/>
-        <w:rPr>
-          <w:rFonts w:eastAsia="Times New Roman"/>
-          <w:lang w:val="en-GB" w:eastAsia="en-GB"/>
-        </w:rPr>
-      </w:pPr>
-      <w:r>
-        <w:rPr>
-          <w:rFonts w:eastAsia="Times New Roman"/>
-          <w:lang w:val="en-GB" w:eastAsia="en-GB"/>
-        </w:rPr>
-        <w:t>Pe</w:t>
-      </w:r>
-      <w:r>
-        <w:rPr>
-          <w:rFonts w:eastAsia="Times New Roman"/>
-          <w:lang w:val="en-GB" w:eastAsia="en-GB"/>
-        </w:rPr>
-        <w:t>rmission to reuse and Copyright</w:t>
-      </w:r>
-    </w:p>
-    <w:p>
-      <w:pPr>
-        <w:rPr>
-          <w:szCs w:val="24"/>
-        </w:rPr>
-      </w:pPr>
-      <w:r>
-        <w:rPr>
-          <w:rFonts w:eastAsia="Times New Roman" w:cs="Times New Roman"/>
-          <w:szCs w:val="24"/>
-          <w:lang w:val="en-GB" w:eastAsia="en-GB"/>
-        </w:rPr>
-        <w:t xml:space="preserve">Permission must be obtained for use of copyrighted material from other sources (including the web). Please note that it is compulsory to follow figure instructions. </w:t>
-      </w:r>
-    </w:p>
-    <w:p>
-      <w:pPr>
-        <w:pStyle w:val="Heading2"/>
-      </w:pPr>
-      <w:r>
-        <w:t>Tables</w:t>
-      </w:r>
-    </w:p>
-    <w:p>
-      <w:pPr>
-        <w:rPr>
-          <w:szCs w:val="24"/>
-        </w:rPr>
-      </w:pPr>
-      <w:r>
-        <w:rPr>
-          <w:szCs w:val="24"/>
-        </w:rPr>
-        <w:t>Tables should be inserted at the end of</w:t>
-      </w:r>
-      <w:r>
-        <w:rPr>
-          <w:szCs w:val="24"/>
-        </w:rPr>
-        <w:t xml:space="preserve"> the manuscript. </w:t>
-      </w:r>
-      <w:r>
-        <w:rPr>
-          <w:szCs w:val="24"/>
-        </w:rPr>
-        <w:t>Tables must be provided in an editable format e.g., W</w:t>
-      </w:r>
-      <w:r>
-        <w:rPr>
-          <w:szCs w:val="24"/>
-        </w:rPr>
-        <w:t>ord</w:t>
-      </w:r>
-      <w:r>
-        <w:rPr>
-          <w:szCs w:val="24"/>
-        </w:rPr>
-        <w:t>, Excel</w:t>
-      </w:r>
-      <w:r>
-        <w:rPr>
-          <w:szCs w:val="24"/>
-        </w:rPr>
-        <w:t xml:space="preserve">. </w:t>
-      </w:r>
-      <w:r>
-        <w:rPr>
-          <w:szCs w:val="24"/>
-        </w:rPr>
-        <w:t xml:space="preserve">Tables provided as jpeg/tiff files will </w:t>
-      </w:r>
-      <w:r>
-        <w:rPr>
-          <w:b/>
-          <w:szCs w:val="24"/>
-        </w:rPr>
-        <w:t>not be accepted</w:t>
-      </w:r>
-      <w:r>
-        <w:rPr>
-          <w:szCs w:val="24"/>
-        </w:rPr>
-        <w:t xml:space="preserve">. </w:t>
-      </w:r>
-      <w:r>
-        <w:rPr>
-          <w:szCs w:val="24"/>
-        </w:rPr>
-        <w:t xml:space="preserve">Please note that very large tables (covering several pages) cannot be included in the final PDF for reasons of space. </w:t>
-      </w:r>
-      <w:r>
-        <w:rPr>
-          <w:b/>
-          <w:szCs w:val="24"/>
-        </w:rPr>
-        <w:t>The</w:t>
-      </w:r>
-      <w:r>
-        <w:rPr>
-          <w:b/>
-          <w:szCs w:val="24"/>
-        </w:rPr>
-        <w:t xml:space="preserve">se tables will be published as </w:t>
-      </w:r>
-      <w:hyperlink r:id="rId15" w:anchor="supplementary-material" w:history="1">
-        <w:r>
-          <w:rPr>
-            <w:rStyle w:val="Hyperlink"/>
-            <w:b/>
-            <w:szCs w:val="24"/>
-          </w:rPr>
-          <w:t>Supplementary M</w:t>
-        </w:r>
-        <w:r>
-          <w:rPr>
-            <w:rStyle w:val="Hyperlink"/>
-            <w:b/>
-            <w:szCs w:val="24"/>
-          </w:rPr>
-          <w:t>aterial</w:t>
-        </w:r>
-      </w:hyperlink>
-      <w:r>
-        <w:rPr>
-          <w:b/>
-          <w:szCs w:val="24"/>
-        </w:rPr>
-        <w:t xml:space="preserve"> on the online article page at the time of acceptance. The author will </w:t>
-      </w:r>
-      <w:r>
-        <w:rPr>
-          <w:b/>
-          <w:szCs w:val="24"/>
-        </w:rPr>
-        <w:t xml:space="preserve">be </w:t>
-      </w:r>
-      <w:r>
-        <w:rPr>
-          <w:b/>
-          <w:szCs w:val="24"/>
-        </w:rPr>
-        <w:t xml:space="preserve">notified during the typesetting of the final article if this is the case. </w:t>
-      </w:r>
-    </w:p>
+          <w:bCs/>
+        </w:rPr>
+        <w:t>Analysis</w:t>
+      </w:r>
+    </w:p>
+    <w:p>
+      <w:r>
+        <w:t xml:space="preserve">Given the small sample size and the nested structure of the data, all statistical analyses should be interpreted as exploratory rather than confirmatory. To address </w:t>
+      </w:r>
+      <w:proofErr w:type="spellStart"/>
+      <w:r>
+        <w:t>pseudoreplication</w:t>
+      </w:r>
+      <w:proofErr w:type="spellEnd"/>
+      <w:r>
+        <w:t xml:space="preserve"> from repeated LLM iterations, the three iterations per vendor-application combination were averaged to produce cell means, yielding 9 independent LLM observations per experiment in Experiment 1 (3 vendors × 3 applications) and 6 in Experiments 2–3 (3 vendors × 2 applications). Within-experiment t-tests compared these aggregated LLM cell means against individual human scores, with Glass's delta effect sizes using the human group standard deviation as the reference to account for the approximately 2.5-fold standard deviation difference between groups. We report 95% confidence intervals for mean differences, and Glass's delta were computed via bias-corrected bootstrap (10,000 resamples). </w:t>
+      </w:r>
+    </w:p>
+    <w:p/>
+    <w:p>
+      <w:r>
+        <w:t xml:space="preserve">Human scores are treated as independent observations in the t-tests, though the four reviewers each scored all applications, introducing within-reviewer correlation that is not modeled; this may reduce effective degrees of freedom below nominal values. Cross-experiment comparisons of LLM cell means used one-way ANOVA restricted to the common application base (FC1 and FC2) to ensure balanced group sizes. Criterion-level analyses are designated as exploratory; Holm-Bonferroni correction was applied across the six criterion comparisons within each experiment, and both uncorrected and corrected p-values are reported. Recommendation agreement was assessed using Cohen's kappa (chance-corrected) at both the exact category level (Fund/Fund with Revisions/Do Not Fund) and the broad level (positive vs. negative funding direction), computed over all human-LLM review pairs within each application. Analyses were conducted in Python 3.13 using the following python packages: </w:t>
+      </w:r>
+      <w:proofErr w:type="spellStart"/>
+      <w:r>
+        <w:t>scipy</w:t>
+      </w:r>
+      <w:proofErr w:type="spellEnd"/>
+      <w:r>
+        <w:t>, scikit-learn, and pandas.</w:t>
+      </w:r>
+    </w:p>
+    <w:p/>
     <w:p>
       <w:pPr>
         <w:numPr>
@@ -1128,7 +549,6 @@
         <w:rPr>
           <w:b/>
           <w:bCs/>
-          <w:szCs w:val="24"/>
           <w:lang w:val="en-GB"/>
         </w:rPr>
       </w:pPr>
@@ -1136,853 +556,2366 @@
         <w:rPr>
           <w:b/>
           <w:bCs/>
-          <w:szCs w:val="24"/>
           <w:lang w:val="en-GB"/>
         </w:rPr>
-        <w:t>Nomenclature</w:t>
+        <w:t>Results</w:t>
       </w:r>
     </w:p>
     <w:p>
       <w:pPr>
         <w:pStyle w:val="Heading2"/>
         <w:rPr>
-          <w:lang w:val="en-GB" w:eastAsia="en-GB"/>
-        </w:rPr>
-      </w:pPr>
-      <w:r>
-        <w:rPr>
-          <w:lang w:val="en-GB" w:eastAsia="en-GB"/>
-        </w:rPr>
-        <w:t>Resource Identification Initiative</w:t>
-      </w:r>
-    </w:p>
-    <w:p>
-      <w:pPr>
-        <w:rPr>
-          <w:szCs w:val="24"/>
-        </w:rPr>
-      </w:pPr>
-      <w:r>
-        <w:rPr>
-          <w:rFonts w:eastAsia="Times New Roman" w:cs="Times New Roman"/>
-          <w:szCs w:val="24"/>
-          <w:lang w:val="en-GB" w:eastAsia="en-GB"/>
-        </w:rPr>
-        <w:t xml:space="preserve">To take part in the Resource Identification Initiative, please use the corresponding </w:t>
+          <w:bCs/>
+          <w:lang w:eastAsia="en-GB"/>
+        </w:rPr>
+      </w:pPr>
+      <w:r>
+        <w:rPr>
+          <w:bCs/>
+          <w:lang w:eastAsia="en-GB"/>
+        </w:rPr>
+        <w:t>Overall Score Alignment</w:t>
+      </w:r>
+    </w:p>
+    <w:p>
+      <w:pPr>
+        <w:rPr>
+          <w:lang w:eastAsia="en-GB"/>
+        </w:rPr>
+      </w:pPr>
+      <w:r>
+        <w:rPr>
+          <w:lang w:eastAsia="en-GB"/>
+        </w:rPr>
+        <w:t xml:space="preserve">Table 1 summarizes results across all three experiments. All LLM statistics use vendor-application cell means (aggregated across 3 iterations). In the zero-shot condition (Experiment 1), LLMs scored </w:t>
+      </w:r>
+      <w:r>
+        <w:rPr>
+          <w:lang w:eastAsia="en-GB"/>
+        </w:rPr>
+        <w:lastRenderedPageBreak/>
+        <w:t>applications 4.55 points higher than humans (83.63 ± 5.24 vs. 79.08 ± 13.32; p = 0.347, Glass's Δ = 0.34, 95% CI [-0.28, 1.18]), indicating moderate optimism bias. Few-shot prompting (Experiment 2) achieved the best alignment, with LLMs scoring 2.57 points below humans (80.56 ± 4.81 vs. 83.13 ± 13.73; p = 0.671, Glass's Δ = -0.19, 95% CI [-1.44, 0.59]), a non-significant difference representing approximately 3% of the total scale. Adding strict instructions (Experiment 3) produced substantial under-scoring, with LLMs scoring 10.68 points below humans (72.44 ± 4.98 vs. 83.13 ± 13.73; p = 0.097, Glass's Δ = -0.78, 95% CI [-2.61, -0.08]), a trend that did not reach statistical significance with the corrected sample sizes; notably, the bootstrap confidence interval for the mean difference ([-20.11, -1.03]) excludes zero while the parametric p-value does not reach significance, a discrepancy that arises because the bias-corrected bootstrap and the t-test make different distributional assumptions; with small, non-normal samples, the two methods can legitimately disagree. One-way ANOVA restricted to the common application base (FC1 and FC2 only, n = 6 per experiment) confirmed significant differences in LLM cell means across prompt conditions (</w:t>
+      </w:r>
+      <w:proofErr w:type="gramStart"/>
+      <w:r>
+        <w:rPr>
+          <w:lang w:eastAsia="en-GB"/>
+        </w:rPr>
+        <w:t>F(</w:t>
+      </w:r>
+      <w:proofErr w:type="gramEnd"/>
+      <w:r>
+        <w:rPr>
+          <w:lang w:eastAsia="en-GB"/>
+        </w:rPr>
+        <w:t>2,15) = 8.18, p = 0.004, η² = 0.522).</w:t>
+      </w:r>
+    </w:p>
+    <w:p>
+      <w:pPr>
+        <w:rPr>
+          <w:lang w:eastAsia="en-GB"/>
+        </w:rPr>
+      </w:pPr>
+    </w:p>
+    <w:p>
+      <w:pPr>
+        <w:rPr>
+          <w:b/>
+          <w:bCs/>
+          <w:lang w:eastAsia="en-GB"/>
+        </w:rPr>
+      </w:pPr>
+      <w:r>
+        <w:rPr>
+          <w:b/>
+          <w:bCs/>
+          <w:lang w:eastAsia="en-GB"/>
+        </w:rPr>
+        <w:t>Table 1. Summary of experimental results across three prompt engineering conditions.</w:t>
+      </w:r>
+    </w:p>
+    <w:p>
+      <w:pPr>
+        <w:rPr>
+          <w:vanish/>
+        </w:rPr>
+      </w:pPr>
+    </w:p>
+    <w:tbl>
+      <w:tblPr>
+        <w:tblStyle w:val="TableGridLight"/>
+        <w:tblW w:w="10525" w:type="dxa"/>
+        <w:tblLook w:val="04A0" w:firstRow="1" w:lastRow="0" w:firstColumn="1" w:lastColumn="0" w:noHBand="0" w:noVBand="1"/>
+      </w:tblPr>
+      <w:tblGrid>
+        <w:gridCol w:w="3505"/>
+        <w:gridCol w:w="2340"/>
+        <w:gridCol w:w="2250"/>
+        <w:gridCol w:w="2430"/>
+      </w:tblGrid>
+      <w:tr>
+        <w:tc>
+          <w:tcPr>
+            <w:tcW w:w="3505" w:type="dxa"/>
+          </w:tcPr>
+          <w:p>
+            <w:pPr>
+              <w:rPr>
+                <w:b/>
+                <w:bCs/>
+              </w:rPr>
+            </w:pPr>
+            <w:r>
+              <w:rPr>
+                <w:b/>
+                <w:bCs/>
+              </w:rPr>
+              <w:t>METRIC</w:t>
+            </w:r>
+          </w:p>
+        </w:tc>
+        <w:tc>
+          <w:tcPr>
+            <w:tcW w:w="2340" w:type="dxa"/>
+          </w:tcPr>
+          <w:p>
+            <w:pPr>
+              <w:rPr>
+                <w:b/>
+                <w:bCs/>
+              </w:rPr>
+            </w:pPr>
+            <w:r>
+              <w:rPr>
+                <w:b/>
+                <w:bCs/>
+              </w:rPr>
+              <w:t xml:space="preserve">EXP1: </w:t>
+            </w:r>
+            <w:r>
+              <w:rPr>
+                <w:b/>
+                <w:bCs/>
+              </w:rPr>
+              <w:br/>
+            </w:r>
+            <w:r>
+              <w:rPr>
+                <w:b/>
+                <w:bCs/>
+              </w:rPr>
+              <w:t>ZERO-SHOT</w:t>
+            </w:r>
+          </w:p>
+        </w:tc>
+        <w:tc>
+          <w:tcPr>
+            <w:tcW w:w="2250" w:type="dxa"/>
+          </w:tcPr>
+          <w:p>
+            <w:pPr>
+              <w:rPr>
+                <w:b/>
+                <w:bCs/>
+              </w:rPr>
+            </w:pPr>
+            <w:r>
+              <w:rPr>
+                <w:b/>
+                <w:bCs/>
+              </w:rPr>
+              <w:t xml:space="preserve">EXP2: </w:t>
+            </w:r>
+            <w:r>
+              <w:rPr>
+                <w:b/>
+                <w:bCs/>
+              </w:rPr>
+              <w:br/>
+            </w:r>
+            <w:r>
+              <w:rPr>
+                <w:b/>
+                <w:bCs/>
+              </w:rPr>
+              <w:t>FEW-SHOT</w:t>
+            </w:r>
+          </w:p>
+        </w:tc>
+        <w:tc>
+          <w:tcPr>
+            <w:tcW w:w="2430" w:type="dxa"/>
+          </w:tcPr>
+          <w:p>
+            <w:pPr>
+              <w:rPr>
+                <w:b/>
+                <w:bCs/>
+              </w:rPr>
+            </w:pPr>
+            <w:r>
+              <w:rPr>
+                <w:b/>
+                <w:bCs/>
+              </w:rPr>
+              <w:t>EXP3: FEW-SHOT &amp; STRICT</w:t>
+            </w:r>
+          </w:p>
+        </w:tc>
+      </w:tr>
+      <w:tr>
+        <w:tc>
+          <w:tcPr>
+            <w:tcW w:w="3505" w:type="dxa"/>
+            <w:hideMark/>
+          </w:tcPr>
+          <w:p>
+            <w:r>
+              <w:t>Human reviews (n)</w:t>
+            </w:r>
+          </w:p>
+        </w:tc>
+        <w:tc>
+          <w:tcPr>
+            <w:tcW w:w="2340" w:type="dxa"/>
+            <w:hideMark/>
+          </w:tcPr>
+          <w:p>
+            <w:r>
+              <w:t>12</w:t>
+            </w:r>
+          </w:p>
+        </w:tc>
+        <w:tc>
+          <w:tcPr>
+            <w:tcW w:w="2250" w:type="dxa"/>
+            <w:hideMark/>
+          </w:tcPr>
+          <w:p>
+            <w:r>
+              <w:t>8</w:t>
+            </w:r>
+          </w:p>
+        </w:tc>
+        <w:tc>
+          <w:tcPr>
+            <w:tcW w:w="2430" w:type="dxa"/>
+            <w:hideMark/>
+          </w:tcPr>
+          <w:p>
+            <w:r>
+              <w:t>8</w:t>
+            </w:r>
+          </w:p>
+        </w:tc>
+      </w:tr>
+      <w:tr>
+        <w:tc>
+          <w:tcPr>
+            <w:tcW w:w="3505" w:type="dxa"/>
+            <w:hideMark/>
+          </w:tcPr>
+          <w:p>
+            <w:r>
+              <w:t>LLM reviews (n raw / aggregated)</w:t>
+            </w:r>
+          </w:p>
+        </w:tc>
+        <w:tc>
+          <w:tcPr>
+            <w:tcW w:w="2340" w:type="dxa"/>
+            <w:hideMark/>
+          </w:tcPr>
+          <w:p>
+            <w:r>
+              <w:t>27 / 9</w:t>
+            </w:r>
+          </w:p>
+        </w:tc>
+        <w:tc>
+          <w:tcPr>
+            <w:tcW w:w="2250" w:type="dxa"/>
+            <w:hideMark/>
+          </w:tcPr>
+          <w:p>
+            <w:r>
+              <w:t>18 / 6</w:t>
+            </w:r>
+          </w:p>
+        </w:tc>
+        <w:tc>
+          <w:tcPr>
+            <w:tcW w:w="2430" w:type="dxa"/>
+            <w:hideMark/>
+          </w:tcPr>
+          <w:p>
+            <w:r>
+              <w:t>18 / 6</w:t>
+            </w:r>
+          </w:p>
+        </w:tc>
+      </w:tr>
+      <w:tr>
+        <w:tc>
+          <w:tcPr>
+            <w:tcW w:w="3505" w:type="dxa"/>
+            <w:hideMark/>
+          </w:tcPr>
+          <w:p>
+            <w:r>
+              <w:t>Human mean ± SD</w:t>
+            </w:r>
+          </w:p>
+        </w:tc>
+        <w:tc>
+          <w:tcPr>
+            <w:tcW w:w="2340" w:type="dxa"/>
+            <w:hideMark/>
+          </w:tcPr>
+          <w:p>
+            <w:r>
+              <w:t>79.08 ± 13.32</w:t>
+            </w:r>
+          </w:p>
+        </w:tc>
+        <w:tc>
+          <w:tcPr>
+            <w:tcW w:w="2250" w:type="dxa"/>
+            <w:hideMark/>
+          </w:tcPr>
+          <w:p>
+            <w:r>
+              <w:t>83.13 ± 13.73</w:t>
+            </w:r>
+          </w:p>
+        </w:tc>
+        <w:tc>
+          <w:tcPr>
+            <w:tcW w:w="2430" w:type="dxa"/>
+            <w:hideMark/>
+          </w:tcPr>
+          <w:p>
+            <w:r>
+              <w:t>83.13 ± 13.73</w:t>
+            </w:r>
+          </w:p>
+        </w:tc>
+      </w:tr>
+      <w:tr>
+        <w:tc>
+          <w:tcPr>
+            <w:tcW w:w="3505" w:type="dxa"/>
+            <w:hideMark/>
+          </w:tcPr>
+          <w:p>
+            <w:r>
+              <w:t>LLM mean ± SD (aggregated)</w:t>
+            </w:r>
+          </w:p>
+        </w:tc>
+        <w:tc>
+          <w:tcPr>
+            <w:tcW w:w="2340" w:type="dxa"/>
+            <w:hideMark/>
+          </w:tcPr>
+          <w:p>
+            <w:r>
+              <w:t>83.63 ± 5.24</w:t>
+            </w:r>
+          </w:p>
+        </w:tc>
+        <w:tc>
+          <w:tcPr>
+            <w:tcW w:w="2250" w:type="dxa"/>
+            <w:hideMark/>
+          </w:tcPr>
+          <w:p>
+            <w:r>
+              <w:t>80.56 ± 4.81</w:t>
+            </w:r>
+          </w:p>
+        </w:tc>
+        <w:tc>
+          <w:tcPr>
+            <w:tcW w:w="2430" w:type="dxa"/>
+            <w:hideMark/>
+          </w:tcPr>
+          <w:p>
+            <w:r>
+              <w:t>72.44 ± 4.98</w:t>
+            </w:r>
+          </w:p>
+        </w:tc>
+      </w:tr>
+      <w:tr>
+        <w:tc>
+          <w:tcPr>
+            <w:tcW w:w="3505" w:type="dxa"/>
+            <w:hideMark/>
+          </w:tcPr>
+          <w:p>
+            <w:r>
+              <w:t>Mean difference [95% CI]</w:t>
+            </w:r>
+          </w:p>
+        </w:tc>
+        <w:tc>
+          <w:tcPr>
+            <w:tcW w:w="2340" w:type="dxa"/>
+            <w:hideMark/>
+          </w:tcPr>
+          <w:p>
+            <w:r>
+              <w:t>+4.55 [-3.36, +12.33]</w:t>
+            </w:r>
+          </w:p>
+        </w:tc>
+        <w:tc>
+          <w:tcPr>
+            <w:tcW w:w="2250" w:type="dxa"/>
+            <w:hideMark/>
+          </w:tcPr>
+          <w:p>
+            <w:r>
+              <w:t>-2.57 [-11.83, +6.97]</w:t>
+            </w:r>
+          </w:p>
+        </w:tc>
+        <w:tc>
+          <w:tcPr>
+            <w:tcW w:w="2430" w:type="dxa"/>
+            <w:hideMark/>
+          </w:tcPr>
+          <w:p>
+            <w:r>
+              <w:t>-10.68 [-20.11, -1.03]</w:t>
+            </w:r>
+          </w:p>
+        </w:tc>
+      </w:tr>
+      <w:tr>
+        <w:tc>
+          <w:tcPr>
+            <w:tcW w:w="3505" w:type="dxa"/>
+            <w:hideMark/>
+          </w:tcPr>
+          <w:p>
+            <w:r>
+              <w:t>p-value (aggregated)</w:t>
+            </w:r>
+          </w:p>
+        </w:tc>
+        <w:tc>
+          <w:tcPr>
+            <w:tcW w:w="2340" w:type="dxa"/>
+            <w:hideMark/>
+          </w:tcPr>
+          <w:p>
+            <w:r>
+              <w:t>0.347</w:t>
+            </w:r>
+          </w:p>
+        </w:tc>
+        <w:tc>
+          <w:tcPr>
+            <w:tcW w:w="2250" w:type="dxa"/>
+            <w:hideMark/>
+          </w:tcPr>
+          <w:p>
+            <w:r>
+              <w:t>0.671</w:t>
+            </w:r>
+          </w:p>
+        </w:tc>
+        <w:tc>
+          <w:tcPr>
+            <w:tcW w:w="2430" w:type="dxa"/>
+            <w:hideMark/>
+          </w:tcPr>
+          <w:p>
+            <w:r>
+              <w:t>0.097</w:t>
+            </w:r>
+          </w:p>
+        </w:tc>
+      </w:tr>
+      <w:tr>
+        <w:tc>
+          <w:tcPr>
+            <w:tcW w:w="3505" w:type="dxa"/>
+            <w:hideMark/>
+          </w:tcPr>
+          <w:p>
+            <w:r>
+              <w:t>Glass's Δ [95% CI]</w:t>
+            </w:r>
+          </w:p>
+        </w:tc>
+        <w:tc>
+          <w:tcPr>
+            <w:tcW w:w="2340" w:type="dxa"/>
+            <w:hideMark/>
+          </w:tcPr>
+          <w:p>
+            <w:r>
+              <w:t>0.34 [-0.28, 1.18]</w:t>
+            </w:r>
+          </w:p>
+        </w:tc>
+        <w:tc>
+          <w:tcPr>
+            <w:tcW w:w="2250" w:type="dxa"/>
+            <w:hideMark/>
+          </w:tcPr>
+          <w:p>
+            <w:r>
+              <w:t>-0.19 [-1.44, 0.59]</w:t>
+            </w:r>
+          </w:p>
+        </w:tc>
+        <w:tc>
+          <w:tcPr>
+            <w:tcW w:w="2430" w:type="dxa"/>
+            <w:hideMark/>
+          </w:tcPr>
+          <w:p>
+            <w:r>
+              <w:t>-0.78 [-2.61, -0.08]</w:t>
+            </w:r>
+          </w:p>
+        </w:tc>
+      </w:tr>
+      <w:tr>
+        <w:tc>
+          <w:tcPr>
+            <w:tcW w:w="3505" w:type="dxa"/>
+            <w:hideMark/>
+          </w:tcPr>
+          <w:p>
+            <w:r>
+              <w:t>Broad agreement (pair-level)</w:t>
+            </w:r>
+          </w:p>
+        </w:tc>
+        <w:tc>
+          <w:tcPr>
+            <w:tcW w:w="2340" w:type="dxa"/>
+            <w:hideMark/>
+          </w:tcPr>
+          <w:p>
+            <w:r>
+              <w:t>58.3%</w:t>
+            </w:r>
+          </w:p>
+        </w:tc>
+        <w:tc>
+          <w:tcPr>
+            <w:tcW w:w="2250" w:type="dxa"/>
+            <w:hideMark/>
+          </w:tcPr>
+          <w:p>
+            <w:r>
+              <w:t>75.0%</w:t>
+            </w:r>
+          </w:p>
+        </w:tc>
+        <w:tc>
+          <w:tcPr>
+            <w:tcW w:w="2430" w:type="dxa"/>
+            <w:hideMark/>
+          </w:tcPr>
+          <w:p>
+            <w:r>
+              <w:t>58.3%</w:t>
+            </w:r>
+          </w:p>
+        </w:tc>
+      </w:tr>
+      <w:tr>
+        <w:tc>
+          <w:tcPr>
+            <w:tcW w:w="3505" w:type="dxa"/>
+            <w:hideMark/>
+          </w:tcPr>
+          <w:p>
+            <w:r>
+              <w:t>Cohen's κ (broad)</w:t>
+            </w:r>
+          </w:p>
+        </w:tc>
+        <w:tc>
+          <w:tcPr>
+            <w:tcW w:w="2340" w:type="dxa"/>
+            <w:hideMark/>
+          </w:tcPr>
+          <w:p>
+            <w:r>
+              <w:t>0.000</w:t>
+            </w:r>
+          </w:p>
+        </w:tc>
+        <w:tc>
+          <w:tcPr>
+            <w:tcW w:w="2250" w:type="dxa"/>
+            <w:hideMark/>
+          </w:tcPr>
+          <w:p>
+            <w:r>
+              <w:t>0.100</w:t>
+            </w:r>
+          </w:p>
+        </w:tc>
+        <w:tc>
+          <w:tcPr>
+            <w:tcW w:w="2430" w:type="dxa"/>
+            <w:hideMark/>
+          </w:tcPr>
+          <w:p>
+            <w:r>
+              <w:t>-0.071</w:t>
+            </w:r>
+          </w:p>
+        </w:tc>
+      </w:tr>
+      <w:tr>
+        <w:tc>
+          <w:tcPr>
+            <w:tcW w:w="3505" w:type="dxa"/>
+            <w:hideMark/>
+          </w:tcPr>
+          <w:p>
+            <w:r>
+              <w:t>Exact agreement (pair-level)</w:t>
+            </w:r>
+          </w:p>
+        </w:tc>
+        <w:tc>
+          <w:tcPr>
+            <w:tcW w:w="2340" w:type="dxa"/>
+            <w:hideMark/>
+          </w:tcPr>
+          <w:p>
+            <w:r>
+              <w:t>33.3%</w:t>
+            </w:r>
+          </w:p>
+        </w:tc>
+        <w:tc>
+          <w:tcPr>
+            <w:tcW w:w="2250" w:type="dxa"/>
+            <w:hideMark/>
+          </w:tcPr>
+          <w:p>
+            <w:r>
+              <w:t>30.6%</w:t>
+            </w:r>
+          </w:p>
+        </w:tc>
+        <w:tc>
+          <w:tcPr>
+            <w:tcW w:w="2430" w:type="dxa"/>
+            <w:hideMark/>
+          </w:tcPr>
+          <w:p>
+            <w:r>
+              <w:t>22.2%</w:t>
+            </w:r>
+          </w:p>
+        </w:tc>
+      </w:tr>
+      <w:tr>
+        <w:tc>
+          <w:tcPr>
+            <w:tcW w:w="3505" w:type="dxa"/>
+            <w:hideMark/>
+          </w:tcPr>
+          <w:p>
+            <w:r>
+              <w:t>Cohen's κ (exact)</w:t>
+            </w:r>
+          </w:p>
+        </w:tc>
+        <w:tc>
+          <w:tcPr>
+            <w:tcW w:w="2340" w:type="dxa"/>
+            <w:hideMark/>
+          </w:tcPr>
+          <w:p>
+            <w:r>
+              <w:t>0.061</w:t>
+            </w:r>
+          </w:p>
+        </w:tc>
+        <w:tc>
+          <w:tcPr>
+            <w:tcW w:w="2250" w:type="dxa"/>
+            <w:hideMark/>
+          </w:tcPr>
+          <w:p>
+            <w:r>
+              <w:t>0.020</w:t>
+            </w:r>
+          </w:p>
+        </w:tc>
+        <w:tc>
+          <w:tcPr>
+            <w:tcW w:w="2430" w:type="dxa"/>
+            <w:hideMark/>
+          </w:tcPr>
+          <w:p>
+            <w:r>
+              <w:t>-0.037</w:t>
+            </w:r>
+          </w:p>
+        </w:tc>
+      </w:tr>
+      <w:tr>
+        <w:tc>
+          <w:tcPr>
+            <w:tcW w:w="10525" w:type="dxa"/>
+            <w:gridSpan w:val="4"/>
+          </w:tcPr>
+          <w:p/>
+          <w:p>
+            <w:r>
+              <w:t xml:space="preserve">Note: LLM scores were aggregated by averaging 3 iterations within each vendor-application cell before statistical testing. Glass's Δ uses human SD as the reference denominator. 95% CIs computed via bias-corrected bootstrap (10,000 resamples). Agreement percentages and Cohen's κ are computed over all human-LLM review pairs per application (n = 108 pairs for Exp 1; n = 72 for </w:t>
+            </w:r>
+            <w:proofErr w:type="spellStart"/>
+            <w:r>
+              <w:t>Exps</w:t>
+            </w:r>
+            <w:proofErr w:type="spellEnd"/>
+            <w:r>
+              <w:t xml:space="preserve"> 2–3). Bold indicates best alignment.</w:t>
+            </w:r>
+          </w:p>
+          <w:p/>
+        </w:tc>
+      </w:tr>
+    </w:tbl>
+    <w:p>
+      <w:pPr>
+        <w:rPr>
+          <w:lang w:eastAsia="en-GB"/>
+        </w:rPr>
+      </w:pPr>
+    </w:p>
+    <w:p>
+      <w:pPr>
+        <w:pStyle w:val="Heading2"/>
+        <w:rPr>
+          <w:bCs/>
+          <w:lang w:eastAsia="en-GB"/>
+        </w:rPr>
+      </w:pPr>
+      <w:r>
+        <w:rPr>
+          <w:bCs/>
+          <w:lang w:eastAsia="en-GB"/>
+        </w:rPr>
+        <w:t>Criterion-Level Performance</w:t>
+      </w:r>
+      <w:r>
+        <w:rPr>
+          <w:bCs/>
+          <w:lang w:eastAsia="en-GB"/>
+        </w:rPr>
+        <w:t xml:space="preserve"> </w:t>
+      </w:r>
+      <w:r>
+        <w:rPr>
+          <w:bCs/>
+          <w:lang w:eastAsia="en-GB"/>
+        </w:rPr>
+        <w:t>Vendor Performance</w:t>
+      </w:r>
+    </w:p>
+    <w:p>
+      <w:pPr>
+        <w:rPr>
+          <w:lang w:eastAsia="en-GB"/>
+        </w:rPr>
+      </w:pPr>
+      <w:r>
+        <w:rPr>
+          <w:lang w:eastAsia="en-GB"/>
+        </w:rPr>
+        <w:t xml:space="preserve">Criterion-level analyses are exploratory and should be interpreted with caution given the small sample. In the zero-shot condition, the largest deviations were on Methodology (+2.81 points, uncorrected p = 0.264) and External Funding Potential (+1.11 points, uncorrected p = 0.064); neither reached significance after Holm correction (all corrected p &gt; 0.38). Few-shot prompting reduced criterion-level deviations: no criterion showed significant differences in Experiment 2, with the largest deviation being Budget Clarity (-0.99 points). Under strict instructions (Experiment 3), the largest deviation was on Innovation and Impact (-2.61 points, uncorrected p = 0.031, Holm-corrected </w:t>
+      </w:r>
+      <w:r>
+        <w:rPr>
+          <w:lang w:eastAsia="en-GB"/>
+        </w:rPr>
+        <w:lastRenderedPageBreak/>
+        <w:t>p = 0.186). No criterion-level comparison reached statistical significance after correction for multiple comparisons in any experiment.</w:t>
+      </w:r>
+    </w:p>
+    <w:p>
+      <w:pPr>
+        <w:pStyle w:val="Heading2"/>
+        <w:rPr>
+          <w:bCs/>
+          <w:lang w:eastAsia="en-GB"/>
+        </w:rPr>
+      </w:pPr>
+      <w:r>
+        <w:rPr>
+          <w:bCs/>
+          <w:lang w:eastAsia="en-GB"/>
+        </w:rPr>
+        <w:t>Vendor Performance</w:t>
+      </w:r>
+      <w:r>
+        <w:rPr>
+          <w:bCs/>
+          <w:lang w:eastAsia="en-GB"/>
+        </w:rPr>
+        <w:t xml:space="preserve"> </w:t>
+      </w:r>
+    </w:p>
+    <w:p>
+      <w:pPr>
+        <w:rPr>
+          <w:lang w:eastAsia="en-GB"/>
+        </w:rPr>
+      </w:pPr>
+      <w:r>
+        <w:rPr>
+          <w:lang w:eastAsia="en-GB"/>
+        </w:rPr>
+        <w:t>Vendor alignment varied descriptively across conditions (Table 2); no inferential statistics are reported for vendor comparisons given the small sample, and these observations may reflect sampling variability as well as confounding with temperature settings (</w:t>
       </w:r>
       <w:proofErr w:type="spellStart"/>
       <w:r>
         <w:rPr>
-          <w:rFonts w:eastAsia="Times New Roman" w:cs="Times New Roman"/>
-          <w:szCs w:val="24"/>
-          <w:lang w:val="en-GB" w:eastAsia="en-GB"/>
-        </w:rPr>
-        <w:t>catalog</w:t>
+          <w:lang w:eastAsia="en-GB"/>
+        </w:rPr>
+        <w:t>xAI</w:t>
       </w:r>
       <w:proofErr w:type="spellEnd"/>
       <w:r>
         <w:rPr>
-          <w:rFonts w:eastAsia="Times New Roman" w:cs="Times New Roman"/>
-          <w:szCs w:val="24"/>
-          <w:lang w:val="en-GB" w:eastAsia="en-GB"/>
-        </w:rPr>
-        <w:t xml:space="preserve"> number and RRID in your current manuscript. </w:t>
-      </w:r>
-      <w:r>
-        <w:rPr>
-          <w:szCs w:val="24"/>
-        </w:rPr>
-        <w:t xml:space="preserve">For more information about the project and for steps on how to search for an RRID, please click </w:t>
-      </w:r>
-      <w:hyperlink r:id="rId16" w:history="1">
-        <w:r>
-          <w:rPr>
-            <w:rStyle w:val="Hyperlink"/>
-            <w:szCs w:val="24"/>
-          </w:rPr>
-          <w:t>here</w:t>
-        </w:r>
-      </w:hyperlink>
-      <w:r>
-        <w:rPr>
-          <w:szCs w:val="24"/>
-        </w:rPr>
+          <w:lang w:eastAsia="en-GB"/>
+        </w:rPr>
+        <w:t xml:space="preserve"> Grok used temperature = 0.1 vs. 1.0 for other vendors). In the few-shot condition, </w:t>
+      </w:r>
+      <w:proofErr w:type="spellStart"/>
+      <w:r>
+        <w:rPr>
+          <w:lang w:eastAsia="en-GB"/>
+        </w:rPr>
+        <w:t>xAI</w:t>
+      </w:r>
+      <w:proofErr w:type="spellEnd"/>
+      <w:r>
+        <w:rPr>
+          <w:lang w:eastAsia="en-GB"/>
+        </w:rPr>
+        <w:t xml:space="preserve"> Grok achieved the closest alignment with human scores (+0.21 points from human mean). Google Gemini shifted from the strongest optimism in Experiment 1 (+9.36) to slight under-scoring in Experiment 2 (-0.79). Under strict instructions, all vendors scored below the human mean, with </w:t>
+      </w:r>
+      <w:proofErr w:type="spellStart"/>
+      <w:r>
+        <w:rPr>
+          <w:lang w:eastAsia="en-GB"/>
+        </w:rPr>
+        <w:t>OpenAI</w:t>
+      </w:r>
+      <w:proofErr w:type="spellEnd"/>
+      <w:r>
+        <w:rPr>
+          <w:lang w:eastAsia="en-GB"/>
+        </w:rPr>
+        <w:t xml:space="preserve"> (-13.29) and </w:t>
+      </w:r>
+      <w:proofErr w:type="spellStart"/>
+      <w:r>
+        <w:rPr>
+          <w:lang w:eastAsia="en-GB"/>
+        </w:rPr>
+        <w:t>xAI</w:t>
+      </w:r>
+      <w:proofErr w:type="spellEnd"/>
+      <w:r>
+        <w:rPr>
+          <w:lang w:eastAsia="en-GB"/>
+        </w:rPr>
+        <w:t xml:space="preserve"> (-13.62) showing the largest deviations.</w:t>
+      </w:r>
+    </w:p>
+    <w:p>
+      <w:pPr>
+        <w:rPr>
+          <w:lang w:eastAsia="en-GB"/>
+        </w:rPr>
+      </w:pPr>
+    </w:p>
+    <w:p>
+      <w:pPr>
+        <w:rPr>
+          <w:b/>
+          <w:bCs/>
+          <w:lang w:eastAsia="en-GB"/>
+        </w:rPr>
+      </w:pPr>
+      <w:r>
+        <w:rPr>
+          <w:b/>
+          <w:bCs/>
+          <w:lang w:eastAsia="en-GB"/>
+        </w:rPr>
+        <w:t xml:space="preserve">Table 2. LLM vendor mean scores and deviation from human mean across experiments. </w:t>
+      </w:r>
+    </w:p>
+    <w:p>
+      <w:pPr>
+        <w:rPr>
+          <w:vanish/>
+        </w:rPr>
+      </w:pPr>
+    </w:p>
+    <w:tbl>
+      <w:tblPr>
+        <w:tblStyle w:val="TableGridLight"/>
+        <w:tblW w:w="0" w:type="auto"/>
+        <w:tblLook w:val="04A0" w:firstRow="1" w:lastRow="0" w:firstColumn="1" w:lastColumn="0" w:noHBand="0" w:noVBand="1"/>
+      </w:tblPr>
+      <w:tblGrid>
+        <w:gridCol w:w="1876"/>
+        <w:gridCol w:w="1863"/>
+        <w:gridCol w:w="1863"/>
+        <w:gridCol w:w="1863"/>
+      </w:tblGrid>
+      <w:tr>
+        <w:tc>
+          <w:tcPr>
+            <w:tcW w:w="0" w:type="auto"/>
+          </w:tcPr>
+          <w:p>
+            <w:pPr>
+              <w:rPr>
+                <w:b/>
+                <w:bCs/>
+              </w:rPr>
+            </w:pPr>
+            <w:r>
+              <w:rPr>
+                <w:b/>
+                <w:bCs/>
+              </w:rPr>
+              <w:t>VENDOR</w:t>
+            </w:r>
+          </w:p>
+        </w:tc>
+        <w:tc>
+          <w:tcPr>
+            <w:tcW w:w="0" w:type="auto"/>
+          </w:tcPr>
+          <w:p>
+            <w:pPr>
+              <w:rPr>
+                <w:b/>
+                <w:bCs/>
+              </w:rPr>
+            </w:pPr>
+            <w:r>
+              <w:rPr>
+                <w:b/>
+                <w:bCs/>
+              </w:rPr>
+              <w:t>EXP1 Deviation</w:t>
+            </w:r>
+          </w:p>
+        </w:tc>
+        <w:tc>
+          <w:tcPr>
+            <w:tcW w:w="0" w:type="auto"/>
+          </w:tcPr>
+          <w:p>
+            <w:pPr>
+              <w:rPr>
+                <w:b/>
+                <w:bCs/>
+              </w:rPr>
+            </w:pPr>
+            <w:r>
+              <w:rPr>
+                <w:b/>
+                <w:bCs/>
+              </w:rPr>
+              <w:t>EXP</w:t>
+            </w:r>
+            <w:r>
+              <w:rPr>
+                <w:b/>
+                <w:bCs/>
+              </w:rPr>
+              <w:t>2 Deviation</w:t>
+            </w:r>
+          </w:p>
+        </w:tc>
+        <w:tc>
+          <w:tcPr>
+            <w:tcW w:w="0" w:type="auto"/>
+          </w:tcPr>
+          <w:p>
+            <w:pPr>
+              <w:rPr>
+                <w:b/>
+                <w:bCs/>
+              </w:rPr>
+            </w:pPr>
+            <w:r>
+              <w:rPr>
+                <w:b/>
+                <w:bCs/>
+              </w:rPr>
+              <w:t>EXP</w:t>
+            </w:r>
+            <w:r>
+              <w:rPr>
+                <w:b/>
+                <w:bCs/>
+              </w:rPr>
+              <w:t>3 Deviation</w:t>
+            </w:r>
+          </w:p>
+        </w:tc>
+      </w:tr>
+      <w:tr>
+        <w:tc>
+          <w:tcPr>
+            <w:tcW w:w="0" w:type="auto"/>
+            <w:hideMark/>
+          </w:tcPr>
+          <w:p>
+            <w:r>
+              <w:t>Gemini 2.5 Flash</w:t>
+            </w:r>
+          </w:p>
+        </w:tc>
+        <w:tc>
+          <w:tcPr>
+            <w:tcW w:w="0" w:type="auto"/>
+            <w:hideMark/>
+          </w:tcPr>
+          <w:p>
+            <w:r>
+              <w:t>88.44 (+9.36)</w:t>
+            </w:r>
+          </w:p>
+        </w:tc>
+        <w:tc>
+          <w:tcPr>
+            <w:tcW w:w="0" w:type="auto"/>
+            <w:hideMark/>
+          </w:tcPr>
+          <w:p>
+            <w:r>
+              <w:t>82.33 (-0.79)</w:t>
+            </w:r>
+          </w:p>
+        </w:tc>
+        <w:tc>
+          <w:tcPr>
+            <w:tcW w:w="0" w:type="auto"/>
+            <w:hideMark/>
+          </w:tcPr>
+          <w:p>
+            <w:r>
+              <w:t>78.00 (-5.12)</w:t>
+            </w:r>
+          </w:p>
+        </w:tc>
+      </w:tr>
+      <w:tr>
+        <w:tc>
+          <w:tcPr>
+            <w:tcW w:w="0" w:type="auto"/>
+            <w:hideMark/>
+          </w:tcPr>
+          <w:p>
+            <w:r>
+              <w:t>GPT-5 Nano</w:t>
+            </w:r>
+          </w:p>
+        </w:tc>
+        <w:tc>
+          <w:tcPr>
+            <w:tcW w:w="0" w:type="auto"/>
+            <w:hideMark/>
+          </w:tcPr>
+          <w:p>
+            <w:r>
+              <w:t>77.33 (-1.75)</w:t>
+            </w:r>
+          </w:p>
+        </w:tc>
+        <w:tc>
+          <w:tcPr>
+            <w:tcW w:w="0" w:type="auto"/>
+            <w:hideMark/>
+          </w:tcPr>
+          <w:p>
+            <w:r>
+              <w:t>76.00 (-7.12)</w:t>
+            </w:r>
+          </w:p>
+        </w:tc>
+        <w:tc>
+          <w:tcPr>
+            <w:tcW w:w="0" w:type="auto"/>
+            <w:hideMark/>
+          </w:tcPr>
+          <w:p>
+            <w:r>
+              <w:t>69.83 (-13.29)</w:t>
+            </w:r>
+          </w:p>
+        </w:tc>
+      </w:tr>
+      <w:tr>
+        <w:tc>
+          <w:tcPr>
+            <w:tcW w:w="0" w:type="auto"/>
+            <w:hideMark/>
+          </w:tcPr>
+          <w:p>
+            <w:r>
+              <w:t>Grok 4</w:t>
+            </w:r>
+          </w:p>
+        </w:tc>
+        <w:tc>
+          <w:tcPr>
+            <w:tcW w:w="0" w:type="auto"/>
+            <w:hideMark/>
+          </w:tcPr>
+          <w:p>
+            <w:r>
+              <w:t>85.11 (+6.03)</w:t>
+            </w:r>
+          </w:p>
+        </w:tc>
+        <w:tc>
+          <w:tcPr>
+            <w:tcW w:w="0" w:type="auto"/>
+            <w:hideMark/>
+          </w:tcPr>
+          <w:p>
+            <w:r>
+              <w:t>83.33 (+0.21)</w:t>
+            </w:r>
+          </w:p>
+        </w:tc>
+        <w:tc>
+          <w:tcPr>
+            <w:tcW w:w="0" w:type="auto"/>
+            <w:hideMark/>
+          </w:tcPr>
+          <w:p>
+            <w:r>
+              <w:t>69.50 (-13.62)</w:t>
+            </w:r>
+          </w:p>
+        </w:tc>
+      </w:tr>
+    </w:tbl>
+    <w:p>
+      <w:pPr>
+        <w:rPr>
+          <w:lang w:eastAsia="en-GB"/>
+        </w:rPr>
+      </w:pPr>
+    </w:p>
+    <w:p>
+      <w:pPr>
+        <w:pStyle w:val="Heading2"/>
+        <w:rPr>
+          <w:bCs/>
+          <w:lang w:eastAsia="en-GB"/>
+        </w:rPr>
+      </w:pPr>
+      <w:r>
+        <w:rPr>
+          <w:bCs/>
+          <w:lang w:eastAsia="en-GB"/>
+        </w:rPr>
+        <w:t>Recommendation Agreement and Consistency</w:t>
+      </w:r>
+    </w:p>
+    <w:p>
+      <w:pPr>
+        <w:rPr>
+          <w:lang w:eastAsia="en-GB"/>
+        </w:rPr>
+      </w:pPr>
+      <w:r>
+        <w:rPr>
+          <w:lang w:eastAsia="en-GB"/>
+        </w:rPr>
+        <w:t>Pair-level exact recommendation agreement ranged from 22.2% to 33.3% across experiments, but Cohen's kappa values were near zero (exact κ: 0.061, 0.020, -0.037; broad κ: 0.000, 0.100, -0.071 for Experiments 1–3), indicating agreement at or below chance levels. These kappa estimates should be interpreted cautiously because human-LLM pairs are non-independent (each human review is crossed with multiple LLM reviews), which may bias point estimates. LLMs consistently favored "Fund with Revisions" (52–78%) compared to humans (25%). In the zero-shot condition, LLMs generated zero "Do Not Fund" recommendations; strict instructions increased this to 27.8% but at the cost of zero "Fund" recommendations. Broad pair-level agreement was highest in Experiment 2 (75.0%) compared to 58.3% in Experiments 1 and 3, though kappa values indicate this largely reflects base-rate overlap rather than systematic concordance.</w:t>
+      </w:r>
+    </w:p>
+    <w:p>
+      <w:pPr>
+        <w:rPr>
+          <w:lang w:eastAsia="en-GB"/>
+        </w:rPr>
+      </w:pPr>
+    </w:p>
+    <w:p>
+      <w:pPr>
+        <w:rPr>
+          <w:lang w:eastAsia="en-GB"/>
+        </w:rPr>
+      </w:pPr>
+      <w:r>
+        <w:rPr>
+          <w:lang w:eastAsia="en-GB"/>
+        </w:rPr>
+        <w:t>LLMs demonstrated substantially lower score dispersion across all conditions, with average within-applicant standard deviations of 5.18–5.78 points compared to 11.37–12.56 for humans, representing a 49% reduction in Experiment 1 and 59% in Experiments 2–3. However, this lower variability may reflect range restriction rather than superior consistency. LLMs did not consistently differentiate between applications: in Experiment 1, LLMs ranked all three applications within a narrow 2.4-point range (82.1–84.6) while humans distinguished a wider 18.2-point spread (71.0–89.2). LLMs matched the human rank ordering of applications only in Experiment 2.</w:t>
+      </w:r>
+    </w:p>
+    <w:p>
+      <w:pPr>
+        <w:pStyle w:val="Heading1"/>
+      </w:pPr>
+      <w:r>
+        <w:t>Discussion</w:t>
+      </w:r>
+    </w:p>
+    <w:p>
+      <w:r>
+        <w:t xml:space="preserve">This exploratory pilot study provides case-study-level evidence on the effects of prompt engineering on LLM grant review scoring, based on three applications at a single institution. No experimental condition produced statistically significant score differences from human reviewers after accounting for </w:t>
+      </w:r>
+      <w:proofErr w:type="spellStart"/>
+      <w:r>
+        <w:t>pseudoreplication</w:t>
+      </w:r>
+      <w:proofErr w:type="spellEnd"/>
+      <w:r>
+        <w:t xml:space="preserve">, though descriptive patterns were informative. Few-shot prompting with diverse training examples (Experiment 2) produced the smallest deviation from human scores (-2.57 </w:t>
+      </w:r>
+      <w:r>
+        <w:lastRenderedPageBreak/>
+        <w:t>points, p = 0.671), while both zero-shot and strict instruction approaches introduced larger biases in opposing directions. On a common application base (FC1 and FC2 only), mean LLM scores ranged from 84.4 (zero-shot) to 72.4 (strict), an 11.9-point spread attributable to prompt condition, underscoring that prompt engineering substantially affects LLM scoring behavior. In the best-aligned experiment (Experiment 2), vendor-level spread (7.3 points) was smaller than the cross-experiment prompt effect (11.9 points), though this pattern was not consistent (Experiment 1 vendor spread: 11.1 points). However, the improved alignment in Experiment 2 cannot be definitively attributed to generalizable few-shot learning, as discussed in the limitations.</w:t>
+      </w:r>
+    </w:p>
+    <w:p/>
+    <w:p>
+      <w:r>
+        <w:t xml:space="preserve">The counterproductive effect of strict instructions (Experiment 3) is noteworthy. Adding directives to "be critical" shifted LLM scores from near-alignment to substantial under-scoring (10.68 points below human mean), though this difference did not reach statistical significance after correcting for </w:t>
+      </w:r>
+      <w:proofErr w:type="spellStart"/>
+      <w:r>
+        <w:t>pseudoreplication</w:t>
+      </w:r>
+      <w:proofErr w:type="spellEnd"/>
+      <w:r>
+        <w:t xml:space="preserve"> (p = 0.097). One speculative explanation is that LLMs may prioritize explicit instructions over the calibrating influence of training examples, a pattern described as instruction compliance bias (12); however, this mechanistic interpretation cannot be confirmed from our behavioral data alone. If replicated, this pattern would suggest that providing examples of desired scoring behavior may be more effective than directive language for calibrating LLM outputs.</w:t>
+      </w:r>
+    </w:p>
+    <w:p/>
+    <w:p>
+      <w:r>
+        <w:t xml:space="preserve">The persistent dissociation between score alignment and recommendation agreement </w:t>
+      </w:r>
+      <w:proofErr w:type="gramStart"/>
+      <w:r>
+        <w:t>warrants</w:t>
+      </w:r>
+      <w:proofErr w:type="gramEnd"/>
+      <w:r>
+        <w:t xml:space="preserve"> attention. Even in the best-aligned condition, LLMs overwhelmingly favored "Fund with Revisions" (77.8% in Experiment 2 vs. 25% for humans), achieved only 30.6% pair-level exact agreement, and produced near-zero chance-corrected agreement (Cohen's κ: -0.04 to 0.10 across experiments), indicating that observed agreement is attributable to base-rate overlap rather than systematic concordance. LLMs may default to intermediate options when uncertain, consistent with documented ambiguity aversion in AI systems (13). Score-to-recommendation mapping likely involves implicit thresholds that LLMs cannot infer from rubrics alone.</w:t>
+      </w:r>
+    </w:p>
+    <w:p/>
+    <w:p>
+      <w:r>
+        <w:t>A potential source of LLM scoring variance is the absence of an explicit operational definition of "seed grant" in our prompts. While human reviewers share institutional understanding of seed grant expectations, LLMs must infer this from training data that likely over-represents larger funding mechanisms (e.g., NIH R01), potentially creating a mismatch in evaluation standards. Future implementations may benefit from including explicit construct definitions alongside rubrics and examples.</w:t>
+      </w:r>
+    </w:p>
+    <w:p/>
+    <w:p>
+      <w:pPr>
+        <w:pStyle w:val="Heading2"/>
+        <w:rPr>
+          <w:bCs/>
+          <w:lang w:eastAsia="en-GB"/>
+        </w:rPr>
+      </w:pPr>
+      <w:r>
+        <w:rPr>
+          <w:bCs/>
+          <w:lang w:eastAsia="en-GB"/>
+        </w:rPr>
+        <w:t xml:space="preserve">Limitations </w:t>
+      </w:r>
+    </w:p>
+    <w:p>
+      <w:pPr>
+        <w:rPr>
+          <w:lang w:eastAsia="en-GB"/>
+        </w:rPr>
+      </w:pPr>
+      <w:r>
+        <w:rPr>
+          <w:lang w:eastAsia="en-GB"/>
+        </w:rPr>
+        <w:t>Several limitations constrain the generalizability of these findings. Most fundamentally, only three applications from a single institution were evaluated, meaning the study cannot distinguish prompt engineering effects from application-specific effects. The 11.9-point spread in LLM means across prompt conditions (on a common application base) could be confounded with idiosyncratic application characteristics. All statistical tests are underpowered given these effective sample sizes (9 or 6 aggregated LLM observations per experiment), and p-values should be interpreted as descriptive guides rather than confirmatory evidence.</w:t>
+      </w:r>
+    </w:p>
+    <w:p>
+      <w:pPr>
+        <w:rPr>
+          <w:lang w:eastAsia="en-GB"/>
+        </w:rPr>
+      </w:pPr>
+    </w:p>
+    <w:p>
+      <w:pPr>
+        <w:rPr>
+          <w:lang w:eastAsia="en-GB"/>
+        </w:rPr>
+      </w:pPr>
+      <w:r>
+        <w:rPr>
+          <w:lang w:eastAsia="en-GB"/>
+        </w:rPr>
+        <w:t xml:space="preserve">The few-shot training examples in Experiments 2 and 3 were derived from reviews of a single application (FC3), with human scores ranging from 61 to 80 points. This design confounds general scoring calibration with application-specific anchoring; the improved alignment in Experiment 2 could reflect the LLM calibrating to FC3's particular score range rather than learning generalizable </w:t>
+      </w:r>
+      <w:r>
+        <w:rPr>
+          <w:lang w:eastAsia="en-GB"/>
+        </w:rPr>
+        <w:lastRenderedPageBreak/>
+        <w:t>scoring behavior. Future studies should use training examples drawn from multiple applications to disentangle these effects.</w:t>
+      </w:r>
+    </w:p>
+    <w:p>
+      <w:pPr>
+        <w:rPr>
+          <w:lang w:eastAsia="en-GB"/>
+        </w:rPr>
+      </w:pPr>
+    </w:p>
+    <w:p>
+      <w:pPr>
+        <w:rPr>
+          <w:lang w:eastAsia="en-GB"/>
+        </w:rPr>
+      </w:pPr>
+      <w:r>
+        <w:rPr>
+          <w:lang w:eastAsia="en-GB"/>
+        </w:rPr>
+        <w:t xml:space="preserve">Additionally, while </w:t>
+      </w:r>
+      <w:proofErr w:type="spellStart"/>
+      <w:r>
+        <w:rPr>
+          <w:lang w:eastAsia="en-GB"/>
+        </w:rPr>
+        <w:t>pseudoreplication</w:t>
+      </w:r>
+      <w:proofErr w:type="spellEnd"/>
+      <w:r>
+        <w:rPr>
+          <w:lang w:eastAsia="en-GB"/>
+        </w:rPr>
+        <w:t xml:space="preserve"> was addressed on the LLM side through cell-mean aggregation, human scores remain nested within four reviewers who each scored all applications, introducing within-reviewer correlation that the t-tests do not model. Cohen's kappa was computed over all human-LLM review pairs per application, creating non-independent pairs that may bias kappa point estimates; however, given that all kappa values were near zero, this is unlikely to change the qualitative conclusion of chance-level agreement.</w:t>
+      </w:r>
+    </w:p>
+    <w:p>
+      <w:pPr>
+        <w:rPr>
+          <w:lang w:eastAsia="en-GB"/>
+        </w:rPr>
+      </w:pPr>
+    </w:p>
+    <w:p>
+      <w:pPr>
+        <w:rPr>
+          <w:lang w:eastAsia="en-GB"/>
+        </w:rPr>
+      </w:pPr>
+      <w:r>
+        <w:rPr>
+          <w:lang w:eastAsia="en-GB"/>
+        </w:rPr>
+        <w:t xml:space="preserve">The observed 49–59% reduction in LLM score dispersion should be interpreted cautiously. LLMs compressed scores into a narrow range and failed to rank applications in the same order as humans in two of three experiments, suggesting range restriction and reduced sensitivity to application quality rather than superior consistency. The </w:t>
+      </w:r>
+      <w:proofErr w:type="gramStart"/>
+      <w:r>
+        <w:rPr>
+          <w:lang w:eastAsia="en-GB"/>
+        </w:rPr>
+        <w:t>low-temperature</w:t>
+      </w:r>
+      <w:proofErr w:type="gramEnd"/>
+      <w:r>
+        <w:rPr>
+          <w:lang w:eastAsia="en-GB"/>
+        </w:rPr>
+        <w:t xml:space="preserve"> setting for </w:t>
+      </w:r>
+      <w:proofErr w:type="spellStart"/>
+      <w:r>
+        <w:rPr>
+          <w:lang w:eastAsia="en-GB"/>
+        </w:rPr>
+        <w:t>xAI</w:t>
+      </w:r>
+      <w:proofErr w:type="spellEnd"/>
+      <w:r>
+        <w:rPr>
+          <w:lang w:eastAsia="en-GB"/>
+        </w:rPr>
+        <w:t xml:space="preserve"> Grok (0.1) may further contribute to reduced variability for that vendor. The seed grant context ($5,000) may not generalize to larger, more complex grants. Model versions tested (October 2025) may perform differently from current versions. The retrospective design and lack of preregistration should also be noted. Despite these limitations, the systematic experimental design with appropriate controls for data contamination provides a methodological framework for future, larger-scale studies.</w:t>
+      </w:r>
+    </w:p>
+    <w:p>
+      <w:pPr>
+        <w:pStyle w:val="Heading2"/>
+        <w:rPr>
+          <w:bCs/>
+          <w:lang w:eastAsia="en-GB"/>
+        </w:rPr>
+      </w:pPr>
+      <w:r>
+        <w:rPr>
+          <w:bCs/>
+          <w:lang w:eastAsia="en-GB"/>
+        </w:rPr>
+        <w:t>Implications and Future Directions</w:t>
+      </w:r>
+    </w:p>
+    <w:p>
+      <w:pPr>
+        <w:rPr>
+          <w:lang w:eastAsia="en-GB"/>
+        </w:rPr>
+      </w:pPr>
+      <w:r>
+        <w:rPr>
+          <w:lang w:eastAsia="en-GB"/>
+        </w:rPr>
+        <w:t xml:space="preserve">These findings generate several hypotheses for future testing. First, the observation that few-shot prompting without directive language produced the best-aligned scores warrants replication with larger application pools and training examples drawn from multiple applications. Second, the persistent dissociation between score calibration and recommendation agreement </w:t>
+      </w:r>
+      <w:proofErr w:type="gramStart"/>
+      <w:r>
+        <w:rPr>
+          <w:lang w:eastAsia="en-GB"/>
+        </w:rPr>
+        <w:t>suggests</w:t>
+      </w:r>
+      <w:proofErr w:type="gramEnd"/>
+      <w:r>
+        <w:rPr>
+          <w:lang w:eastAsia="en-GB"/>
+        </w:rPr>
+        <w:t xml:space="preserve"> that these may require separate calibration strategies in future implementations. Third, the near-zero kappa values across all conditions indicate that LLM-generated funding recommendations do not yet provide meaningful signal beyond chance, reinforcing that any future hybrid model must retain human authority over funding decisions. Future research should employ larger, multi-institutional application samples, mixed-effects models to properly account for the nested data structure, and preregistered designs to enable confirmatory inference.</w:t>
+      </w:r>
+    </w:p>
+    <w:p>
+      <w:pPr>
+        <w:pStyle w:val="Heading1"/>
+      </w:pPr>
+      <w:r>
+        <w:t xml:space="preserve">Conflict of Interest </w:t>
+      </w:r>
+    </w:p>
+    <w:p>
+      <w:r>
+        <w:t>The authors declare that the research was conducted in the absence of any commercial or financial relationships that could be construed as a potential conflict of interest.</w:t>
+      </w:r>
+    </w:p>
+    <w:p>
+      <w:pPr>
+        <w:pStyle w:val="Heading1"/>
+      </w:pPr>
+      <w:r>
+        <w:t>Author Contributions</w:t>
+      </w:r>
+    </w:p>
+    <w:p>
+      <w:r>
+        <w:t>HW</w:t>
+      </w:r>
+      <w:r>
+        <w:t xml:space="preserve"> and EL</w:t>
+      </w:r>
+      <w:r>
+        <w:t xml:space="preserve">: Conceptualization, Methodology, Software, Formal Analysis, Investigation, Data Curation, Writing – Original Draft, Writing – Review &amp; Editing, Project Administration. JL: Writing – Review &amp; Editing. </w:t>
+      </w:r>
+    </w:p>
+    <w:p>
+      <w:pPr>
+        <w:pStyle w:val="Heading1"/>
+      </w:pPr>
+      <w:r>
+        <w:t>Funding</w:t>
+      </w:r>
+    </w:p>
+    <w:p>
+      <w:r>
+        <w:t>None</w:t>
+      </w:r>
+      <w:r>
         <w:t>.</w:t>
       </w:r>
     </w:p>
     <w:p>
       <w:pPr>
-        <w:pStyle w:val="Heading2"/>
-      </w:pPr>
-      <w:r>
-        <w:t>Life Science Identifiers</w:t>
-      </w:r>
-    </w:p>
-    <w:p>
-      <w:pPr>
-        <w:rPr>
-          <w:szCs w:val="24"/>
-        </w:rPr>
-      </w:pPr>
-      <w:r>
-        <w:rPr>
-          <w:szCs w:val="24"/>
-        </w:rPr>
-        <w:t xml:space="preserve">Life Science Identifiers (LSIDs) for ZOOBANK registered names or nomenclatural acts should be listed in the </w:t>
-      </w:r>
-      <w:r>
-        <w:rPr>
-          <w:szCs w:val="24"/>
-        </w:rPr>
-        <w:t>manuscript before the keywords with the following format:</w:t>
-      </w:r>
-    </w:p>
-    <w:p>
-      <w:pPr>
-        <w:rPr>
-          <w:szCs w:val="24"/>
-        </w:rPr>
-      </w:pPr>
-      <w:proofErr w:type="spellStart"/>
-      <w:r>
-        <w:rPr>
-          <w:szCs w:val="24"/>
-        </w:rPr>
-        <w:t>urn:lsid</w:t>
-      </w:r>
-      <w:proofErr w:type="spellEnd"/>
-      <w:r>
-        <w:rPr>
-          <w:szCs w:val="24"/>
-        </w:rPr>
-        <w:t>:&lt;Authority&gt;:&lt;Namespace&gt;:&lt;</w:t>
-      </w:r>
-      <w:proofErr w:type="spellStart"/>
-      <w:r>
-        <w:rPr>
-          <w:szCs w:val="24"/>
-        </w:rPr>
-        <w:t>ObjectID</w:t>
-      </w:r>
-      <w:proofErr w:type="spellEnd"/>
-      <w:r>
-        <w:rPr>
-          <w:szCs w:val="24"/>
-        </w:rPr>
-        <w:t>&gt;[:&lt;Version&gt;]</w:t>
-      </w:r>
-    </w:p>
-    <w:p>
-      <w:pPr>
-        <w:rPr>
-          <w:szCs w:val="24"/>
-        </w:rPr>
-      </w:pPr>
-    </w:p>
-    <w:p>
-      <w:pPr>
         <w:pStyle w:val="Heading1"/>
       </w:pPr>
       <w:r>
-        <w:lastRenderedPageBreak/>
-        <w:t>Additional Requirements</w:t>
-      </w:r>
-    </w:p>
-    <w:p>
-      <w:pPr>
-        <w:rPr>
-          <w:szCs w:val="24"/>
-        </w:rPr>
-      </w:pPr>
-      <w:r>
-        <w:rPr>
-          <w:szCs w:val="24"/>
-        </w:rPr>
-        <w:t>For additional requirements for specific article types and further information please refer to</w:t>
-      </w:r>
-      <w:r>
-        <w:rPr>
-          <w:szCs w:val="24"/>
-        </w:rPr>
-        <w:t xml:space="preserve"> </w:t>
-      </w:r>
-      <w:r>
-        <w:rPr>
-          <w:szCs w:val="24"/>
-        </w:rPr>
-        <w:t>“Article types” on every Frontiers journal page</w:t>
-      </w:r>
-      <w:r>
-        <w:rPr>
-          <w:szCs w:val="24"/>
-        </w:rPr>
-        <w:t>.</w:t>
-      </w:r>
-    </w:p>
-    <w:p>
-      <w:pPr>
-        <w:pStyle w:val="Heading1"/>
-      </w:pPr>
-      <w:r>
-        <w:t>Conflict of Interest</w:t>
-      </w:r>
-    </w:p>
-    <w:p>
-      <w:pPr>
-        <w:spacing w:before="0" w:after="0"/>
-        <w:rPr>
-          <w:rFonts w:eastAsia="Times New Roman" w:cs="Times New Roman"/>
-          <w:szCs w:val="24"/>
-          <w:lang w:val="en-GB" w:eastAsia="en-GB"/>
-        </w:rPr>
-      </w:pPr>
-      <w:r>
-        <w:rPr>
-          <w:rFonts w:eastAsia="Times New Roman" w:cs="Times New Roman"/>
-          <w:szCs w:val="24"/>
-          <w:lang w:val="en-GB" w:eastAsia="en-GB"/>
-        </w:rPr>
-        <w:t xml:space="preserve">All financial, commercial or other relationships that might be perceived by the academic community as representing a potential conflict of interest must be disclosed. If no such relationship exists, authors will be asked to confirm the following statement: </w:t>
-      </w:r>
-    </w:p>
-    <w:p>
-      <w:r>
-        <w:rPr>
-          <w:rFonts w:eastAsia="Times New Roman" w:cs="Times New Roman"/>
-          <w:i/>
-          <w:szCs w:val="24"/>
-          <w:lang w:val="en-GB" w:eastAsia="en-GB"/>
-        </w:rPr>
-        <w:t>The authors declare that the research was conducted in the absence of any commercial or financial relationships that could be construed as a potential conflict of interest</w:t>
-      </w:r>
-      <w:r>
-        <w:rPr>
-          <w:rFonts w:eastAsia="Times New Roman" w:cs="Times New Roman"/>
-          <w:szCs w:val="24"/>
-          <w:lang w:val="en-GB" w:eastAsia="en-GB"/>
-        </w:rPr>
-        <w:t>.</w:t>
-      </w:r>
-    </w:p>
-    <w:p>
-      <w:pPr>
-        <w:pStyle w:val="Heading1"/>
-      </w:pPr>
-      <w:r>
-        <w:t>Author Contributions</w:t>
-      </w:r>
-    </w:p>
-    <w:p>
-      <w:r>
-        <w:rPr>
-          <w:lang w:val="en-GB"/>
-        </w:rPr>
-        <w:t>The Author Contributions section is mandatory for all articles, including articles by sole authors. If an appropriate statement is not provided on submission, a standard one will be inserted during the production process. The Author Contributions statement must describe the contributions of individual authors referred to by their initials and, in doing so, all authors agree to be accountable for the content of the work.</w:t>
-      </w:r>
-      <w:r>
-        <w:t xml:space="preserve"> Please see </w:t>
-      </w:r>
-      <w:hyperlink r:id="rId17" w:anchor="authorship-and-author-responsibilities" w:history="1">
-        <w:r>
-          <w:rPr>
-            <w:rStyle w:val="Hyperlink"/>
-          </w:rPr>
-          <w:t xml:space="preserve">here </w:t>
-        </w:r>
-      </w:hyperlink>
-      <w:r>
-        <w:t>for full authorship criteria.</w:t>
-      </w:r>
-    </w:p>
-    <w:p>
-      <w:pPr>
-        <w:pStyle w:val="Heading1"/>
-      </w:pPr>
-      <w:r>
-        <w:t>Funding</w:t>
-      </w:r>
-    </w:p>
-    <w:p>
-      <w:pPr>
-        <w:rPr>
-          <w:szCs w:val="24"/>
-        </w:rPr>
-      </w:pPr>
-      <w:r>
-        <w:rPr>
-          <w:szCs w:val="24"/>
-        </w:rPr>
-        <w:t>Details of all funding sources should be provided, including grant numbers if applicable. Please ensure to add all necessary funding information, as after publication this is no longer possible.</w:t>
-      </w:r>
-    </w:p>
-    <w:p>
-      <w:pPr>
-        <w:pStyle w:val="Heading1"/>
-      </w:pPr>
-      <w:r>
         <w:t>Acknowledgments</w:t>
       </w:r>
-    </w:p>
-    <w:p>
-      <w:pPr>
-        <w:rPr>
-          <w:szCs w:val="24"/>
-          <w:shd w:val="clear" w:color="auto" w:fill="FFFFFF"/>
-        </w:rPr>
-      </w:pPr>
-      <w:r>
-        <w:rPr>
-          <w:szCs w:val="24"/>
-          <w:shd w:val="clear" w:color="auto" w:fill="FFFFFF"/>
-        </w:rPr>
-        <w:t xml:space="preserve">This is a short text to acknowledge the contributions of specific colleagues, institutions, or agencies that aided the efforts of the authors. </w:t>
-      </w:r>
-    </w:p>
-    <w:p>
-      <w:pPr>
-        <w:pStyle w:val="Heading1"/>
-      </w:pPr>
-      <w:r>
-        <w:t>Reference styles</w:t>
-      </w:r>
-    </w:p>
-    <w:p>
-      <w:pPr>
-        <w:rPr>
-          <w:rFonts w:cs="Times New Roman"/>
-          <w:szCs w:val="24"/>
-        </w:rPr>
-      </w:pPr>
-      <w:r>
-        <w:rPr>
-          <w:rFonts w:cs="Times New Roman"/>
-          <w:szCs w:val="24"/>
-        </w:rPr>
-        <w:t>The following formatting styles are meant as a guide, as long as the full citation is complete and clear, Frontiers referencing style will be applied during typesetting.</w:t>
-      </w:r>
-    </w:p>
-    <w:p>
-      <w:pPr>
-        <w:pStyle w:val="Heading2"/>
-      </w:pPr>
-      <w:r>
-        <w:t>Science, Engineering and Humanities and Social Sciences references</w:t>
-      </w:r>
-    </w:p>
-    <w:p>
-      <w:pPr>
-        <w:rPr>
-          <w:szCs w:val="24"/>
-        </w:rPr>
-      </w:pPr>
-      <w:r>
-        <w:rPr>
-          <w:rStyle w:val="Strong"/>
-          <w:b w:val="0"/>
-          <w:szCs w:val="24"/>
-          <w:bdr w:val="none" w:sz="0" w:space="0" w:color="auto" w:frame="1"/>
-        </w:rPr>
-        <w:t xml:space="preserve">For articles submitted in the domains of Science, Engineering or Humanities and Social Sciences please apply Author-Year system for in-text citations. </w:t>
-      </w:r>
-      <w:r>
-        <w:t>For Humanities and Social Sciences articles please include page numbers in the in-text citations</w:t>
-      </w:r>
-    </w:p>
-    <w:p>
-      <w:pPr>
-        <w:rPr>
-          <w:szCs w:val="24"/>
-        </w:rPr>
-      </w:pPr>
-      <w:r>
-        <w:rPr>
-          <w:szCs w:val="24"/>
-          <w:shd w:val="clear" w:color="auto" w:fill="FFFFFF"/>
-        </w:rPr>
-        <w:t xml:space="preserve">For some examples please click </w:t>
-      </w:r>
-      <w:hyperlink r:id="rId18" w:anchor="harvard-reference-style" w:history="1">
-        <w:r>
-          <w:rPr>
-            <w:rStyle w:val="Hyperlink"/>
-            <w:szCs w:val="24"/>
-            <w:shd w:val="clear" w:color="auto" w:fill="FFFFFF"/>
-          </w:rPr>
-          <w:t>here</w:t>
-        </w:r>
-      </w:hyperlink>
-      <w:r>
-        <w:rPr>
-          <w:szCs w:val="24"/>
-          <w:shd w:val="clear" w:color="auto" w:fill="FFFFFF"/>
-        </w:rPr>
-        <w:t>.</w:t>
-      </w:r>
-    </w:p>
-    <w:p>
-      <w:pPr>
-        <w:rPr>
-          <w:szCs w:val="24"/>
-        </w:rPr>
-      </w:pPr>
-      <w:r>
-        <w:rPr>
-          <w:szCs w:val="24"/>
-        </w:rPr>
-        <w:t xml:space="preserve">For more examples of citing other documents and general questions regarding reference style, please refer to the </w:t>
-      </w:r>
-      <w:hyperlink r:id="rId19" w:history="1">
-        <w:r>
-          <w:rPr>
-            <w:rStyle w:val="Hyperlink"/>
-            <w:szCs w:val="24"/>
-          </w:rPr>
-          <w:t>Chicago Manual of Style</w:t>
-        </w:r>
-      </w:hyperlink>
-      <w:r>
-        <w:rPr>
-          <w:szCs w:val="24"/>
-        </w:rPr>
-        <w:t>.</w:t>
-      </w:r>
-    </w:p>
-    <w:p>
-      <w:pPr>
-        <w:pStyle w:val="Heading2"/>
-      </w:pPr>
-      <w:r>
-        <w:t>Health, Physics and Mathematics references</w:t>
-      </w:r>
-    </w:p>
-    <w:p>
-      <w:pPr>
-        <w:rPr>
-          <w:b/>
-          <w:szCs w:val="24"/>
-        </w:rPr>
-      </w:pPr>
-      <w:r>
-        <w:rPr>
-          <w:rStyle w:val="Strong"/>
-          <w:b w:val="0"/>
-          <w:szCs w:val="24"/>
-        </w:rPr>
-        <w:t>For articles submitted in the domain of Health or the journals Frontiers in Physics and Frontiers in Applied Mathematics and Statistics please apply the Vancouver system for in-text citations.</w:t>
-      </w:r>
-    </w:p>
-    <w:p>
-      <w:pPr>
-        <w:rPr>
-          <w:szCs w:val="24"/>
-          <w:shd w:val="clear" w:color="auto" w:fill="FFFFFF"/>
-        </w:rPr>
-      </w:pPr>
-      <w:r>
-        <w:rPr>
-          <w:szCs w:val="24"/>
-          <w:shd w:val="clear" w:color="auto" w:fill="FFFFFF"/>
-        </w:rPr>
-        <w:lastRenderedPageBreak/>
-        <w:t>In-text citations should be numbered consecutively in order of appearance in the text – identified by Arabic numerals in the parenthesis [square parenthesis for Physics and Mathematics].</w:t>
-      </w:r>
-    </w:p>
-    <w:p>
-      <w:pPr>
-        <w:rPr>
-          <w:szCs w:val="24"/>
-        </w:rPr>
-      </w:pPr>
-      <w:r>
-        <w:rPr>
-          <w:szCs w:val="24"/>
-          <w:shd w:val="clear" w:color="auto" w:fill="FFFFFF"/>
-        </w:rPr>
-        <w:t xml:space="preserve">For some examples please click </w:t>
-      </w:r>
-      <w:hyperlink r:id="rId20" w:anchor="references" w:history="1">
-        <w:r>
-          <w:rPr>
-            <w:rStyle w:val="Hyperlink"/>
-            <w:szCs w:val="24"/>
-            <w:shd w:val="clear" w:color="auto" w:fill="FFFFFF"/>
-          </w:rPr>
-          <w:t>here</w:t>
-        </w:r>
-      </w:hyperlink>
-      <w:r>
-        <w:rPr>
-          <w:szCs w:val="24"/>
-          <w:shd w:val="clear" w:color="auto" w:fill="FFFFFF"/>
-        </w:rPr>
-        <w:t>.</w:t>
-      </w:r>
-    </w:p>
-    <w:p>
-      <w:pPr>
-        <w:rPr>
-          <w:szCs w:val="24"/>
-        </w:rPr>
-      </w:pPr>
-      <w:r>
-        <w:rPr>
-          <w:szCs w:val="24"/>
-        </w:rPr>
-        <w:t xml:space="preserve">For more examples of citing other documents and general questions regarding reference style, please refer to </w:t>
-      </w:r>
-      <w:hyperlink r:id="rId21" w:tgtFrame="_blank" w:history="1">
-        <w:r>
-          <w:rPr>
-            <w:rStyle w:val="Hyperlink"/>
-            <w:szCs w:val="24"/>
-          </w:rPr>
-          <w:t>Citing Medicine</w:t>
-        </w:r>
-      </w:hyperlink>
-      <w:r>
-        <w:rPr>
-          <w:szCs w:val="24"/>
-        </w:rPr>
-        <w:t>.</w:t>
-      </w:r>
-    </w:p>
-    <w:p>
-      <w:pPr>
-        <w:pStyle w:val="Heading1"/>
-      </w:pPr>
-      <w:r>
-        <w:t>Supplementary Material</w:t>
-      </w:r>
-    </w:p>
-    <w:p>
-      <w:pPr>
-        <w:rPr>
-          <w:rFonts w:cs="Times New Roman"/>
-          <w:szCs w:val="24"/>
-          <w:lang w:val="en-GB"/>
-        </w:rPr>
-      </w:pPr>
-      <w:r>
-        <w:rPr>
-          <w:rFonts w:cs="Times New Roman"/>
-          <w:szCs w:val="24"/>
-          <w:lang w:val="en-GB"/>
-        </w:rPr>
-        <w:t>Supplementary Material should be uploaded separately on submission, if there are Supplementary Figures, please include the caption in the same file as the figure.</w:t>
-      </w:r>
-      <w:r>
-        <w:rPr>
-          <w:rFonts w:cs="Times New Roman"/>
-          <w:szCs w:val="24"/>
-        </w:rPr>
-        <w:t xml:space="preserve"> Supplementary Material templates can be found in the Frontiers Word</w:t>
-      </w:r>
-      <w:r>
-        <w:rPr>
-          <w:rFonts w:cs="Times New Roman"/>
-          <w:szCs w:val="24"/>
-        </w:rPr>
-        <w:t xml:space="preserve"> Templates</w:t>
-      </w:r>
-      <w:r>
-        <w:rPr>
-          <w:rFonts w:cs="Times New Roman"/>
-          <w:szCs w:val="24"/>
-        </w:rPr>
-        <w:t xml:space="preserve"> file.</w:t>
-      </w:r>
-    </w:p>
-    <w:p>
-      <w:pPr>
-        <w:rPr>
-          <w:rFonts w:cs="Times New Roman"/>
-          <w:szCs w:val="24"/>
-        </w:rPr>
-      </w:pPr>
-      <w:r>
-        <w:rPr>
-          <w:rFonts w:cs="Times New Roman"/>
-          <w:szCs w:val="24"/>
-        </w:rPr>
-        <w:t>Please see the</w:t>
-      </w:r>
-      <w:hyperlink r:id="rId22" w:anchor="supplementary-material" w:history="1">
-        <w:r>
-          <w:rPr>
-            <w:rStyle w:val="Hyperlink"/>
-            <w:rFonts w:cs="Times New Roman"/>
-            <w:szCs w:val="24"/>
-          </w:rPr>
-          <w:t xml:space="preserve"> Supplementary Material section of the Author guidelines</w:t>
-        </w:r>
-      </w:hyperlink>
-      <w:r>
-        <w:rPr>
-          <w:rFonts w:cs="Times New Roman"/>
-          <w:szCs w:val="24"/>
-        </w:rPr>
-        <w:t xml:space="preserve"> for details on th</w:t>
-      </w:r>
-      <w:r>
-        <w:rPr>
-          <w:rFonts w:cs="Times New Roman"/>
-          <w:szCs w:val="24"/>
-        </w:rPr>
-        <w:t>e different file types accepted.</w:t>
-      </w:r>
-    </w:p>
-    <w:p>
-      <w:pPr>
-        <w:pStyle w:val="ListParagraph"/>
-        <w:numPr>
-          <w:ilvl w:val="0"/>
-          <w:numId w:val="22"/>
-        </w:numPr>
-        <w:spacing w:before="240"/>
-        <w:contextualSpacing w:val="0"/>
-        <w:outlineLvl w:val="0"/>
-        <w:rPr>
-          <w:b/>
-          <w:vanish/>
-        </w:rPr>
-      </w:pPr>
-    </w:p>
-    <w:p>
-      <w:pPr>
-        <w:pStyle w:val="ListParagraph"/>
-        <w:numPr>
-          <w:ilvl w:val="0"/>
-          <w:numId w:val="22"/>
-        </w:numPr>
-        <w:spacing w:before="240"/>
-        <w:contextualSpacing w:val="0"/>
-        <w:outlineLvl w:val="0"/>
-        <w:rPr>
-          <w:b/>
-          <w:vanish/>
-        </w:rPr>
-      </w:pPr>
-    </w:p>
-    <w:p>
-      <w:pPr>
-        <w:pStyle w:val="ListParagraph"/>
-        <w:numPr>
-          <w:ilvl w:val="0"/>
-          <w:numId w:val="22"/>
-        </w:numPr>
-        <w:spacing w:before="240"/>
-        <w:contextualSpacing w:val="0"/>
-        <w:outlineLvl w:val="0"/>
-        <w:rPr>
-          <w:b/>
-          <w:vanish/>
-        </w:rPr>
-      </w:pPr>
-    </w:p>
-    <w:p>
-      <w:pPr>
-        <w:pStyle w:val="ListParagraph"/>
-        <w:numPr>
-          <w:ilvl w:val="0"/>
-          <w:numId w:val="22"/>
-        </w:numPr>
-        <w:spacing w:before="240"/>
-        <w:contextualSpacing w:val="0"/>
-        <w:outlineLvl w:val="0"/>
-        <w:rPr>
-          <w:b/>
-          <w:vanish/>
-        </w:rPr>
-      </w:pPr>
-    </w:p>
-    <w:p>
-      <w:pPr>
-        <w:pStyle w:val="ListParagraph"/>
-        <w:numPr>
-          <w:ilvl w:val="0"/>
-          <w:numId w:val="22"/>
-        </w:numPr>
-        <w:spacing w:before="240"/>
-        <w:contextualSpacing w:val="0"/>
-        <w:outlineLvl w:val="0"/>
-        <w:rPr>
-          <w:b/>
-          <w:vanish/>
-        </w:rPr>
-      </w:pPr>
-    </w:p>
-    <w:p>
-      <w:pPr>
-        <w:pStyle w:val="ListParagraph"/>
-        <w:numPr>
-          <w:ilvl w:val="0"/>
-          <w:numId w:val="22"/>
-        </w:numPr>
-        <w:spacing w:before="240"/>
-        <w:contextualSpacing w:val="0"/>
-        <w:outlineLvl w:val="0"/>
-        <w:rPr>
-          <w:b/>
-          <w:vanish/>
-        </w:rPr>
-      </w:pPr>
-    </w:p>
-    <w:p>
-      <w:pPr>
-        <w:pStyle w:val="ListParagraph"/>
-        <w:numPr>
-          <w:ilvl w:val="0"/>
-          <w:numId w:val="22"/>
-        </w:numPr>
-        <w:spacing w:before="240"/>
-        <w:contextualSpacing w:val="0"/>
-        <w:outlineLvl w:val="0"/>
-        <w:rPr>
-          <w:b/>
-          <w:vanish/>
-        </w:rPr>
-      </w:pPr>
-    </w:p>
-    <w:p>
-      <w:pPr>
-        <w:pStyle w:val="ListParagraph"/>
-        <w:numPr>
-          <w:ilvl w:val="0"/>
-          <w:numId w:val="22"/>
-        </w:numPr>
-        <w:spacing w:before="240"/>
-        <w:contextualSpacing w:val="0"/>
-        <w:outlineLvl w:val="0"/>
-        <w:rPr>
-          <w:b/>
-          <w:vanish/>
-        </w:rPr>
-      </w:pPr>
-    </w:p>
-    <w:p>
-      <w:pPr>
-        <w:pStyle w:val="ListParagraph"/>
-        <w:numPr>
-          <w:ilvl w:val="0"/>
-          <w:numId w:val="22"/>
-        </w:numPr>
-        <w:spacing w:before="240"/>
-        <w:contextualSpacing w:val="0"/>
-        <w:outlineLvl w:val="0"/>
-        <w:rPr>
-          <w:b/>
-          <w:vanish/>
-        </w:rPr>
-      </w:pPr>
-    </w:p>
-    <w:p>
-      <w:pPr>
-        <w:pStyle w:val="ListParagraph"/>
-        <w:numPr>
-          <w:ilvl w:val="0"/>
-          <w:numId w:val="22"/>
-        </w:numPr>
-        <w:spacing w:before="240"/>
-        <w:contextualSpacing w:val="0"/>
-        <w:outlineLvl w:val="0"/>
-        <w:rPr>
-          <w:b/>
-          <w:vanish/>
-        </w:rPr>
-      </w:pPr>
-    </w:p>
-    <w:p>
-      <w:pPr>
-        <w:pStyle w:val="ListParagraph"/>
-        <w:numPr>
-          <w:ilvl w:val="0"/>
-          <w:numId w:val="22"/>
-        </w:numPr>
-        <w:spacing w:before="240"/>
-        <w:contextualSpacing w:val="0"/>
-        <w:outlineLvl w:val="0"/>
-        <w:rPr>
-          <w:b/>
-          <w:vanish/>
-        </w:rPr>
-      </w:pPr>
     </w:p>
     <w:p>
       <w:pPr>
         <w:pStyle w:val="Heading1"/>
         <w:numPr>
           <w:ilvl w:val="0"/>
-          <w:numId w:val="22"/>
+          <w:numId w:val="0"/>
         </w:numPr>
-      </w:pPr>
-      <w:r>
-        <w:t>Data Availability Statement</w:t>
-      </w:r>
-    </w:p>
-    <w:p>
-      <w:pPr>
-        <w:rPr>
-          <w:rFonts w:cs="Times New Roman"/>
-          <w:szCs w:val="24"/>
-        </w:rPr>
-      </w:pPr>
-      <w:r>
-        <w:rPr>
-          <w:rFonts w:cs="Times New Roman"/>
-          <w:szCs w:val="24"/>
-        </w:rPr>
-        <w:t xml:space="preserve">The datasets [GENERATED/ANALYZED] for this study can be found in the [NAME OF REPOSITORY] [LINK]. Please see the </w:t>
-      </w:r>
-      <w:r>
-        <w:rPr>
-          <w:rFonts w:cs="Times New Roman"/>
-          <w:szCs w:val="24"/>
-        </w:rPr>
-        <w:t>“</w:t>
-      </w:r>
-      <w:r>
-        <w:t xml:space="preserve">Availability </w:t>
-      </w:r>
-      <w:r>
-        <w:t>of data</w:t>
-      </w:r>
-      <w:r>
-        <w:t>”</w:t>
-      </w:r>
-      <w:r>
-        <w:t xml:space="preserve"> </w:t>
-      </w:r>
-      <w:r>
-        <w:t xml:space="preserve">section of </w:t>
-      </w:r>
-      <w:hyperlink r:id="rId23" w:anchor="materials-and-data-policies" w:history="1">
-        <w:r>
-          <w:rPr>
-            <w:rStyle w:val="Hyperlink"/>
-          </w:rPr>
-          <w:t xml:space="preserve">Materials and data policies in </w:t>
-        </w:r>
-        <w:r>
-          <w:rPr>
-            <w:rStyle w:val="Hyperlink"/>
-          </w:rPr>
-          <w:t>the Author guidelines</w:t>
-        </w:r>
-      </w:hyperlink>
-      <w:r>
-        <w:rPr>
-          <w:rFonts w:cs="Times New Roman"/>
-          <w:szCs w:val="24"/>
-        </w:rPr>
-        <w:t xml:space="preserve"> for more details.</w:t>
+        <w:rPr>
+          <w:b w:val="0"/>
+          <w:bCs/>
+          <w:shd w:val="clear" w:color="auto" w:fill="FFFFFF"/>
+        </w:rPr>
+      </w:pPr>
+      <w:r>
+        <w:rPr>
+          <w:b w:val="0"/>
+          <w:bCs/>
+          <w:shd w:val="clear" w:color="auto" w:fill="FFFFFF"/>
+        </w:rPr>
+        <w:lastRenderedPageBreak/>
+        <w:t>The authors thank the grant applicants who consented to participate and the anonymous reviewers whose data made this research possible.</w:t>
+      </w:r>
+    </w:p>
+    <w:p>
+      <w:pPr>
+        <w:pStyle w:val="Heading1"/>
+      </w:pPr>
+      <w:r>
+        <w:t xml:space="preserve">Reference </w:t>
+      </w:r>
+    </w:p>
+    <w:p>
+      <w:pPr>
+        <w:ind w:left="567"/>
+        <w:rPr>
+          <w:highlight w:val="yellow"/>
+        </w:rPr>
+      </w:pPr>
+      <w:r>
+        <w:rPr>
+          <w:highlight w:val="yellow"/>
+        </w:rPr>
+        <w:t xml:space="preserve">1. Guthrie S, Klemperer S, </w:t>
+      </w:r>
+      <w:proofErr w:type="spellStart"/>
+      <w:r>
+        <w:rPr>
+          <w:highlight w:val="yellow"/>
+        </w:rPr>
+        <w:t>Lichten</w:t>
+      </w:r>
+      <w:proofErr w:type="spellEnd"/>
+      <w:r>
+        <w:rPr>
+          <w:highlight w:val="yellow"/>
+        </w:rPr>
+        <w:t xml:space="preserve"> CA. Innovating in the Research Funding Process: Peer Review Alternatives and Adaptations. </w:t>
+      </w:r>
+      <w:proofErr w:type="spellStart"/>
+      <w:r>
+        <w:rPr>
+          <w:highlight w:val="yellow"/>
+        </w:rPr>
+        <w:t>AcademyHealth</w:t>
+      </w:r>
+      <w:proofErr w:type="spellEnd"/>
+      <w:r>
+        <w:rPr>
+          <w:highlight w:val="yellow"/>
+        </w:rPr>
+        <w:t xml:space="preserve"> (2019).</w:t>
+      </w:r>
+    </w:p>
+    <w:p>
+      <w:pPr>
+        <w:ind w:left="567"/>
+        <w:rPr>
+          <w:highlight w:val="yellow"/>
+        </w:rPr>
+      </w:pPr>
+    </w:p>
+    <w:p>
+      <w:pPr>
+        <w:ind w:left="567"/>
+        <w:rPr>
+          <w:highlight w:val="yellow"/>
+        </w:rPr>
+      </w:pPr>
+      <w:r>
+        <w:rPr>
+          <w:highlight w:val="yellow"/>
+        </w:rPr>
+        <w:t>2. National Institutes of Health. Simplified Peer Review Framework: Background. U.S. Department of Health and Human Services (2024).</w:t>
+      </w:r>
+    </w:p>
+    <w:p>
+      <w:pPr>
+        <w:ind w:left="567"/>
+        <w:rPr>
+          <w:highlight w:val="yellow"/>
+        </w:rPr>
+      </w:pPr>
+    </w:p>
+    <w:p>
+      <w:pPr>
+        <w:ind w:left="567"/>
+        <w:rPr>
+          <w:highlight w:val="yellow"/>
+        </w:rPr>
+      </w:pPr>
+      <w:r>
+        <w:rPr>
+          <w:highlight w:val="yellow"/>
+        </w:rPr>
+        <w:t xml:space="preserve">3. Marsh HW, Jayasinghe UW, Bond NW. Improving the peer-review process for grant applications: Reliability, validity, bias, and generalizability. </w:t>
+      </w:r>
+      <w:r>
+        <w:rPr>
+          <w:i/>
+          <w:iCs/>
+          <w:highlight w:val="yellow"/>
+        </w:rPr>
+        <w:t>*Am Psychol*</w:t>
+      </w:r>
+      <w:r>
+        <w:rPr>
+          <w:highlight w:val="yellow"/>
+        </w:rPr>
+        <w:t xml:space="preserve"> (2008) 63(3):160–168. </w:t>
+      </w:r>
+      <w:proofErr w:type="spellStart"/>
+      <w:r>
+        <w:rPr>
+          <w:highlight w:val="yellow"/>
+        </w:rPr>
+        <w:t>doi</w:t>
+      </w:r>
+      <w:proofErr w:type="spellEnd"/>
+      <w:r>
+        <w:rPr>
+          <w:highlight w:val="yellow"/>
+        </w:rPr>
+        <w:t>: 10.1037/0003-066X.63.3.160</w:t>
+      </w:r>
+    </w:p>
+    <w:p>
+      <w:pPr>
+        <w:ind w:left="567"/>
+        <w:rPr>
+          <w:highlight w:val="yellow"/>
+        </w:rPr>
+      </w:pPr>
+    </w:p>
+    <w:p>
+      <w:pPr>
+        <w:ind w:left="567"/>
+        <w:rPr>
+          <w:highlight w:val="yellow"/>
+        </w:rPr>
+      </w:pPr>
+      <w:r>
+        <w:rPr>
+          <w:highlight w:val="yellow"/>
+        </w:rPr>
+        <w:t xml:space="preserve">4. Pier EL, </w:t>
+      </w:r>
+      <w:proofErr w:type="spellStart"/>
+      <w:r>
+        <w:rPr>
+          <w:highlight w:val="yellow"/>
+        </w:rPr>
+        <w:t>Brauer</w:t>
+      </w:r>
+      <w:proofErr w:type="spellEnd"/>
+      <w:r>
+        <w:rPr>
+          <w:highlight w:val="yellow"/>
+        </w:rPr>
+        <w:t xml:space="preserve"> M, </w:t>
+      </w:r>
+      <w:proofErr w:type="spellStart"/>
+      <w:r>
+        <w:rPr>
+          <w:highlight w:val="yellow"/>
+        </w:rPr>
+        <w:t>Filut</w:t>
+      </w:r>
+      <w:proofErr w:type="spellEnd"/>
+      <w:r>
+        <w:rPr>
+          <w:highlight w:val="yellow"/>
+        </w:rPr>
+        <w:t xml:space="preserve"> A, </w:t>
+      </w:r>
+      <w:proofErr w:type="spellStart"/>
+      <w:r>
+        <w:rPr>
+          <w:highlight w:val="yellow"/>
+        </w:rPr>
+        <w:t>Kaatz</w:t>
+      </w:r>
+      <w:proofErr w:type="spellEnd"/>
+      <w:r>
+        <w:rPr>
+          <w:highlight w:val="yellow"/>
+        </w:rPr>
+        <w:t xml:space="preserve"> A, </w:t>
+      </w:r>
+      <w:proofErr w:type="spellStart"/>
+      <w:r>
+        <w:rPr>
+          <w:highlight w:val="yellow"/>
+        </w:rPr>
+        <w:t>Raclaw</w:t>
+      </w:r>
+      <w:proofErr w:type="spellEnd"/>
+      <w:r>
+        <w:rPr>
+          <w:highlight w:val="yellow"/>
+        </w:rPr>
+        <w:t xml:space="preserve"> J, Mitchell DA, et al. Low agreement among reviewers evaluating the same NIH grant applications. </w:t>
+      </w:r>
+      <w:r>
+        <w:rPr>
+          <w:i/>
+          <w:iCs/>
+          <w:highlight w:val="yellow"/>
+        </w:rPr>
+        <w:t>*PNAS*</w:t>
+      </w:r>
+      <w:r>
+        <w:rPr>
+          <w:highlight w:val="yellow"/>
+        </w:rPr>
+        <w:t xml:space="preserve"> (2018) 115(12):2952–2957. </w:t>
+      </w:r>
+      <w:proofErr w:type="spellStart"/>
+      <w:r>
+        <w:rPr>
+          <w:highlight w:val="yellow"/>
+        </w:rPr>
+        <w:t>doi</w:t>
+      </w:r>
+      <w:proofErr w:type="spellEnd"/>
+      <w:r>
+        <w:rPr>
+          <w:highlight w:val="yellow"/>
+        </w:rPr>
+        <w:t>: 10.1073/pnas.1714379115</w:t>
+      </w:r>
+    </w:p>
+    <w:p>
+      <w:pPr>
+        <w:ind w:left="567"/>
+        <w:rPr>
+          <w:highlight w:val="yellow"/>
+        </w:rPr>
+      </w:pPr>
+    </w:p>
+    <w:p>
+      <w:pPr>
+        <w:ind w:left="567"/>
+        <w:rPr>
+          <w:highlight w:val="yellow"/>
+        </w:rPr>
+      </w:pPr>
+      <w:r>
+        <w:rPr>
+          <w:highlight w:val="yellow"/>
+        </w:rPr>
+        <w:t xml:space="preserve">5. Zhang DW, </w:t>
+      </w:r>
+      <w:proofErr w:type="spellStart"/>
+      <w:r>
+        <w:rPr>
+          <w:highlight w:val="yellow"/>
+        </w:rPr>
+        <w:t>Boey</w:t>
+      </w:r>
+      <w:proofErr w:type="spellEnd"/>
+      <w:r>
+        <w:rPr>
+          <w:highlight w:val="yellow"/>
+        </w:rPr>
+        <w:t xml:space="preserve"> M, Tan YY, Jia AHS. Evaluating large language models for criterion-based grading from agreement to consistency. </w:t>
+      </w:r>
+      <w:r>
+        <w:rPr>
+          <w:i/>
+          <w:iCs/>
+          <w:highlight w:val="yellow"/>
+        </w:rPr>
+        <w:t>*</w:t>
+      </w:r>
+      <w:proofErr w:type="spellStart"/>
+      <w:proofErr w:type="gramStart"/>
+      <w:r>
+        <w:rPr>
+          <w:i/>
+          <w:iCs/>
+          <w:highlight w:val="yellow"/>
+        </w:rPr>
+        <w:t>npj</w:t>
+      </w:r>
+      <w:proofErr w:type="spellEnd"/>
+      <w:proofErr w:type="gramEnd"/>
+      <w:r>
+        <w:rPr>
+          <w:i/>
+          <w:iCs/>
+          <w:highlight w:val="yellow"/>
+        </w:rPr>
+        <w:t xml:space="preserve"> Sci Learn*</w:t>
+      </w:r>
+      <w:r>
+        <w:rPr>
+          <w:highlight w:val="yellow"/>
+        </w:rPr>
+        <w:t xml:space="preserve"> (2024) 9:79. </w:t>
+      </w:r>
+      <w:proofErr w:type="spellStart"/>
+      <w:r>
+        <w:rPr>
+          <w:highlight w:val="yellow"/>
+        </w:rPr>
+        <w:t>doi</w:t>
+      </w:r>
+      <w:proofErr w:type="spellEnd"/>
+      <w:r>
+        <w:rPr>
+          <w:highlight w:val="yellow"/>
+        </w:rPr>
+        <w:t>: 10.1038/s41539-024-00291-1</w:t>
+      </w:r>
+    </w:p>
+    <w:p>
+      <w:pPr>
+        <w:ind w:left="567"/>
+        <w:rPr>
+          <w:highlight w:val="yellow"/>
+        </w:rPr>
+      </w:pPr>
+    </w:p>
+    <w:p>
+      <w:pPr>
+        <w:ind w:left="567"/>
+        <w:rPr>
+          <w:highlight w:val="yellow"/>
+        </w:rPr>
+      </w:pPr>
+      <w:r>
+        <w:rPr>
+          <w:highlight w:val="yellow"/>
+        </w:rPr>
+        <w:t xml:space="preserve">6. </w:t>
+      </w:r>
+      <w:proofErr w:type="spellStart"/>
+      <w:r>
+        <w:rPr>
+          <w:highlight w:val="yellow"/>
+        </w:rPr>
+        <w:t>Checco</w:t>
+      </w:r>
+      <w:proofErr w:type="spellEnd"/>
+      <w:r>
+        <w:rPr>
+          <w:highlight w:val="yellow"/>
+        </w:rPr>
+        <w:t xml:space="preserve"> A, </w:t>
+      </w:r>
+      <w:proofErr w:type="spellStart"/>
+      <w:r>
+        <w:rPr>
+          <w:highlight w:val="yellow"/>
+        </w:rPr>
+        <w:t>Bracciale</w:t>
+      </w:r>
+      <w:proofErr w:type="spellEnd"/>
+      <w:r>
+        <w:rPr>
+          <w:highlight w:val="yellow"/>
+        </w:rPr>
+        <w:t xml:space="preserve"> L, </w:t>
+      </w:r>
+      <w:proofErr w:type="spellStart"/>
+      <w:r>
+        <w:rPr>
+          <w:highlight w:val="yellow"/>
+        </w:rPr>
+        <w:t>Loreti</w:t>
+      </w:r>
+      <w:proofErr w:type="spellEnd"/>
+      <w:r>
+        <w:rPr>
+          <w:highlight w:val="yellow"/>
+        </w:rPr>
+        <w:t xml:space="preserve"> P, </w:t>
+      </w:r>
+      <w:proofErr w:type="spellStart"/>
+      <w:r>
+        <w:rPr>
+          <w:highlight w:val="yellow"/>
+        </w:rPr>
+        <w:t>Pinfield</w:t>
+      </w:r>
+      <w:proofErr w:type="spellEnd"/>
+      <w:r>
+        <w:rPr>
+          <w:highlight w:val="yellow"/>
+        </w:rPr>
+        <w:t xml:space="preserve"> S, Bianchi G. AI-assisted peer review. </w:t>
+      </w:r>
+      <w:r>
+        <w:rPr>
+          <w:i/>
+          <w:iCs/>
+          <w:highlight w:val="yellow"/>
+        </w:rPr>
+        <w:t>*</w:t>
+      </w:r>
+      <w:proofErr w:type="spellStart"/>
+      <w:r>
+        <w:rPr>
+          <w:i/>
+          <w:iCs/>
+          <w:highlight w:val="yellow"/>
+        </w:rPr>
+        <w:t>Humanit</w:t>
+      </w:r>
+      <w:proofErr w:type="spellEnd"/>
+      <w:r>
+        <w:rPr>
+          <w:i/>
+          <w:iCs/>
+          <w:highlight w:val="yellow"/>
+        </w:rPr>
+        <w:t xml:space="preserve"> Soc Sci </w:t>
+      </w:r>
+      <w:proofErr w:type="spellStart"/>
+      <w:r>
+        <w:rPr>
+          <w:i/>
+          <w:iCs/>
+          <w:highlight w:val="yellow"/>
+        </w:rPr>
+        <w:t>Commun*</w:t>
+      </w:r>
+      <w:proofErr w:type="spellEnd"/>
+      <w:r>
+        <w:rPr>
+          <w:highlight w:val="yellow"/>
+        </w:rPr>
+        <w:t xml:space="preserve"> (2021) 8:25. </w:t>
+      </w:r>
+      <w:proofErr w:type="spellStart"/>
+      <w:r>
+        <w:rPr>
+          <w:highlight w:val="yellow"/>
+        </w:rPr>
+        <w:t>doi</w:t>
+      </w:r>
+      <w:proofErr w:type="spellEnd"/>
+      <w:r>
+        <w:rPr>
+          <w:highlight w:val="yellow"/>
+        </w:rPr>
+        <w:t>: 10.1057/s41599-020-00703-8</w:t>
+      </w:r>
+    </w:p>
+    <w:p>
+      <w:pPr>
+        <w:ind w:left="567"/>
+        <w:rPr>
+          <w:highlight w:val="yellow"/>
+        </w:rPr>
+      </w:pPr>
+    </w:p>
+    <w:p>
+      <w:pPr>
+        <w:ind w:left="567"/>
+        <w:rPr>
+          <w:highlight w:val="yellow"/>
+        </w:rPr>
+      </w:pPr>
+      <w:r>
+        <w:rPr>
+          <w:highlight w:val="yellow"/>
+        </w:rPr>
+        <w:t>7. Liang W, Zhang Y, Cao H, Wang B, Ding D, Yang X, et al. Can Large Language Models Provide Useful Feedback on Research Papers? A Large-Scale Empirical Analysis. arXiv:2310.01783 (2024).</w:t>
+      </w:r>
+    </w:p>
+    <w:p>
+      <w:pPr>
+        <w:ind w:left="567"/>
+        <w:rPr>
+          <w:highlight w:val="yellow"/>
+        </w:rPr>
+      </w:pPr>
+    </w:p>
+    <w:p>
+      <w:pPr>
+        <w:ind w:left="567"/>
+        <w:rPr>
+          <w:highlight w:val="yellow"/>
+        </w:rPr>
+      </w:pPr>
+      <w:r>
+        <w:rPr>
+          <w:highlight w:val="yellow"/>
+        </w:rPr>
+        <w:t xml:space="preserve">8. Wei J, Wang X, Schuurmans D, </w:t>
+      </w:r>
+      <w:proofErr w:type="spellStart"/>
+      <w:r>
+        <w:rPr>
+          <w:highlight w:val="yellow"/>
+        </w:rPr>
+        <w:t>Bosma</w:t>
+      </w:r>
+      <w:proofErr w:type="spellEnd"/>
+      <w:r>
+        <w:rPr>
+          <w:highlight w:val="yellow"/>
+        </w:rPr>
+        <w:t xml:space="preserve"> M, </w:t>
+      </w:r>
+      <w:proofErr w:type="spellStart"/>
+      <w:r>
+        <w:rPr>
+          <w:highlight w:val="yellow"/>
+        </w:rPr>
+        <w:t>Ichter</w:t>
+      </w:r>
+      <w:proofErr w:type="spellEnd"/>
+      <w:r>
+        <w:rPr>
+          <w:highlight w:val="yellow"/>
+        </w:rPr>
+        <w:t xml:space="preserve"> B, Xia F, et al. Chain-of-Thought Prompting Elicits Reasoning in Large Language Models. </w:t>
+      </w:r>
+      <w:r>
+        <w:rPr>
+          <w:i/>
+          <w:iCs/>
+          <w:highlight w:val="yellow"/>
+        </w:rPr>
+        <w:t>*</w:t>
+      </w:r>
+      <w:proofErr w:type="spellStart"/>
+      <w:r>
+        <w:rPr>
+          <w:i/>
+          <w:iCs/>
+          <w:highlight w:val="yellow"/>
+        </w:rPr>
+        <w:t>NeurIPS</w:t>
+      </w:r>
+      <w:proofErr w:type="spellEnd"/>
+      <w:r>
+        <w:rPr>
+          <w:i/>
+          <w:iCs/>
+          <w:highlight w:val="yellow"/>
+        </w:rPr>
+        <w:t>*</w:t>
+      </w:r>
+      <w:r>
+        <w:rPr>
+          <w:highlight w:val="yellow"/>
+        </w:rPr>
+        <w:t xml:space="preserve"> (2022).</w:t>
+      </w:r>
+    </w:p>
+    <w:p>
+      <w:pPr>
+        <w:ind w:left="567"/>
+        <w:rPr>
+          <w:highlight w:val="yellow"/>
+        </w:rPr>
+      </w:pPr>
+    </w:p>
+    <w:p>
+      <w:pPr>
+        <w:ind w:left="567"/>
+        <w:rPr>
+          <w:highlight w:val="yellow"/>
+        </w:rPr>
+      </w:pPr>
+      <w:r>
+        <w:rPr>
+          <w:highlight w:val="yellow"/>
+        </w:rPr>
+        <w:t xml:space="preserve">9. Sahoo P, Singh AK, </w:t>
+      </w:r>
+      <w:proofErr w:type="spellStart"/>
+      <w:r>
+        <w:rPr>
+          <w:highlight w:val="yellow"/>
+        </w:rPr>
+        <w:t>Saha</w:t>
+      </w:r>
+      <w:proofErr w:type="spellEnd"/>
+      <w:r>
+        <w:rPr>
+          <w:highlight w:val="yellow"/>
+        </w:rPr>
+        <w:t xml:space="preserve"> S, Jain V, Mondal S, Chadha A. A Systematic Survey of Prompt Engineering in Large Language Models: Techniques and Applications. arXiv:2402.07927 (2024).</w:t>
+      </w:r>
+    </w:p>
+    <w:p>
+      <w:pPr>
+        <w:ind w:left="567"/>
+        <w:rPr>
+          <w:highlight w:val="yellow"/>
+        </w:rPr>
+      </w:pPr>
+    </w:p>
+    <w:p>
+      <w:pPr>
+        <w:ind w:left="567"/>
+        <w:rPr>
+          <w:highlight w:val="yellow"/>
+        </w:rPr>
+      </w:pPr>
+      <w:r>
+        <w:rPr>
+          <w:highlight w:val="yellow"/>
+        </w:rPr>
+        <w:t xml:space="preserve">10. Hosseini M, </w:t>
+      </w:r>
+      <w:proofErr w:type="spellStart"/>
+      <w:r>
+        <w:rPr>
+          <w:highlight w:val="yellow"/>
+        </w:rPr>
+        <w:t>Horbach</w:t>
+      </w:r>
+      <w:proofErr w:type="spellEnd"/>
+      <w:r>
+        <w:rPr>
+          <w:highlight w:val="yellow"/>
+        </w:rPr>
+        <w:t xml:space="preserve"> SPJM. Fighting reviewer fatigue or amplifying bias? Considerations on the use of AI and generative AI in scholarly peer review. </w:t>
+      </w:r>
+      <w:r>
+        <w:rPr>
+          <w:i/>
+          <w:iCs/>
+          <w:highlight w:val="yellow"/>
+        </w:rPr>
+        <w:t xml:space="preserve">*Res </w:t>
+      </w:r>
+      <w:proofErr w:type="spellStart"/>
+      <w:r>
+        <w:rPr>
+          <w:i/>
+          <w:iCs/>
+          <w:highlight w:val="yellow"/>
+        </w:rPr>
+        <w:t>Integr</w:t>
+      </w:r>
+      <w:proofErr w:type="spellEnd"/>
+      <w:r>
+        <w:rPr>
+          <w:i/>
+          <w:iCs/>
+          <w:highlight w:val="yellow"/>
+        </w:rPr>
+        <w:t xml:space="preserve"> Peer Rev*</w:t>
+      </w:r>
+      <w:r>
+        <w:rPr>
+          <w:highlight w:val="yellow"/>
+        </w:rPr>
+        <w:t xml:space="preserve"> (2023) 8:4. </w:t>
+      </w:r>
+      <w:proofErr w:type="spellStart"/>
+      <w:r>
+        <w:rPr>
+          <w:highlight w:val="yellow"/>
+        </w:rPr>
+        <w:t>doi</w:t>
+      </w:r>
+      <w:proofErr w:type="spellEnd"/>
+      <w:r>
+        <w:rPr>
+          <w:highlight w:val="yellow"/>
+        </w:rPr>
+        <w:t>: 10.1186/s41073-023-00133-5</w:t>
+      </w:r>
+    </w:p>
+    <w:p>
+      <w:pPr>
+        <w:ind w:left="567"/>
+        <w:rPr>
+          <w:highlight w:val="yellow"/>
+        </w:rPr>
+      </w:pPr>
+    </w:p>
+    <w:p>
+      <w:pPr>
+        <w:ind w:left="567"/>
+        <w:rPr>
+          <w:highlight w:val="yellow"/>
+        </w:rPr>
+      </w:pPr>
+      <w:r>
+        <w:rPr>
+          <w:highlight w:val="yellow"/>
+        </w:rPr>
+        <w:t xml:space="preserve">11. Hultgren AR, Carnahan ND, Bhatt DL, Lauer MS. Blinding reviewers to applicants' institutional affiliations reduces institutional prestige bias in research funding. </w:t>
+      </w:r>
+      <w:r>
+        <w:rPr>
+          <w:i/>
+          <w:iCs/>
+          <w:highlight w:val="yellow"/>
+        </w:rPr>
+        <w:t>*</w:t>
+      </w:r>
+      <w:proofErr w:type="spellStart"/>
+      <w:r>
+        <w:rPr>
+          <w:i/>
+          <w:iCs/>
+          <w:highlight w:val="yellow"/>
+        </w:rPr>
+        <w:t>eLife</w:t>
+      </w:r>
+      <w:proofErr w:type="spellEnd"/>
+      <w:r>
+        <w:rPr>
+          <w:i/>
+          <w:iCs/>
+          <w:highlight w:val="yellow"/>
+        </w:rPr>
+        <w:t>*</w:t>
+      </w:r>
+      <w:r>
+        <w:rPr>
+          <w:highlight w:val="yellow"/>
+        </w:rPr>
+        <w:t xml:space="preserve"> (2025).</w:t>
+      </w:r>
+    </w:p>
+    <w:p>
+      <w:pPr>
+        <w:ind w:left="567"/>
+        <w:rPr>
+          <w:highlight w:val="yellow"/>
+        </w:rPr>
+      </w:pPr>
+    </w:p>
+    <w:p>
+      <w:pPr>
+        <w:ind w:left="567"/>
+        <w:rPr>
+          <w:highlight w:val="yellow"/>
+        </w:rPr>
+      </w:pPr>
+      <w:r>
+        <w:rPr>
+          <w:highlight w:val="yellow"/>
+        </w:rPr>
+        <w:t xml:space="preserve">12. Perez E, Ringer S, </w:t>
+      </w:r>
+      <w:proofErr w:type="spellStart"/>
+      <w:r>
+        <w:rPr>
+          <w:highlight w:val="yellow"/>
+        </w:rPr>
+        <w:t>Lukosiute</w:t>
+      </w:r>
+      <w:proofErr w:type="spellEnd"/>
+      <w:r>
+        <w:rPr>
+          <w:highlight w:val="yellow"/>
+        </w:rPr>
+        <w:t xml:space="preserve"> K, Nguyen K, Chen E, Heiner S, et al. Discovering Language Model Behaviors with Model-Written Evaluations. arXiv:2212.09251 (2022).</w:t>
+      </w:r>
+    </w:p>
+    <w:p>
+      <w:pPr>
+        <w:ind w:left="567"/>
+        <w:rPr>
+          <w:highlight w:val="yellow"/>
+        </w:rPr>
+      </w:pPr>
+    </w:p>
+    <w:p>
+      <w:pPr>
+        <w:ind w:left="567"/>
+      </w:pPr>
+      <w:r>
+        <w:rPr>
+          <w:highlight w:val="yellow"/>
+        </w:rPr>
+        <w:t xml:space="preserve">13. Zhao A, Wu Z, </w:t>
+      </w:r>
+      <w:proofErr w:type="spellStart"/>
+      <w:r>
+        <w:rPr>
+          <w:highlight w:val="yellow"/>
+        </w:rPr>
+        <w:t>Awadallah</w:t>
+      </w:r>
+      <w:proofErr w:type="spellEnd"/>
+      <w:r>
+        <w:rPr>
+          <w:highlight w:val="yellow"/>
+        </w:rPr>
+        <w:t xml:space="preserve"> A, Smith NA. Uncertainty and Ambiguity Aversion in Large Language Models. arXiv:2402.03408 (2024).</w:t>
+      </w:r>
+    </w:p>
+    <w:p/>
+    <w:p>
+      <w:pPr>
+        <w:pStyle w:val="Heading1"/>
+      </w:pPr>
+      <w:r>
+        <w:t>Supplementary Material</w:t>
+      </w:r>
+    </w:p>
+    <w:p>
+      <w:pPr>
+        <w:pStyle w:val="Heading1"/>
+      </w:pPr>
+      <w:r>
+        <w:t xml:space="preserve">Data Availability Statement </w:t>
+      </w:r>
+    </w:p>
+    <w:p>
+      <w:r>
+        <w:t>The analysis code and anonymized review scores are publicly available at: https://github.com/hantswilliams/sbu-seedgrant-llm-grantreviewer. Additional data are available upon reasonable request.</w:t>
       </w:r>
     </w:p>
     <w:sectPr>
-      <w:headerReference w:type="even" r:id="rId24"/>
-      <w:headerReference w:type="default" r:id="rId25"/>
-      <w:footerReference w:type="even" r:id="rId26"/>
-      <w:footerReference w:type="default" r:id="rId27"/>
-      <w:headerReference w:type="first" r:id="rId28"/>
+      <w:headerReference w:type="even" r:id="rId12"/>
+      <w:headerReference w:type="default" r:id="rId13"/>
+      <w:footerReference w:type="even" r:id="rId14"/>
+      <w:footerReference w:type="default" r:id="rId15"/>
+      <w:headerReference w:type="first" r:id="rId16"/>
       <w:pgSz w:w="12240" w:h="15840"/>
       <w:pgMar w:top="1138" w:right="1181" w:bottom="1138" w:left="1282" w:header="283" w:footer="510" w:gutter="0"/>
       <w:lnNumType w:countBy="1" w:restart="continuous"/>
@@ -1998,9 +2931,6 @@
 <w:endnotes xmlns:wpc="http://schemas.microsoft.com/office/word/2010/wordprocessingCanvas" xmlns:cx="http://schemas.microsoft.com/office/drawing/2014/chartex" xmlns:cx1="http://schemas.microsoft.com/office/drawing/2015/9/8/chartex" xmlns:cx2="http://schemas.microsoft.com/office/drawing/2015/10/21/chartex" xmlns:cx3="http://schemas.microsoft.com/office/drawing/2016/5/9/chartex" xmlns:cx4="http://schemas.microsoft.com/office/drawing/2016/5/10/chartex" xmlns:cx5="http://schemas.microsoft.com/office/drawing/2016/5/11/chartex" xmlns:cx6="http://schemas.microsoft.com/office/drawing/2016/5/12/chartex" xmlns:cx7="http://schemas.microsoft.com/office/drawing/2016/5/13/chartex" xmlns:cx8="http://schemas.microsoft.com/office/drawing/2016/5/14/chartex" xmlns:mc="http://schemas.openxmlformats.org/markup-compatibility/2006" xmlns:aink="http://schemas.microsoft.com/office/drawing/2016/ink" xmlns:am3d="http://schemas.microsoft.com/office/drawing/2017/model3d" xmlns:o="urn:schemas-microsoft-com:office:office" xmlns:oel="http://schemas.microsoft.com/office/2019/extlst" xmlns:r="http://schemas.openxmlformats.org/officeDocument/2006/relationships" xmlns:m="http://schemas.openxmlformats.org/officeDocument/2006/math" xmlns:v="urn:schemas-microsoft-com:vml" xmlns:wp14="http://schemas.microsoft.com/office/word/2010/wordprocessingDrawing" xmlns:wp="http://schemas.openxmlformats.org/drawingml/2006/wordprocessingDrawing" xmlns:w10="urn:schemas-microsoft-com:office:word" xmlns:w="http://schemas.openxmlformats.org/wordprocessingml/2006/main" xmlns:w14="http://schemas.microsoft.com/office/word/2010/wordml" xmlns:w15="http://schemas.microsoft.com/office/word/2012/wordml" xmlns:w16cex="http://schemas.microsoft.com/office/word/2018/wordml/cex" xmlns:w16cid="http://schemas.microsoft.com/office/word/2016/wordml/cid" xmlns:w16="http://schemas.microsoft.com/office/word/2018/wordml" xmlns:w16sdtdh="http://schemas.microsoft.com/office/word/2020/wordml/sdtdatahash" xmlns:w16se="http://schemas.microsoft.com/office/word/2015/wordml/symex" xmlns:wpg="http://schemas.microsoft.com/office/word/2010/wordprocessingGroup" xmlns:wpi="http://schemas.microsoft.com/office/word/2010/wordprocessingInk" xmlns:wne="http://schemas.microsoft.com/office/word/2006/wordml" xmlns:wps="http://schemas.microsoft.com/office/word/2010/wordprocessingShape" mc:Ignorable="w14 w15 w16se w16cid w16 w16cex w16sdtdh wp14">
   <w:endnote w:type="separator" w:id="-1">
     <w:p>
-      <w:pPr>
-        <w:spacing w:after="0"/>
-      </w:pPr>
       <w:r>
         <w:separator/>
       </w:r>
@@ -2008,9 +2938,6 @@
   </w:endnote>
   <w:endnote w:type="continuationSeparator" w:id="0">
     <w:p>
-      <w:pPr>
-        <w:spacing w:after="0"/>
-      </w:pPr>
       <w:r>
         <w:continuationSeparator/>
       </w:r>
@@ -2090,8 +3017,16 @@
                             <w:rPr>
                               <w:color w:val="C00000"/>
                             </w:rPr>
-                            <w:t>This is a provisional file, not the final typeset article</w:t>
+                            <w:t xml:space="preserve">This is a provisional file, not the final typeset </w:t>
                           </w:r>
+                          <w:proofErr w:type="gramStart"/>
+                          <w:r>
+                            <w:rPr>
+                              <w:color w:val="C00000"/>
+                            </w:rPr>
+                            <w:t>article</w:t>
+                          </w:r>
+                          <w:proofErr w:type="gramEnd"/>
                         </w:p>
                       </w:txbxContent>
                     </wps:txbx>
@@ -2116,7 +3051,7 @@
               <v:stroke joinstyle="miter"/>
               <v:path gradientshapeok="t" o:connecttype="rect"/>
             </v:shapetype>
-            <v:shape id="Text Box 2" o:spid="_x0000_s1026" type="#_x0000_t202" style="position:absolute;margin-left:-8.55pt;margin-top:-4.6pt;width:289.15pt;height:110.55pt;z-index:251683840;visibility:visible;mso-wrap-style:square;mso-width-percent:0;mso-height-percent:200;mso-wrap-distance-left:9pt;mso-wrap-distance-top:0;mso-wrap-distance-right:9pt;mso-wrap-distance-bottom:0;mso-position-horizontal:absolute;mso-position-horizontal-relative:text;mso-position-vertical:absolute;mso-position-vertical-relative:text;mso-width-percent:0;mso-height-percent:200;mso-width-relative:margin;mso-height-relative:margin;v-text-anchor:top" o:gfxdata="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" stroked="f">
+            <v:shape id="Text Box 2" o:spid="_x0000_s1026" type="#_x0000_t202" style="position:absolute;margin-left:-8.55pt;margin-top:-4.6pt;width:289.15pt;height:110.55pt;z-index:251683840;visibility:visible;mso-wrap-style:square;mso-width-percent:0;mso-height-percent:200;mso-wrap-distance-left:9pt;mso-wrap-distance-top:0;mso-wrap-distance-right:9pt;mso-wrap-distance-bottom:0;mso-position-horizontal:absolute;mso-position-horizontal-relative:text;mso-position-vertical:absolute;mso-position-vertical-relative:text;mso-width-percent:0;mso-height-percent:200;mso-width-relative:margin;mso-height-relative:margin;v-text-anchor:top" o:gfxdata="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" stroked="f">
               <v:textbox style="mso-fit-shape-to-text:t">
                 <w:txbxContent>
                   <w:p>
@@ -2129,8 +3064,16 @@
                       <w:rPr>
                         <w:color w:val="C00000"/>
                       </w:rPr>
-                      <w:t>This is a provisional file, not the final typeset article</w:t>
+                      <w:t xml:space="preserve">This is a provisional file, not the final typeset </w:t>
                     </w:r>
+                    <w:proofErr w:type="gramStart"/>
+                    <w:r>
+                      <w:rPr>
+                        <w:color w:val="C00000"/>
+                      </w:rPr>
+                      <w:t>article</w:t>
+                    </w:r>
+                    <w:proofErr w:type="gramEnd"/>
                   </w:p>
                 </w:txbxContent>
               </v:textbox>
@@ -2249,7 +3192,7 @@
         </mc:Choice>
         <mc:Fallback>
           <w:pict>
-            <v:shape w14:anchorId="7C0C9A1E" id="Text Box 1" o:spid="_x0000_s1027" type="#_x0000_t202" style="position:absolute;margin-left:67.6pt;margin-top:0;width:118.8pt;height:31.15pt;z-index:251665408;visibility:visible;mso-wrap-style:square;mso-width-percent:0;mso-height-percent:0;mso-wrap-distance-left:9pt;mso-wrap-distance-top:0;mso-wrap-distance-right:9pt;mso-wrap-distance-bottom:0;mso-position-horizontal:right;mso-position-horizontal-relative:margin;mso-position-vertical:top;mso-position-vertical-relative:bottom-margin-area;mso-width-percent:0;mso-height-percent:0;mso-width-relative:margin;mso-height-relative:margin;v-text-anchor:top" o:gfxdata="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" filled="f" stroked="f" strokeweight=".5pt">
+            <v:shape w14:anchorId="7C0C9A1E" id="Text Box 1" o:spid="_x0000_s1027" type="#_x0000_t202" style="position:absolute;margin-left:67.6pt;margin-top:0;width:118.8pt;height:31.15pt;z-index:251665408;visibility:visible;mso-wrap-style:square;mso-width-percent:0;mso-height-percent:0;mso-wrap-distance-left:9pt;mso-wrap-distance-top:0;mso-wrap-distance-right:9pt;mso-wrap-distance-bottom:0;mso-position-horizontal:right;mso-position-horizontal-relative:margin;mso-position-vertical:top;mso-position-vertical-relative:bottom-margin-area;mso-width-percent:0;mso-height-percent:0;mso-width-relative:margin;mso-height-relative:margin;v-text-anchor:top" o:gfxdata="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" filled="f" stroked="f" strokeweight=".5pt">
               <v:textbox style="mso-fit-shape-to-text:t">
                 <w:txbxContent>
                   <w:p>
@@ -2436,7 +3379,7 @@
               <v:stroke joinstyle="miter"/>
               <v:path gradientshapeok="t" o:connecttype="rect"/>
             </v:shapetype>
-            <v:shape id="Text Box 56" o:spid="_x0000_s1028" type="#_x0000_t202" style="position:absolute;margin-left:67.6pt;margin-top:0;width:118.8pt;height:31.15pt;z-index:251646976;visibility:visible;mso-wrap-style:square;mso-width-percent:0;mso-height-percent:0;mso-wrap-distance-left:9pt;mso-wrap-distance-top:0;mso-wrap-distance-right:9pt;mso-wrap-distance-bottom:0;mso-position-horizontal:right;mso-position-horizontal-relative:margin;mso-position-vertical:top;mso-position-vertical-relative:bottom-margin-area;mso-width-percent:0;mso-height-percent:0;mso-width-relative:margin;mso-height-relative:margin;v-text-anchor:top" o:gfxdata="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" filled="f" stroked="f" strokeweight=".5pt">
+            <v:shape id="Text Box 56" o:spid="_x0000_s1028" type="#_x0000_t202" style="position:absolute;margin-left:67.6pt;margin-top:0;width:118.8pt;height:31.15pt;z-index:251646976;visibility:visible;mso-wrap-style:square;mso-width-percent:0;mso-height-percent:0;mso-wrap-distance-left:9pt;mso-wrap-distance-top:0;mso-wrap-distance-right:9pt;mso-wrap-distance-bottom:0;mso-position-horizontal:right;mso-position-horizontal-relative:margin;mso-position-vertical:top;mso-position-vertical-relative:bottom-margin-area;mso-width-percent:0;mso-height-percent:0;mso-width-relative:margin;mso-height-relative:margin;v-text-anchor:top" o:gfxdata="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" filled="f" stroked="f" strokeweight=".5pt">
               <v:textbox style="mso-fit-shape-to-text:t">
                 <w:txbxContent>
                   <w:p>
@@ -2502,9 +3445,6 @@
 <w:footnotes xmlns:wpc="http://schemas.microsoft.com/office/word/2010/wordprocessingCanvas" xmlns:cx="http://schemas.microsoft.com/office/drawing/2014/chartex" xmlns:cx1="http://schemas.microsoft.com/office/drawing/2015/9/8/chartex" xmlns:cx2="http://schemas.microsoft.com/office/drawing/2015/10/21/chartex" xmlns:cx3="http://schemas.microsoft.com/office/drawing/2016/5/9/chartex" xmlns:cx4="http://schemas.microsoft.com/office/drawing/2016/5/10/chartex" xmlns:cx5="http://schemas.microsoft.com/office/drawing/2016/5/11/chartex" xmlns:cx6="http://schemas.microsoft.com/office/drawing/2016/5/12/chartex" xmlns:cx7="http://schemas.microsoft.com/office/drawing/2016/5/13/chartex" xmlns:cx8="http://schemas.microsoft.com/office/drawing/2016/5/14/chartex" xmlns:mc="http://schemas.openxmlformats.org/markup-compatibility/2006" xmlns:aink="http://schemas.microsoft.com/office/drawing/2016/ink" xmlns:am3d="http://schemas.microsoft.com/office/drawing/2017/model3d" xmlns:o="urn:schemas-microsoft-com:office:office" xmlns:oel="http://schemas.microsoft.com/office/2019/extlst" xmlns:r="http://schemas.openxmlformats.org/officeDocument/2006/relationships" xmlns:m="http://schemas.openxmlformats.org/officeDocument/2006/math" xmlns:v="urn:schemas-microsoft-com:vml" xmlns:wp14="http://schemas.microsoft.com/office/word/2010/wordprocessingDrawing" xmlns:wp="http://schemas.openxmlformats.org/drawingml/2006/wordprocessingDrawing" xmlns:w10="urn:schemas-microsoft-com:office:word" xmlns:w="http://schemas.openxmlformats.org/wordprocessingml/2006/main" xmlns:w14="http://schemas.microsoft.com/office/word/2010/wordml" xmlns:w15="http://schemas.microsoft.com/office/word/2012/wordml" xmlns:w16cex="http://schemas.microsoft.com/office/word/2018/wordml/cex" xmlns:w16cid="http://schemas.microsoft.com/office/word/2016/wordml/cid" xmlns:w16="http://schemas.microsoft.com/office/word/2018/wordml" xmlns:w16sdtdh="http://schemas.microsoft.com/office/word/2020/wordml/sdtdatahash" xmlns:w16se="http://schemas.microsoft.com/office/word/2015/wordml/symex" xmlns:wpg="http://schemas.microsoft.com/office/word/2010/wordprocessingGroup" xmlns:wpi="http://schemas.microsoft.com/office/word/2010/wordprocessingInk" xmlns:wne="http://schemas.microsoft.com/office/word/2006/wordml" xmlns:wps="http://schemas.microsoft.com/office/word/2010/wordprocessingShape" mc:Ignorable="w14 w15 w16se w16cid w16 w16cex w16sdtdh wp14">
   <w:footnote w:type="separator" w:id="-1">
     <w:p>
-      <w:pPr>
-        <w:spacing w:after="0"/>
-      </w:pPr>
       <w:r>
         <w:separator/>
       </w:r>
@@ -2512,39 +3452,9 @@
   </w:footnote>
   <w:footnote w:type="continuationSeparator" w:id="0">
     <w:p>
-      <w:pPr>
-        <w:spacing w:after="0"/>
-      </w:pPr>
       <w:r>
         <w:continuationSeparator/>
       </w:r>
-    </w:p>
-  </w:footnote>
-  <w:footnote w:id="1">
-    <w:p>
-      <w:pPr>
-        <w:pStyle w:val="FootnoteText"/>
-        <w:rPr>
-          <w:b/>
-        </w:rPr>
-      </w:pPr>
-      <w:r>
-        <w:rPr>
-          <w:rStyle w:val="FootnoteReference"/>
-        </w:rPr>
-        <w:footnoteRef/>
-      </w:r>
-      <w:r>
-        <w:t xml:space="preserve"> </w:t>
-      </w:r>
-      <w:r>
-        <w:t>For Original Research articles, please note that the Material and Methods section can be placed in any of the following ways: before Results, before Discussion or after Discussion.</w:t>
-      </w:r>
-    </w:p>
-    <w:p>
-      <w:pPr>
-        <w:pStyle w:val="FootnoteText"/>
-      </w:pPr>
     </w:p>
   </w:footnote>
 </w:footnotes>
@@ -5075,13 +5985,14 @@
   <w:style w:type="paragraph" w:default="1" w:styleId="Normal">
     <w:name w:val="Normal"/>
     <w:qFormat/>
-    <w:rsid w:val="00D80D99"/>
+    <w:rsid w:val="001E618E"/>
     <w:pPr>
-      <w:spacing w:before="120" w:after="240" w:line="240" w:lineRule="auto"/>
+      <w:spacing w:after="0" w:line="240" w:lineRule="auto"/>
     </w:pPr>
     <w:rPr>
-      <w:rFonts w:ascii="Times New Roman" w:hAnsi="Times New Roman"/>
+      <w:rFonts w:ascii="Times New Roman" w:eastAsia="Times New Roman" w:hAnsi="Times New Roman" w:cs="Times New Roman"/>
       <w:sz w:val="24"/>
+      <w:szCs w:val="24"/>
     </w:rPr>
   </w:style>
   <w:style w:type="paragraph" w:styleId="Heading1">
@@ -5141,7 +6052,6 @@
     <w:rPr>
       <w:rFonts w:eastAsiaTheme="majorEastAsia" w:cstheme="majorBidi"/>
       <w:b/>
-      <w:szCs w:val="24"/>
     </w:rPr>
   </w:style>
   <w:style w:type="paragraph" w:styleId="Heading4">
@@ -5180,7 +6090,6 @@
   <w:style w:type="character" w:default="1" w:styleId="DefaultParagraphFont">
     <w:name w:val="Default Paragraph Font"/>
     <w:uiPriority w:val="1"/>
-    <w:semiHidden/>
     <w:unhideWhenUsed/>
   </w:style>
   <w:style w:type="table" w:default="1" w:styleId="TableNormal">
@@ -5252,12 +6161,12 @@
       <w:numPr>
         <w:numId w:val="14"/>
       </w:numPr>
+      <w:spacing w:before="120" w:after="240"/>
       <w:ind w:left="1434" w:hanging="357"/>
       <w:contextualSpacing/>
     </w:pPr>
     <w:rPr>
-      <w:rFonts w:eastAsia="Cambria" w:cs="Times New Roman"/>
-      <w:szCs w:val="24"/>
+      <w:rFonts w:eastAsia="Cambria"/>
     </w:rPr>
   </w:style>
   <w:style w:type="character" w:styleId="Strong">
@@ -5281,10 +6190,6 @@
     <w:pPr>
       <w:spacing w:before="100" w:beforeAutospacing="1" w:after="100" w:afterAutospacing="1"/>
     </w:pPr>
-    <w:rPr>
-      <w:rFonts w:eastAsia="Times New Roman" w:cs="Times New Roman"/>
-      <w:szCs w:val="24"/>
-    </w:rPr>
   </w:style>
   <w:style w:type="paragraph" w:styleId="Header">
     <w:name w:val="header"/>
@@ -5298,9 +6203,12 @@
         <w:tab w:val="center" w:pos="4844"/>
         <w:tab w:val="right" w:pos="9689"/>
       </w:tabs>
+      <w:spacing w:before="120" w:after="240"/>
     </w:pPr>
     <w:rPr>
+      <w:rFonts w:eastAsiaTheme="minorHAnsi" w:cstheme="minorBidi"/>
       <w:b/>
+      <w:szCs w:val="22"/>
     </w:rPr>
   </w:style>
   <w:style w:type="character" w:customStyle="1" w:styleId="HeaderChar">
@@ -5327,8 +6235,12 @@
         <w:tab w:val="center" w:pos="4844"/>
         <w:tab w:val="right" w:pos="9689"/>
       </w:tabs>
-      <w:spacing w:after="0"/>
+      <w:spacing w:before="120"/>
     </w:pPr>
+    <w:rPr>
+      <w:rFonts w:eastAsiaTheme="minorHAnsi" w:cstheme="minorBidi"/>
+      <w:szCs w:val="22"/>
+    </w:rPr>
   </w:style>
   <w:style w:type="character" w:customStyle="1" w:styleId="FooterChar">
     <w:name w:val="Footer Char"/>
@@ -5365,9 +6277,10 @@
     <w:unhideWhenUsed/>
     <w:rsid w:val="00117666"/>
     <w:pPr>
-      <w:spacing w:after="0"/>
+      <w:spacing w:before="120"/>
     </w:pPr>
     <w:rPr>
+      <w:rFonts w:eastAsiaTheme="minorHAnsi" w:cstheme="minorBidi"/>
       <w:sz w:val="20"/>
       <w:szCs w:val="20"/>
     </w:rPr>
@@ -5405,12 +6318,12 @@
     <w:rsid w:val="00A53000"/>
     <w:pPr>
       <w:keepNext/>
+      <w:spacing w:before="120" w:after="240"/>
     </w:pPr>
     <w:rPr>
-      <w:rFonts w:cs="Times New Roman"/>
+      <w:rFonts w:eastAsiaTheme="minorHAnsi"/>
       <w:b/>
       <w:bCs/>
-      <w:szCs w:val="24"/>
     </w:rPr>
   </w:style>
   <w:style w:type="paragraph" w:styleId="BalloonText">
@@ -5422,10 +6335,10 @@
     <w:unhideWhenUsed/>
     <w:rsid w:val="00117666"/>
     <w:pPr>
-      <w:spacing w:after="0"/>
+      <w:spacing w:before="120"/>
     </w:pPr>
     <w:rPr>
-      <w:rFonts w:ascii="Tahoma" w:hAnsi="Tahoma" w:cs="Tahoma"/>
+      <w:rFonts w:ascii="Tahoma" w:eastAsiaTheme="minorHAnsi" w:hAnsi="Tahoma" w:cs="Tahoma"/>
       <w:sz w:val="16"/>
       <w:szCs w:val="16"/>
     </w:rPr>
@@ -5460,9 +6373,10 @@
     <w:unhideWhenUsed/>
     <w:rsid w:val="00CD066B"/>
     <w:pPr>
-      <w:spacing w:after="0"/>
+      <w:spacing w:before="120"/>
     </w:pPr>
     <w:rPr>
+      <w:rFonts w:eastAsiaTheme="minorHAnsi" w:cstheme="minorBidi"/>
       <w:sz w:val="20"/>
       <w:szCs w:val="20"/>
     </w:rPr>
@@ -5510,7 +6424,11 @@
     <w:semiHidden/>
     <w:unhideWhenUsed/>
     <w:rsid w:val="00725A7D"/>
+    <w:pPr>
+      <w:spacing w:before="120" w:after="240"/>
+    </w:pPr>
     <w:rPr>
+      <w:rFonts w:eastAsiaTheme="minorHAnsi" w:cstheme="minorBidi"/>
       <w:sz w:val="20"/>
       <w:szCs w:val="20"/>
     </w:rPr>
@@ -5591,7 +6509,7 @@
       <w:jc w:val="center"/>
     </w:pPr>
     <w:rPr>
-      <w:rFonts w:cs="Times New Roman"/>
+      <w:rFonts w:eastAsiaTheme="minorHAnsi"/>
       <w:b/>
       <w:sz w:val="32"/>
       <w:szCs w:val="32"/>
@@ -5619,12 +6537,11 @@
     <w:qFormat/>
     <w:rsid w:val="00AC0270"/>
     <w:pPr>
-      <w:spacing w:before="240"/>
+      <w:spacing w:before="240" w:after="240"/>
     </w:pPr>
     <w:rPr>
-      <w:rFonts w:cs="Times New Roman"/>
+      <w:rFonts w:eastAsiaTheme="minorHAnsi"/>
       <w:b/>
-      <w:szCs w:val="24"/>
     </w:rPr>
   </w:style>
   <w:style w:type="character" w:customStyle="1" w:styleId="SubtitleChar">
@@ -5744,9 +6661,11 @@
       <w:jc w:val="center"/>
     </w:pPr>
     <w:rPr>
+      <w:rFonts w:eastAsiaTheme="minorHAnsi" w:cstheme="minorBidi"/>
       <w:i/>
       <w:iCs/>
       <w:color w:val="404040" w:themeColor="text1" w:themeTint="BF"/>
+      <w:szCs w:val="22"/>
     </w:rPr>
   </w:style>
   <w:style w:type="character" w:customStyle="1" w:styleId="QuoteChar">
@@ -5827,6 +6746,25 @@
       <w:color w:val="605E5C"/>
       <w:shd w:val="clear" w:color="auto" w:fill="E1DFDD"/>
     </w:rPr>
+  </w:style>
+  <w:style w:type="table" w:styleId="TableGridLight">
+    <w:name w:val="Grid Table Light"/>
+    <w:basedOn w:val="TableNormal"/>
+    <w:uiPriority w:val="40"/>
+    <w:rsid w:val="009B616B"/>
+    <w:pPr>
+      <w:spacing w:after="0" w:line="240" w:lineRule="auto"/>
+    </w:pPr>
+    <w:tblPr>
+      <w:tblBorders>
+        <w:top w:val="single" w:sz="4" w:space="0" w:color="BFBFBF" w:themeColor="background1" w:themeShade="BF"/>
+        <w:left w:val="single" w:sz="4" w:space="0" w:color="BFBFBF" w:themeColor="background1" w:themeShade="BF"/>
+        <w:bottom w:val="single" w:sz="4" w:space="0" w:color="BFBFBF" w:themeColor="background1" w:themeShade="BF"/>
+        <w:right w:val="single" w:sz="4" w:space="0" w:color="BFBFBF" w:themeColor="background1" w:themeShade="BF"/>
+        <w:insideH w:val="single" w:sz="4" w:space="0" w:color="BFBFBF" w:themeColor="background1" w:themeShade="BF"/>
+        <w:insideV w:val="single" w:sz="4" w:space="0" w:color="BFBFBF" w:themeColor="background1" w:themeShade="BF"/>
+      </w:tblBorders>
+    </w:tblPr>
   </w:style>
 </w:styles>
 </file>
@@ -6117,6 +7055,56 @@
 </file>
 
 <file path=customXml/item1.xml><?xml version="1.0" encoding="utf-8"?>
+<?mso-contentType ?>
+<spe:Receivers xmlns:spe="http://schemas.microsoft.com/sharepoint/events">
+  <Receiver>
+    <Name>Document ID Generator</Name>
+    <Synchronization>Synchronous</Synchronization>
+    <Type>10001</Type>
+    <SequenceNumber>1000</SequenceNumber>
+    <Url/>
+    <Assembly>Microsoft.Office.DocumentManagement, Version=16.0.0.0, Culture=neutral, PublicKeyToken=71e9bce111e9429c</Assembly>
+    <Class>Microsoft.Office.DocumentManagement.Internal.DocIdHandler</Class>
+    <Data/>
+    <Filter/>
+  </Receiver>
+  <Receiver>
+    <Name>Document ID Generator</Name>
+    <Synchronization>Synchronous</Synchronization>
+    <Type>10002</Type>
+    <SequenceNumber>1001</SequenceNumber>
+    <Url/>
+    <Assembly>Microsoft.Office.DocumentManagement, Version=16.0.0.0, Culture=neutral, PublicKeyToken=71e9bce111e9429c</Assembly>
+    <Class>Microsoft.Office.DocumentManagement.Internal.DocIdHandler</Class>
+    <Data/>
+    <Filter/>
+  </Receiver>
+  <Receiver>
+    <Name>Document ID Generator</Name>
+    <Synchronization>Synchronous</Synchronization>
+    <Type>10004</Type>
+    <SequenceNumber>1002</SequenceNumber>
+    <Url/>
+    <Assembly>Microsoft.Office.DocumentManagement, Version=16.0.0.0, Culture=neutral, PublicKeyToken=71e9bce111e9429c</Assembly>
+    <Class>Microsoft.Office.DocumentManagement.Internal.DocIdHandler</Class>
+    <Data/>
+    <Filter/>
+  </Receiver>
+  <Receiver>
+    <Name>Document ID Generator</Name>
+    <Synchronization>Synchronous</Synchronization>
+    <Type>10006</Type>
+    <SequenceNumber>1003</SequenceNumber>
+    <Url/>
+    <Assembly>Microsoft.Office.DocumentManagement, Version=16.0.0.0, Culture=neutral, PublicKeyToken=71e9bce111e9429c</Assembly>
+    <Class>Microsoft.Office.DocumentManagement.Internal.DocIdHandler</Class>
+    <Data/>
+    <Filter/>
+  </Receiver>
+</spe:Receivers>
+</file>
+
+<file path=customXml/item2.xml><?xml version="1.0" encoding="utf-8"?>
 <ct:contentTypeSchema xmlns:ct="http://schemas.microsoft.com/office/2006/metadata/contentType" xmlns:ma="http://schemas.microsoft.com/office/2006/metadata/properties/metaAttributes" ct:_="" ma:_="" ma:contentTypeName="Document" ma:contentTypeID="0x01010026445AF306EBB441B7A6158762C40D43" ma:contentTypeVersion="28" ma:contentTypeDescription="Create a new document." ma:contentTypeScope="" ma:versionID="6fd1d3709ebdae3c6e0eeb2d23db798b">
   <xsd:schema xmlns:xsd="http://www.w3.org/2001/XMLSchema" xmlns:xs="http://www.w3.org/2001/XMLSchema" xmlns:p="http://schemas.microsoft.com/office/2006/metadata/properties" xmlns:ns2="26005759-6815-4540-b8ea-913958d74f23" xmlns:ns3="970c08f3-bdc0-46be-888b-e62464d9f78c" targetNamespace="http://schemas.microsoft.com/office/2006/metadata/properties" ma:root="true" ma:fieldsID="830d6d9b807b871f8ec19ed92d251fd0" ns2:_="" ns3:_="">
     <xsd:import namespace="26005759-6815-4540-b8ea-913958d74f23"/>
@@ -6418,57 +7406,20 @@
 </ct:contentTypeSchema>
 </file>
 
-<file path=customXml/item2.xml><?xml version="1.0" encoding="utf-8"?>
+<file path=customXml/item3.xml><?xml version="1.0" encoding="utf-8"?>
 <?mso-contentType ?>
-<spe:Receivers xmlns:spe="http://schemas.microsoft.com/sharepoint/events">
-  <Receiver>
-    <Name>Document ID Generator</Name>
-    <Synchronization>Synchronous</Synchronization>
-    <Type>10001</Type>
-    <SequenceNumber>1000</SequenceNumber>
-    <Url/>
-    <Assembly>Microsoft.Office.DocumentManagement, Version=16.0.0.0, Culture=neutral, PublicKeyToken=71e9bce111e9429c</Assembly>
-    <Class>Microsoft.Office.DocumentManagement.Internal.DocIdHandler</Class>
-    <Data/>
-    <Filter/>
-  </Receiver>
-  <Receiver>
-    <Name>Document ID Generator</Name>
-    <Synchronization>Synchronous</Synchronization>
-    <Type>10002</Type>
-    <SequenceNumber>1001</SequenceNumber>
-    <Url/>
-    <Assembly>Microsoft.Office.DocumentManagement, Version=16.0.0.0, Culture=neutral, PublicKeyToken=71e9bce111e9429c</Assembly>
-    <Class>Microsoft.Office.DocumentManagement.Internal.DocIdHandler</Class>
-    <Data/>
-    <Filter/>
-  </Receiver>
-  <Receiver>
-    <Name>Document ID Generator</Name>
-    <Synchronization>Synchronous</Synchronization>
-    <Type>10004</Type>
-    <SequenceNumber>1002</SequenceNumber>
-    <Url/>
-    <Assembly>Microsoft.Office.DocumentManagement, Version=16.0.0.0, Culture=neutral, PublicKeyToken=71e9bce111e9429c</Assembly>
-    <Class>Microsoft.Office.DocumentManagement.Internal.DocIdHandler</Class>
-    <Data/>
-    <Filter/>
-  </Receiver>
-  <Receiver>
-    <Name>Document ID Generator</Name>
-    <Synchronization>Synchronous</Synchronization>
-    <Type>10006</Type>
-    <SequenceNumber>1003</SequenceNumber>
-    <Url/>
-    <Assembly>Microsoft.Office.DocumentManagement, Version=16.0.0.0, Culture=neutral, PublicKeyToken=71e9bce111e9429c</Assembly>
-    <Class>Microsoft.Office.DocumentManagement.Internal.DocIdHandler</Class>
-    <Data/>
-    <Filter/>
-  </Receiver>
-</spe:Receivers>
+<FormTemplates xmlns="http://schemas.microsoft.com/sharepoint/v3/contenttype/forms">
+  <Display>DocumentLibraryForm</Display>
+  <Edit>DocumentLibraryForm</Edit>
+  <New>DocumentLibraryForm</New>
+</FormTemplates>
 </file>
 
-<file path=customXml/item3.xml><?xml version="1.0" encoding="utf-8"?>
+<file path=customXml/item4.xml><?xml version="1.0" encoding="utf-8"?>
+<b:Sources xmlns:b="http://schemas.openxmlformats.org/officeDocument/2006/bibliography" xmlns="http://schemas.openxmlformats.org/officeDocument/2006/bibliography" SelectedStyle="\CHICAGO.XSL" StyleName="Chicago"/>
+</file>
+
+<file path=customXml/item5.xml><?xml version="1.0" encoding="utf-8"?>
 <p:properties xmlns:p="http://schemas.microsoft.com/office/2006/metadata/properties" xmlns:xsi="http://www.w3.org/2001/XMLSchema-instance" xmlns:pc="http://schemas.microsoft.com/office/infopath/2007/PartnerControls">
   <documentManagement>
     <_dlc_DocId xmlns="26005759-6815-4540-b8ea-913958d74f23">FRONDOC-1086935359-10120</_dlc_DocId>
@@ -6502,20 +7453,15 @@
 </p:properties>
 </file>
 
-<file path=customXml/item4.xml><?xml version="1.0" encoding="utf-8"?>
-<b:Sources xmlns:b="http://schemas.openxmlformats.org/officeDocument/2006/bibliography" xmlns="http://schemas.openxmlformats.org/officeDocument/2006/bibliography" SelectedStyle="\CHICAGO.XSL" StyleName="Chicago"/>
+<file path=customXml/itemProps1.xml><?xml version="1.0" encoding="utf-8"?>
+<ds:datastoreItem xmlns:ds="http://schemas.openxmlformats.org/officeDocument/2006/customXml" ds:itemID="{51F9E78B-9130-4244-A349-202827F2937E}">
+  <ds:schemaRefs>
+    <ds:schemaRef ds:uri="http://schemas.microsoft.com/sharepoint/events"/>
+  </ds:schemaRefs>
+</ds:datastoreItem>
 </file>
 
-<file path=customXml/item5.xml><?xml version="1.0" encoding="utf-8"?>
-<?mso-contentType ?>
-<FormTemplates xmlns="http://schemas.microsoft.com/sharepoint/v3/contenttype/forms">
-  <Display>DocumentLibraryForm</Display>
-  <Edit>DocumentLibraryForm</Edit>
-  <New>DocumentLibraryForm</New>
-</FormTemplates>
-</file>
-
-<file path=customXml/itemProps1.xml><?xml version="1.0" encoding="utf-8"?>
+<file path=customXml/itemProps2.xml><?xml version="1.0" encoding="utf-8"?>
 <ds:datastoreItem xmlns:ds="http://schemas.openxmlformats.org/officeDocument/2006/customXml" ds:itemID="{37D19558-80B8-407F-9A85-A5582859BFC5}">
   <ds:schemaRefs>
     <ds:schemaRef ds:uri="http://schemas.microsoft.com/office/2006/metadata/contentType"/>
@@ -6534,21 +7480,10 @@
 </ds:datastoreItem>
 </file>
 
-<file path=customXml/itemProps2.xml><?xml version="1.0" encoding="utf-8"?>
-<ds:datastoreItem xmlns:ds="http://schemas.openxmlformats.org/officeDocument/2006/customXml" ds:itemID="{51F9E78B-9130-4244-A349-202827F2937E}">
+<file path=customXml/itemProps3.xml><?xml version="1.0" encoding="utf-8"?>
+<ds:datastoreItem xmlns:ds="http://schemas.openxmlformats.org/officeDocument/2006/customXml" ds:itemID="{A547FD6E-73F0-4542-8474-D6680317EFD1}">
   <ds:schemaRefs>
-    <ds:schemaRef ds:uri="http://schemas.microsoft.com/sharepoint/events"/>
-  </ds:schemaRefs>
-</ds:datastoreItem>
-</file>
-
-<file path=customXml/itemProps3.xml><?xml version="1.0" encoding="utf-8"?>
-<ds:datastoreItem xmlns:ds="http://schemas.openxmlformats.org/officeDocument/2006/customXml" ds:itemID="{C80633FE-2C4D-43D3-9027-7B70B5BC8799}">
-  <ds:schemaRefs>
-    <ds:schemaRef ds:uri="http://schemas.microsoft.com/office/2006/metadata/properties"/>
-    <ds:schemaRef ds:uri="http://schemas.microsoft.com/office/infopath/2007/PartnerControls"/>
-    <ds:schemaRef ds:uri="26005759-6815-4540-b8ea-913958d74f23"/>
-    <ds:schemaRef ds:uri="970c08f3-bdc0-46be-888b-e62464d9f78c"/>
+    <ds:schemaRef ds:uri="http://schemas.microsoft.com/sharepoint/v3/contenttype/forms"/>
   </ds:schemaRefs>
 </ds:datastoreItem>
 </file>
@@ -6562,9 +7497,12 @@
 </file>
 
 <file path=customXml/itemProps5.xml><?xml version="1.0" encoding="utf-8"?>
-<ds:datastoreItem xmlns:ds="http://schemas.openxmlformats.org/officeDocument/2006/customXml" ds:itemID="{A547FD6E-73F0-4542-8474-D6680317EFD1}">
+<ds:datastoreItem xmlns:ds="http://schemas.openxmlformats.org/officeDocument/2006/customXml" ds:itemID="{C80633FE-2C4D-43D3-9027-7B70B5BC8799}">
   <ds:schemaRefs>
-    <ds:schemaRef ds:uri="http://schemas.microsoft.com/sharepoint/v3/contenttype/forms"/>
+    <ds:schemaRef ds:uri="http://schemas.microsoft.com/office/2006/metadata/properties"/>
+    <ds:schemaRef ds:uri="http://schemas.microsoft.com/office/infopath/2007/PartnerControls"/>
+    <ds:schemaRef ds:uri="26005759-6815-4540-b8ea-913958d74f23"/>
+    <ds:schemaRef ds:uri="970c08f3-bdc0-46be-888b-e62464d9f78c"/>
   </ds:schemaRefs>
 </ds:datastoreItem>
 </file>